--- a/SRS_DevTrackAI.docx
+++ b/SRS_DevTrackAI.docx
@@ -1403,6 +1403,1997 @@
         <w:t>9. Risks, Constraints, and Appendix</w:t>
       </w:r>
     </w:p>
+    <w:p>
+      <w:r>
+        <w:br w:type="page"/>
+      </w:r>
+    </w:p>
+    <w:p>
+      <w:pPr>
+        <w:pStyle w:val="Heading1"/>
+      </w:pPr>
+      <w:r>
+        <w:t>1. Project Overview</w:t>
+      </w:r>
+    </w:p>
+    <w:p>
+      <w:pPr>
+        <w:pStyle w:val="Heading2"/>
+      </w:pPr>
+      <w:r>
+        <w:t>1.1 Introduction</w:t>
+      </w:r>
+    </w:p>
+    <w:p>
+      <w:pPr>
+        <w:spacing w:before="0" w:after="120" w:line="269" w:lineRule="auto"/>
+      </w:pPr>
+      <w:r>
+        <w:rPr>
+          <w:rFonts w:ascii="Calibri" w:hAnsi="Calibri" w:eastAsia="Calibri"/>
+          <w:sz w:val="21"/>
+        </w:rPr>
+        <w:t>DevTrack AI is an AI-integrated project workspace designed for IT student teams working on course projects, capstone projects, or semester-based software products. The system focuses on managing the project process with requirement traceability, evidence-based progress tracking, testing visibility, and weekly reporting.</w:t>
+      </w:r>
+    </w:p>
+    <w:p>
+      <w:pPr>
+        <w:spacing w:before="0" w:after="120" w:line="269" w:lineRule="auto"/>
+      </w:pPr>
+      <w:r>
+        <w:rPr>
+          <w:rFonts w:ascii="Calibri" w:hAnsi="Calibri" w:eastAsia="Calibri"/>
+          <w:sz w:val="21"/>
+        </w:rPr>
+        <w:t>Unlike a general task board, DevTrack AI does not only answer the question of who is doing which task. It is intended to help a team prove whether a requirement has been implemented, tested, linked to valid evidence, affected by open defects, and reflected in project reports.</w:t>
+      </w:r>
+    </w:p>
+    <w:p>
+      <w:pPr>
+        <w:pStyle w:val="Heading2"/>
+      </w:pPr>
+      <w:r>
+        <w:t>1.2 Purpose</w:t>
+      </w:r>
+    </w:p>
+    <w:p>
+      <w:pPr>
+        <w:spacing w:before="0" w:after="120" w:line="269" w:lineRule="auto"/>
+      </w:pPr>
+      <w:r>
+        <w:rPr>
+          <w:rFonts w:ascii="Calibri" w:hAnsi="Calibri" w:eastAsia="Calibri"/>
+          <w:sz w:val="21"/>
+        </w:rPr>
+        <w:t>The purpose of this SRS is to define the functional and non-functional expectations for DevTrack AI. This document clarifies the system scope, user roles, existing system gaps, and the proposed direction for building a project workspace that supports academic software development in a more transparent and traceable way.</w:t>
+      </w:r>
+    </w:p>
+    <w:p>
+      <w:pPr>
+        <w:pStyle w:val="Heading2"/>
+      </w:pPr>
+      <w:r>
+        <w:t>1.3 Problem Statement</w:t>
+      </w:r>
+    </w:p>
+    <w:p>
+      <w:pPr>
+        <w:spacing w:before="0" w:after="120" w:line="269" w:lineRule="auto"/>
+      </w:pPr>
+      <w:r>
+        <w:rPr>
+          <w:rFonts w:ascii="Calibri" w:hAnsi="Calibri" w:eastAsia="Calibri"/>
+          <w:sz w:val="21"/>
+        </w:rPr>
+        <w:t>Student teams often manage requirements, tasks, testing, evidence, GitHub activity, and weekly reports in separate tools. This creates weak traceability and makes it difficult for leaders and mentors to verify whether project progress is real, complete, and supported by proper evidence. In many cases, testing is performed late, evidence is uploaded without review, and AI-generated work is not recorded transparently.</w:t>
+      </w:r>
+    </w:p>
+    <w:p>
+      <w:pPr>
+        <w:pStyle w:val="Heading2"/>
+      </w:pPr>
+      <w:r>
+        <w:t>1.4 Project Objectives</w:t>
+      </w:r>
+    </w:p>
+    <w:p>
+      <w:pPr>
+        <w:pStyle w:val="ListBullet"/>
+        <w:spacing w:after="80" w:line="264" w:lineRule="auto"/>
+      </w:pPr>
+      <w:r>
+        <w:rPr>
+          <w:rFonts w:ascii="Calibri" w:hAnsi="Calibri" w:eastAsia="Calibri"/>
+          <w:sz w:val="20"/>
+        </w:rPr>
+        <w:t>Provide a structured workspace for project, requirement, task, sprint, test case, bug, evidence, RTM, and report management.</w:t>
+      </w:r>
+    </w:p>
+    <w:p>
+      <w:pPr>
+        <w:pStyle w:val="ListBullet"/>
+        <w:spacing w:after="80" w:line="264" w:lineRule="auto"/>
+      </w:pPr>
+      <w:r>
+        <w:rPr>
+          <w:rFonts w:ascii="Calibri" w:hAnsi="Calibri" w:eastAsia="Calibri"/>
+          <w:sz w:val="20"/>
+        </w:rPr>
+        <w:t>Support requirement traceability from requirement to use case, task, test case, defect, evidence, GitHub activity, and report.</w:t>
+      </w:r>
+    </w:p>
+    <w:p>
+      <w:pPr>
+        <w:pStyle w:val="ListBullet"/>
+        <w:spacing w:after="80" w:line="264" w:lineRule="auto"/>
+      </w:pPr>
+      <w:r>
+        <w:rPr>
+          <w:rFonts w:ascii="Calibri" w:hAnsi="Calibri" w:eastAsia="Calibri"/>
+          <w:sz w:val="20"/>
+        </w:rPr>
+        <w:t>Help leaders and mentors identify missing artifacts such as tasks without requirements, requirements without test cases, or completed tasks without accepted evidence.</w:t>
+      </w:r>
+    </w:p>
+    <w:p>
+      <w:pPr>
+        <w:pStyle w:val="ListBullet"/>
+        <w:spacing w:after="80" w:line="264" w:lineRule="auto"/>
+      </w:pPr>
+      <w:r>
+        <w:rPr>
+          <w:rFonts w:ascii="Calibri" w:hAnsi="Calibri" w:eastAsia="Calibri"/>
+          <w:sz w:val="20"/>
+        </w:rPr>
+        <w:t>Use AI as a support layer for draft tasks, draft test cases, missing-artifact suggestions, and weekly report drafts while keeping human review mandatory.</w:t>
+      </w:r>
+    </w:p>
+    <w:p>
+      <w:pPr>
+        <w:pStyle w:val="ListBullet"/>
+        <w:spacing w:after="80" w:line="264" w:lineRule="auto"/>
+      </w:pPr>
+      <w:r>
+        <w:rPr>
+          <w:rFonts w:ascii="Calibri" w:hAnsi="Calibri" w:eastAsia="Calibri"/>
+          <w:sz w:val="20"/>
+        </w:rPr>
+        <w:t>Improve transparency of student contribution by combining task progress, evidence, testing activity, and GitHub metadata instead of relying only on commit count.</w:t>
+      </w:r>
+    </w:p>
+    <w:p>
+      <w:pPr>
+        <w:pStyle w:val="Heading2"/>
+      </w:pPr>
+      <w:r>
+        <w:t>1.5 Target Users</w:t>
+      </w:r>
+    </w:p>
+    <w:tbl>
+      <w:tblPr>
+        <w:tblStyle w:val="TableGrid"/>
+        <w:tblW w:type="auto" w:w="0"/>
+        <w:jc w:val="center"/>
+        <w:tblLayout w:type="fixed"/>
+        <w:tblLook w:firstColumn="1" w:firstRow="1" w:lastColumn="0" w:lastRow="0" w:noHBand="0" w:noVBand="1" w:val="04A0"/>
+      </w:tblPr>
+      <w:tblGrid>
+        <w:gridCol w:w="3264"/>
+        <w:gridCol w:w="3264"/>
+        <w:gridCol w:w="3264"/>
+      </w:tblGrid>
+      <w:tr>
+        <w:trPr>
+          <w:tblHeader w:val="true"/>
+        </w:trPr>
+        <w:tc>
+          <w:tcPr>
+            <w:tcW w:type="dxa" w:w="1944"/>
+            <w:shd w:fill="E8EEF5"/>
+            <w:vAlign w:val="center"/>
+          </w:tcPr>
+          <w:p>
+            <w:pPr>
+              <w:spacing w:after="0" w:line="252" w:lineRule="auto"/>
+            </w:pPr>
+            <w:r/>
+            <w:r>
+              <w:rPr>
+                <w:rFonts w:ascii="Calibri" w:hAnsi="Calibri" w:eastAsia="Calibri"/>
+                <w:b/>
+                <w:color w:val="0B2545"/>
+                <w:sz w:val="18"/>
+              </w:rPr>
+              <w:t>User Group</w:t>
+            </w:r>
+          </w:p>
+        </w:tc>
+        <w:tc>
+          <w:tcPr>
+            <w:tcW w:type="dxa" w:w="3096"/>
+            <w:shd w:fill="E8EEF5"/>
+            <w:vAlign w:val="center"/>
+          </w:tcPr>
+          <w:p>
+            <w:pPr>
+              <w:spacing w:after="0" w:line="252" w:lineRule="auto"/>
+            </w:pPr>
+            <w:r/>
+            <w:r>
+              <w:rPr>
+                <w:rFonts w:ascii="Calibri" w:hAnsi="Calibri" w:eastAsia="Calibri"/>
+                <w:b/>
+                <w:color w:val="0B2545"/>
+                <w:sz w:val="18"/>
+              </w:rPr>
+              <w:t>Description</w:t>
+            </w:r>
+          </w:p>
+        </w:tc>
+        <w:tc>
+          <w:tcPr>
+            <w:tcW w:type="dxa" w:w="4320"/>
+            <w:shd w:fill="E8EEF5"/>
+            <w:vAlign w:val="center"/>
+          </w:tcPr>
+          <w:p>
+            <w:pPr>
+              <w:spacing w:after="0" w:line="252" w:lineRule="auto"/>
+            </w:pPr>
+            <w:r/>
+            <w:r>
+              <w:rPr>
+                <w:rFonts w:ascii="Calibri" w:hAnsi="Calibri" w:eastAsia="Calibri"/>
+                <w:b/>
+                <w:color w:val="0B2545"/>
+                <w:sz w:val="18"/>
+              </w:rPr>
+              <w:t>Main Needs</w:t>
+            </w:r>
+          </w:p>
+        </w:tc>
+      </w:tr>
+      <w:tr>
+        <w:tc>
+          <w:tcPr>
+            <w:tcW w:type="dxa" w:w="1944"/>
+            <w:shd w:fill="FFFFFF"/>
+            <w:vAlign w:val="center"/>
+          </w:tcPr>
+          <w:p>
+            <w:pPr>
+              <w:spacing w:after="0" w:line="252" w:lineRule="auto"/>
+            </w:pPr>
+            <w:r/>
+            <w:r>
+              <w:rPr>
+                <w:rFonts w:ascii="Calibri" w:hAnsi="Calibri" w:eastAsia="Calibri"/>
+                <w:b w:val="0"/>
+                <w:sz w:val="18"/>
+              </w:rPr>
+              <w:t>Project Leader</w:t>
+            </w:r>
+          </w:p>
+        </w:tc>
+        <w:tc>
+          <w:tcPr>
+            <w:tcW w:type="dxa" w:w="3096"/>
+            <w:shd w:fill="FFFFFF"/>
+            <w:vAlign w:val="center"/>
+          </w:tcPr>
+          <w:p>
+            <w:pPr>
+              <w:spacing w:after="0" w:line="252" w:lineRule="auto"/>
+            </w:pPr>
+            <w:r/>
+            <w:r>
+              <w:rPr>
+                <w:rFonts w:ascii="Calibri" w:hAnsi="Calibri" w:eastAsia="Calibri"/>
+                <w:b w:val="0"/>
+                <w:sz w:val="18"/>
+              </w:rPr>
+              <w:t>Student responsible for coordinating the team project.</w:t>
+            </w:r>
+          </w:p>
+        </w:tc>
+        <w:tc>
+          <w:tcPr>
+            <w:tcW w:type="dxa" w:w="4320"/>
+            <w:shd w:fill="FFFFFF"/>
+            <w:vAlign w:val="center"/>
+          </w:tcPr>
+          <w:p>
+            <w:pPr>
+              <w:spacing w:after="0" w:line="252" w:lineRule="auto"/>
+            </w:pPr>
+            <w:r/>
+            <w:r>
+              <w:rPr>
+                <w:rFonts w:ascii="Calibri" w:hAnsi="Calibri" w:eastAsia="Calibri"/>
+                <w:b w:val="0"/>
+                <w:sz w:val="18"/>
+              </w:rPr>
+              <w:t>Manage requirements, assign tasks, review evidence, monitor RTM, and generate reports.</w:t>
+            </w:r>
+          </w:p>
+        </w:tc>
+      </w:tr>
+      <w:tr>
+        <w:tc>
+          <w:tcPr>
+            <w:tcW w:type="dxa" w:w="1944"/>
+            <w:shd w:fill="FFFFFF"/>
+            <w:vAlign w:val="center"/>
+          </w:tcPr>
+          <w:p>
+            <w:pPr>
+              <w:spacing w:after="0" w:line="252" w:lineRule="auto"/>
+            </w:pPr>
+            <w:r/>
+            <w:r>
+              <w:rPr>
+                <w:rFonts w:ascii="Calibri" w:hAnsi="Calibri" w:eastAsia="Calibri"/>
+                <w:b w:val="0"/>
+                <w:sz w:val="18"/>
+              </w:rPr>
+              <w:t>Team Member</w:t>
+            </w:r>
+          </w:p>
+        </w:tc>
+        <w:tc>
+          <w:tcPr>
+            <w:tcW w:type="dxa" w:w="3096"/>
+            <w:shd w:fill="FFFFFF"/>
+            <w:vAlign w:val="center"/>
+          </w:tcPr>
+          <w:p>
+            <w:pPr>
+              <w:spacing w:after="0" w:line="252" w:lineRule="auto"/>
+            </w:pPr>
+            <w:r/>
+            <w:r>
+              <w:rPr>
+                <w:rFonts w:ascii="Calibri" w:hAnsi="Calibri" w:eastAsia="Calibri"/>
+                <w:b w:val="0"/>
+                <w:sz w:val="18"/>
+              </w:rPr>
+              <w:t>Student who implements, tests, documents, or supports project work.</w:t>
+            </w:r>
+          </w:p>
+        </w:tc>
+        <w:tc>
+          <w:tcPr>
+            <w:tcW w:type="dxa" w:w="4320"/>
+            <w:shd w:fill="FFFFFF"/>
+            <w:vAlign w:val="center"/>
+          </w:tcPr>
+          <w:p>
+            <w:pPr>
+              <w:spacing w:after="0" w:line="252" w:lineRule="auto"/>
+            </w:pPr>
+            <w:r/>
+            <w:r>
+              <w:rPr>
+                <w:rFonts w:ascii="Calibri" w:hAnsi="Calibri" w:eastAsia="Calibri"/>
+                <w:b w:val="0"/>
+                <w:sz w:val="18"/>
+              </w:rPr>
+              <w:t>View assigned tasks, update progress, create tests/bugs, upload evidence, and track personal contribution.</w:t>
+            </w:r>
+          </w:p>
+        </w:tc>
+      </w:tr>
+      <w:tr>
+        <w:tc>
+          <w:tcPr>
+            <w:tcW w:type="dxa" w:w="1944"/>
+            <w:shd w:fill="FFFFFF"/>
+            <w:vAlign w:val="center"/>
+          </w:tcPr>
+          <w:p>
+            <w:pPr>
+              <w:spacing w:after="0" w:line="252" w:lineRule="auto"/>
+            </w:pPr>
+            <w:r/>
+            <w:r>
+              <w:rPr>
+                <w:rFonts w:ascii="Calibri" w:hAnsi="Calibri" w:eastAsia="Calibri"/>
+                <w:b w:val="0"/>
+                <w:sz w:val="18"/>
+              </w:rPr>
+              <w:t>Mentor / Supervisor</w:t>
+            </w:r>
+          </w:p>
+        </w:tc>
+        <w:tc>
+          <w:tcPr>
+            <w:tcW w:type="dxa" w:w="3096"/>
+            <w:shd w:fill="FFFFFF"/>
+            <w:vAlign w:val="center"/>
+          </w:tcPr>
+          <w:p>
+            <w:pPr>
+              <w:spacing w:after="0" w:line="252" w:lineRule="auto"/>
+            </w:pPr>
+            <w:r/>
+            <w:r>
+              <w:rPr>
+                <w:rFonts w:ascii="Calibri" w:hAnsi="Calibri" w:eastAsia="Calibri"/>
+                <w:b w:val="0"/>
+                <w:sz w:val="18"/>
+              </w:rPr>
+              <w:t>Instructor or mentor who reviews project progress.</w:t>
+            </w:r>
+          </w:p>
+        </w:tc>
+        <w:tc>
+          <w:tcPr>
+            <w:tcW w:type="dxa" w:w="4320"/>
+            <w:shd w:fill="FFFFFF"/>
+            <w:vAlign w:val="center"/>
+          </w:tcPr>
+          <w:p>
+            <w:pPr>
+              <w:spacing w:after="0" w:line="252" w:lineRule="auto"/>
+            </w:pPr>
+            <w:r/>
+            <w:r>
+              <w:rPr>
+                <w:rFonts w:ascii="Calibri" w:hAnsi="Calibri" w:eastAsia="Calibri"/>
+                <w:b w:val="0"/>
+                <w:sz w:val="18"/>
+              </w:rPr>
+              <w:t>View project overview, RTM, evidence, weekly reports, and contribution indicators without directly editing project data.</w:t>
+            </w:r>
+          </w:p>
+        </w:tc>
+      </w:tr>
+      <w:tr>
+        <w:tc>
+          <w:tcPr>
+            <w:tcW w:type="dxa" w:w="1944"/>
+            <w:shd w:fill="FFFFFF"/>
+            <w:vAlign w:val="center"/>
+          </w:tcPr>
+          <w:p>
+            <w:pPr>
+              <w:spacing w:after="0" w:line="252" w:lineRule="auto"/>
+            </w:pPr>
+            <w:r/>
+            <w:r>
+              <w:rPr>
+                <w:rFonts w:ascii="Calibri" w:hAnsi="Calibri" w:eastAsia="Calibri"/>
+                <w:b w:val="0"/>
+                <w:sz w:val="18"/>
+              </w:rPr>
+              <w:t>Admin</w:t>
+            </w:r>
+          </w:p>
+        </w:tc>
+        <w:tc>
+          <w:tcPr>
+            <w:tcW w:type="dxa" w:w="3096"/>
+            <w:shd w:fill="FFFFFF"/>
+            <w:vAlign w:val="center"/>
+          </w:tcPr>
+          <w:p>
+            <w:pPr>
+              <w:spacing w:after="0" w:line="252" w:lineRule="auto"/>
+            </w:pPr>
+            <w:r/>
+            <w:r>
+              <w:rPr>
+                <w:rFonts w:ascii="Calibri" w:hAnsi="Calibri" w:eastAsia="Calibri"/>
+                <w:b w:val="0"/>
+                <w:sz w:val="18"/>
+              </w:rPr>
+              <w:t>System-level administrator.</w:t>
+            </w:r>
+          </w:p>
+        </w:tc>
+        <w:tc>
+          <w:tcPr>
+            <w:tcW w:type="dxa" w:w="4320"/>
+            <w:shd w:fill="FFFFFF"/>
+            <w:vAlign w:val="center"/>
+          </w:tcPr>
+          <w:p>
+            <w:pPr>
+              <w:spacing w:after="0" w:line="252" w:lineRule="auto"/>
+            </w:pPr>
+            <w:r/>
+            <w:r>
+              <w:rPr>
+                <w:rFonts w:ascii="Calibri" w:hAnsi="Calibri" w:eastAsia="Calibri"/>
+                <w:b w:val="0"/>
+                <w:sz w:val="18"/>
+              </w:rPr>
+              <w:t>Manage users, projects, configuration, storage rules, AI provider settings, and system activity.</w:t>
+            </w:r>
+          </w:p>
+        </w:tc>
+      </w:tr>
+    </w:tbl>
+    <w:p>
+      <w:pPr>
+        <w:spacing w:after="40"/>
+      </w:pPr>
+    </w:p>
+    <w:p>
+      <w:pPr>
+        <w:pStyle w:val="Heading1"/>
+      </w:pPr>
+      <w:r>
+        <w:t>2. Product Scope</w:t>
+      </w:r>
+    </w:p>
+    <w:p>
+      <w:pPr>
+        <w:pStyle w:val="Heading2"/>
+      </w:pPr>
+      <w:r>
+        <w:t>2.1 In-Scope Features for MVP</w:t>
+      </w:r>
+    </w:p>
+    <w:tbl>
+      <w:tblPr>
+        <w:tblStyle w:val="TableGrid"/>
+        <w:tblW w:type="auto" w:w="0"/>
+        <w:jc w:val="center"/>
+        <w:tblLayout w:type="fixed"/>
+        <w:tblLook w:firstColumn="1" w:firstRow="1" w:lastColumn="0" w:lastRow="0" w:noHBand="0" w:noVBand="1" w:val="04A0"/>
+      </w:tblPr>
+      <w:tblGrid>
+        <w:gridCol w:w="4896"/>
+        <w:gridCol w:w="4896"/>
+      </w:tblGrid>
+      <w:tr>
+        <w:trPr>
+          <w:tblHeader w:val="true"/>
+        </w:trPr>
+        <w:tc>
+          <w:tcPr>
+            <w:tcW w:type="dxa" w:w="2951"/>
+            <w:shd w:fill="E8EEF5"/>
+            <w:vAlign w:val="center"/>
+          </w:tcPr>
+          <w:p>
+            <w:pPr>
+              <w:spacing w:after="0" w:line="252" w:lineRule="auto"/>
+            </w:pPr>
+            <w:r/>
+            <w:r>
+              <w:rPr>
+                <w:rFonts w:ascii="Calibri" w:hAnsi="Calibri" w:eastAsia="Calibri"/>
+                <w:b/>
+                <w:color w:val="0B2545"/>
+                <w:sz w:val="18"/>
+              </w:rPr>
+              <w:t>Module</w:t>
+            </w:r>
+          </w:p>
+        </w:tc>
+        <w:tc>
+          <w:tcPr>
+            <w:tcW w:type="dxa" w:w="6408"/>
+            <w:shd w:fill="E8EEF5"/>
+            <w:vAlign w:val="center"/>
+          </w:tcPr>
+          <w:p>
+            <w:pPr>
+              <w:spacing w:after="0" w:line="252" w:lineRule="auto"/>
+            </w:pPr>
+            <w:r/>
+            <w:r>
+              <w:rPr>
+                <w:rFonts w:ascii="Calibri" w:hAnsi="Calibri" w:eastAsia="Calibri"/>
+                <w:b/>
+                <w:color w:val="0B2545"/>
+                <w:sz w:val="18"/>
+              </w:rPr>
+              <w:t>Scope Description</w:t>
+            </w:r>
+          </w:p>
+        </w:tc>
+      </w:tr>
+      <w:tr>
+        <w:tc>
+          <w:tcPr>
+            <w:tcW w:type="dxa" w:w="2951"/>
+            <w:shd w:fill="FFFFFF"/>
+            <w:vAlign w:val="center"/>
+          </w:tcPr>
+          <w:p>
+            <w:pPr>
+              <w:spacing w:after="0" w:line="252" w:lineRule="auto"/>
+            </w:pPr>
+            <w:r/>
+            <w:r>
+              <w:rPr>
+                <w:rFonts w:ascii="Calibri" w:hAnsi="Calibri" w:eastAsia="Calibri"/>
+                <w:b w:val="0"/>
+                <w:sz w:val="18"/>
+              </w:rPr>
+              <w:t>Authentication and Invitation</w:t>
+            </w:r>
+          </w:p>
+        </w:tc>
+        <w:tc>
+          <w:tcPr>
+            <w:tcW w:type="dxa" w:w="6408"/>
+            <w:shd w:fill="FFFFFF"/>
+            <w:vAlign w:val="center"/>
+          </w:tcPr>
+          <w:p>
+            <w:pPr>
+              <w:spacing w:after="0" w:line="252" w:lineRule="auto"/>
+            </w:pPr>
+            <w:r/>
+            <w:r>
+              <w:rPr>
+                <w:rFonts w:ascii="Calibri" w:hAnsi="Calibri" w:eastAsia="Calibri"/>
+                <w:b w:val="0"/>
+                <w:sz w:val="18"/>
+              </w:rPr>
+              <w:t>Login, registration, project invitation, and basic role-based access.</w:t>
+            </w:r>
+          </w:p>
+        </w:tc>
+      </w:tr>
+      <w:tr>
+        <w:tc>
+          <w:tcPr>
+            <w:tcW w:type="dxa" w:w="2951"/>
+            <w:shd w:fill="FFFFFF"/>
+            <w:vAlign w:val="center"/>
+          </w:tcPr>
+          <w:p>
+            <w:pPr>
+              <w:spacing w:after="0" w:line="252" w:lineRule="auto"/>
+            </w:pPr>
+            <w:r/>
+            <w:r>
+              <w:rPr>
+                <w:rFonts w:ascii="Calibri" w:hAnsi="Calibri" w:eastAsia="Calibri"/>
+                <w:b w:val="0"/>
+                <w:sz w:val="18"/>
+              </w:rPr>
+              <w:t>Project Workspace</w:t>
+            </w:r>
+          </w:p>
+        </w:tc>
+        <w:tc>
+          <w:tcPr>
+            <w:tcW w:type="dxa" w:w="6408"/>
+            <w:shd w:fill="FFFFFF"/>
+            <w:vAlign w:val="center"/>
+          </w:tcPr>
+          <w:p>
+            <w:pPr>
+              <w:spacing w:after="0" w:line="252" w:lineRule="auto"/>
+            </w:pPr>
+            <w:r/>
+            <w:r>
+              <w:rPr>
+                <w:rFonts w:ascii="Calibri" w:hAnsi="Calibri" w:eastAsia="Calibri"/>
+                <w:b w:val="0"/>
+                <w:sz w:val="18"/>
+              </w:rPr>
+              <w:t>Project list, project dashboard, member list, and high-level progress overview.</w:t>
+            </w:r>
+          </w:p>
+        </w:tc>
+      </w:tr>
+      <w:tr>
+        <w:tc>
+          <w:tcPr>
+            <w:tcW w:type="dxa" w:w="2951"/>
+            <w:shd w:fill="FFFFFF"/>
+            <w:vAlign w:val="center"/>
+          </w:tcPr>
+          <w:p>
+            <w:pPr>
+              <w:spacing w:after="0" w:line="252" w:lineRule="auto"/>
+            </w:pPr>
+            <w:r/>
+            <w:r>
+              <w:rPr>
+                <w:rFonts w:ascii="Calibri" w:hAnsi="Calibri" w:eastAsia="Calibri"/>
+                <w:b w:val="0"/>
+                <w:sz w:val="18"/>
+              </w:rPr>
+              <w:t>Requirement Management</w:t>
+            </w:r>
+          </w:p>
+        </w:tc>
+        <w:tc>
+          <w:tcPr>
+            <w:tcW w:type="dxa" w:w="6408"/>
+            <w:shd w:fill="FFFFFF"/>
+            <w:vAlign w:val="center"/>
+          </w:tcPr>
+          <w:p>
+            <w:pPr>
+              <w:spacing w:after="0" w:line="252" w:lineRule="auto"/>
+            </w:pPr>
+            <w:r/>
+            <w:r>
+              <w:rPr>
+                <w:rFonts w:ascii="Calibri" w:hAnsi="Calibri" w:eastAsia="Calibri"/>
+                <w:b w:val="0"/>
+                <w:sz w:val="18"/>
+              </w:rPr>
+              <w:t>Create official requirements with acceptance criteria, priority, owner, and evidence-required flag.</w:t>
+            </w:r>
+          </w:p>
+        </w:tc>
+      </w:tr>
+      <w:tr>
+        <w:tc>
+          <w:tcPr>
+            <w:tcW w:type="dxa" w:w="2951"/>
+            <w:shd w:fill="FFFFFF"/>
+            <w:vAlign w:val="center"/>
+          </w:tcPr>
+          <w:p>
+            <w:pPr>
+              <w:spacing w:after="0" w:line="252" w:lineRule="auto"/>
+            </w:pPr>
+            <w:r/>
+            <w:r>
+              <w:rPr>
+                <w:rFonts w:ascii="Calibri" w:hAnsi="Calibri" w:eastAsia="Calibri"/>
+                <w:b w:val="0"/>
+                <w:sz w:val="18"/>
+              </w:rPr>
+              <w:t>Use Case Management</w:t>
+            </w:r>
+          </w:p>
+        </w:tc>
+        <w:tc>
+          <w:tcPr>
+            <w:tcW w:type="dxa" w:w="6408"/>
+            <w:shd w:fill="FFFFFF"/>
+            <w:vAlign w:val="center"/>
+          </w:tcPr>
+          <w:p>
+            <w:pPr>
+              <w:spacing w:after="0" w:line="252" w:lineRule="auto"/>
+            </w:pPr>
+            <w:r/>
+            <w:r>
+              <w:rPr>
+                <w:rFonts w:ascii="Calibri" w:hAnsi="Calibri" w:eastAsia="Calibri"/>
+                <w:b w:val="0"/>
+                <w:sz w:val="18"/>
+              </w:rPr>
+              <w:t>Describe actor, precondition, main flow, alternative flow, and link use cases to requirements.</w:t>
+            </w:r>
+          </w:p>
+        </w:tc>
+      </w:tr>
+      <w:tr>
+        <w:tc>
+          <w:tcPr>
+            <w:tcW w:type="dxa" w:w="2951"/>
+            <w:shd w:fill="FFFFFF"/>
+            <w:vAlign w:val="center"/>
+          </w:tcPr>
+          <w:p>
+            <w:pPr>
+              <w:spacing w:after="0" w:line="252" w:lineRule="auto"/>
+            </w:pPr>
+            <w:r/>
+            <w:r>
+              <w:rPr>
+                <w:rFonts w:ascii="Calibri" w:hAnsi="Calibri" w:eastAsia="Calibri"/>
+                <w:b w:val="0"/>
+                <w:sz w:val="18"/>
+              </w:rPr>
+              <w:t>Task and Sprint Management</w:t>
+            </w:r>
+          </w:p>
+        </w:tc>
+        <w:tc>
+          <w:tcPr>
+            <w:tcW w:type="dxa" w:w="6408"/>
+            <w:shd w:fill="FFFFFF"/>
+            <w:vAlign w:val="center"/>
+          </w:tcPr>
+          <w:p>
+            <w:pPr>
+              <w:spacing w:after="0" w:line="252" w:lineRule="auto"/>
+            </w:pPr>
+            <w:r/>
+            <w:r>
+              <w:rPr>
+                <w:rFonts w:ascii="Calibri" w:hAnsi="Calibri" w:eastAsia="Calibri"/>
+                <w:b w:val="0"/>
+                <w:sz w:val="18"/>
+              </w:rPr>
+              <w:t>Create tasks, assign members, update status, organize tasks by sprint, and view Kanban board.</w:t>
+            </w:r>
+          </w:p>
+        </w:tc>
+      </w:tr>
+      <w:tr>
+        <w:tc>
+          <w:tcPr>
+            <w:tcW w:type="dxa" w:w="2951"/>
+            <w:shd w:fill="FFFFFF"/>
+            <w:vAlign w:val="center"/>
+          </w:tcPr>
+          <w:p>
+            <w:pPr>
+              <w:spacing w:after="0" w:line="252" w:lineRule="auto"/>
+            </w:pPr>
+            <w:r/>
+            <w:r>
+              <w:rPr>
+                <w:rFonts w:ascii="Calibri" w:hAnsi="Calibri" w:eastAsia="Calibri"/>
+                <w:b w:val="0"/>
+                <w:sz w:val="18"/>
+              </w:rPr>
+              <w:t>Test Case and Bug Management</w:t>
+            </w:r>
+          </w:p>
+        </w:tc>
+        <w:tc>
+          <w:tcPr>
+            <w:tcW w:type="dxa" w:w="6408"/>
+            <w:shd w:fill="FFFFFF"/>
+            <w:vAlign w:val="center"/>
+          </w:tcPr>
+          <w:p>
+            <w:pPr>
+              <w:spacing w:after="0" w:line="252" w:lineRule="auto"/>
+            </w:pPr>
+            <w:r/>
+            <w:r>
+              <w:rPr>
+                <w:rFonts w:ascii="Calibri" w:hAnsi="Calibri" w:eastAsia="Calibri"/>
+                <w:b w:val="0"/>
+                <w:sz w:val="18"/>
+              </w:rPr>
+              <w:t>Create test cases, record pass/fail/blocked execution, and create lightweight defects when tests fail.</w:t>
+            </w:r>
+          </w:p>
+        </w:tc>
+      </w:tr>
+      <w:tr>
+        <w:tc>
+          <w:tcPr>
+            <w:tcW w:type="dxa" w:w="2951"/>
+            <w:shd w:fill="FFFFFF"/>
+            <w:vAlign w:val="center"/>
+          </w:tcPr>
+          <w:p>
+            <w:pPr>
+              <w:spacing w:after="0" w:line="252" w:lineRule="auto"/>
+            </w:pPr>
+            <w:r/>
+            <w:r>
+              <w:rPr>
+                <w:rFonts w:ascii="Calibri" w:hAnsi="Calibri" w:eastAsia="Calibri"/>
+                <w:b w:val="0"/>
+                <w:sz w:val="18"/>
+              </w:rPr>
+              <w:t>Evidence Vault</w:t>
+            </w:r>
+          </w:p>
+        </w:tc>
+        <w:tc>
+          <w:tcPr>
+            <w:tcW w:type="dxa" w:w="6408"/>
+            <w:shd w:fill="FFFFFF"/>
+            <w:vAlign w:val="center"/>
+          </w:tcPr>
+          <w:p>
+            <w:pPr>
+              <w:spacing w:after="0" w:line="252" w:lineRule="auto"/>
+            </w:pPr>
+            <w:r/>
+            <w:r>
+              <w:rPr>
+                <w:rFonts w:ascii="Calibri" w:hAnsi="Calibri" w:eastAsia="Calibri"/>
+                <w:b w:val="0"/>
+                <w:sz w:val="18"/>
+              </w:rPr>
+              <w:t>Upload or link evidence, review evidence status, and count only accepted evidence in RTM.</w:t>
+            </w:r>
+          </w:p>
+        </w:tc>
+      </w:tr>
+      <w:tr>
+        <w:tc>
+          <w:tcPr>
+            <w:tcW w:type="dxa" w:w="2951"/>
+            <w:shd w:fill="FFFFFF"/>
+            <w:vAlign w:val="center"/>
+          </w:tcPr>
+          <w:p>
+            <w:pPr>
+              <w:spacing w:after="0" w:line="252" w:lineRule="auto"/>
+            </w:pPr>
+            <w:r/>
+            <w:r>
+              <w:rPr>
+                <w:rFonts w:ascii="Calibri" w:hAnsi="Calibri" w:eastAsia="Calibri"/>
+                <w:b w:val="0"/>
+                <w:sz w:val="18"/>
+              </w:rPr>
+              <w:t>RTM</w:t>
+            </w:r>
+          </w:p>
+        </w:tc>
+        <w:tc>
+          <w:tcPr>
+            <w:tcW w:type="dxa" w:w="6408"/>
+            <w:shd w:fill="FFFFFF"/>
+            <w:vAlign w:val="center"/>
+          </w:tcPr>
+          <w:p>
+            <w:pPr>
+              <w:spacing w:after="0" w:line="252" w:lineRule="auto"/>
+            </w:pPr>
+            <w:r/>
+            <w:r>
+              <w:rPr>
+                <w:rFonts w:ascii="Calibri" w:hAnsi="Calibri" w:eastAsia="Calibri"/>
+                <w:b w:val="0"/>
+                <w:sz w:val="18"/>
+              </w:rPr>
+              <w:t>Generate requirement traceability matrix from requirement, task, test, bug, and evidence data.</w:t>
+            </w:r>
+          </w:p>
+        </w:tc>
+      </w:tr>
+      <w:tr>
+        <w:tc>
+          <w:tcPr>
+            <w:tcW w:type="dxa" w:w="2951"/>
+            <w:shd w:fill="FFFFFF"/>
+            <w:vAlign w:val="center"/>
+          </w:tcPr>
+          <w:p>
+            <w:pPr>
+              <w:spacing w:after="0" w:line="252" w:lineRule="auto"/>
+            </w:pPr>
+            <w:r/>
+            <w:r>
+              <w:rPr>
+                <w:rFonts w:ascii="Calibri" w:hAnsi="Calibri" w:eastAsia="Calibri"/>
+                <w:b w:val="0"/>
+                <w:sz w:val="18"/>
+              </w:rPr>
+              <w:t>AI Assistant</w:t>
+            </w:r>
+          </w:p>
+        </w:tc>
+        <w:tc>
+          <w:tcPr>
+            <w:tcW w:type="dxa" w:w="6408"/>
+            <w:shd w:fill="FFFFFF"/>
+            <w:vAlign w:val="center"/>
+          </w:tcPr>
+          <w:p>
+            <w:pPr>
+              <w:spacing w:after="0" w:line="252" w:lineRule="auto"/>
+            </w:pPr>
+            <w:r/>
+            <w:r>
+              <w:rPr>
+                <w:rFonts w:ascii="Calibri" w:hAnsi="Calibri" w:eastAsia="Calibri"/>
+                <w:b w:val="0"/>
+                <w:sz w:val="18"/>
+              </w:rPr>
+              <w:t>Generate draft tasks, suggest test cases, detect missing artifacts, and create weekly report drafts.</w:t>
+            </w:r>
+          </w:p>
+        </w:tc>
+      </w:tr>
+      <w:tr>
+        <w:tc>
+          <w:tcPr>
+            <w:tcW w:type="dxa" w:w="2951"/>
+            <w:shd w:fill="FFFFFF"/>
+            <w:vAlign w:val="center"/>
+          </w:tcPr>
+          <w:p>
+            <w:pPr>
+              <w:spacing w:after="0" w:line="252" w:lineRule="auto"/>
+            </w:pPr>
+            <w:r/>
+            <w:r>
+              <w:rPr>
+                <w:rFonts w:ascii="Calibri" w:hAnsi="Calibri" w:eastAsia="Calibri"/>
+                <w:b w:val="0"/>
+                <w:sz w:val="18"/>
+              </w:rPr>
+              <w:t>GitHub Integration</w:t>
+            </w:r>
+          </w:p>
+        </w:tc>
+        <w:tc>
+          <w:tcPr>
+            <w:tcW w:type="dxa" w:w="6408"/>
+            <w:shd w:fill="FFFFFF"/>
+            <w:vAlign w:val="center"/>
+          </w:tcPr>
+          <w:p>
+            <w:pPr>
+              <w:spacing w:after="0" w:line="252" w:lineRule="auto"/>
+            </w:pPr>
+            <w:r/>
+            <w:r>
+              <w:rPr>
+                <w:rFonts w:ascii="Calibri" w:hAnsi="Calibri" w:eastAsia="Calibri"/>
+                <w:b w:val="0"/>
+                <w:sz w:val="18"/>
+              </w:rPr>
+              <w:t>Receive webhook metadata, parse conventional commits, link commits to tasks, and identify unlinked commits.</w:t>
+            </w:r>
+          </w:p>
+        </w:tc>
+      </w:tr>
+      <w:tr>
+        <w:tc>
+          <w:tcPr>
+            <w:tcW w:type="dxa" w:w="2951"/>
+            <w:shd w:fill="FFFFFF"/>
+            <w:vAlign w:val="center"/>
+          </w:tcPr>
+          <w:p>
+            <w:pPr>
+              <w:spacing w:after="0" w:line="252" w:lineRule="auto"/>
+            </w:pPr>
+            <w:r/>
+            <w:r>
+              <w:rPr>
+                <w:rFonts w:ascii="Calibri" w:hAnsi="Calibri" w:eastAsia="Calibri"/>
+                <w:b w:val="0"/>
+                <w:sz w:val="18"/>
+              </w:rPr>
+              <w:t>Contribution Analytics</w:t>
+            </w:r>
+          </w:p>
+        </w:tc>
+        <w:tc>
+          <w:tcPr>
+            <w:tcW w:type="dxa" w:w="6408"/>
+            <w:shd w:fill="FFFFFF"/>
+            <w:vAlign w:val="center"/>
+          </w:tcPr>
+          <w:p>
+            <w:pPr>
+              <w:spacing w:after="0" w:line="252" w:lineRule="auto"/>
+            </w:pPr>
+            <w:r/>
+            <w:r>
+              <w:rPr>
+                <w:rFonts w:ascii="Calibri" w:hAnsi="Calibri" w:eastAsia="Calibri"/>
+                <w:b w:val="0"/>
+                <w:sz w:val="18"/>
+              </w:rPr>
+              <w:t>Summarize contribution using task, evidence, testing, bug fixing, and GitHub activity signals.</w:t>
+            </w:r>
+          </w:p>
+        </w:tc>
+      </w:tr>
+    </w:tbl>
+    <w:p>
+      <w:pPr>
+        <w:spacing w:after="40"/>
+      </w:pPr>
+    </w:p>
+    <w:p>
+      <w:pPr>
+        <w:pStyle w:val="Heading2"/>
+      </w:pPr>
+      <w:r>
+        <w:t>2.2 Out-of-Scope / Future Scope</w:t>
+      </w:r>
+    </w:p>
+    <w:p>
+      <w:pPr>
+        <w:pStyle w:val="ListBullet"/>
+        <w:spacing w:after="80" w:line="264" w:lineRule="auto"/>
+      </w:pPr>
+      <w:r>
+        <w:rPr>
+          <w:rFonts w:ascii="Calibri" w:hAnsi="Calibri" w:eastAsia="Calibri"/>
+          <w:sz w:val="20"/>
+        </w:rPr>
+        <w:t>Deep AI code review or full repository scanning is not required for the MVP.</w:t>
+      </w:r>
+    </w:p>
+    <w:p>
+      <w:pPr>
+        <w:pStyle w:val="ListBullet"/>
+        <w:spacing w:after="80" w:line="264" w:lineRule="auto"/>
+      </w:pPr>
+      <w:r>
+        <w:rPr>
+          <w:rFonts w:ascii="Calibri" w:hAnsi="Calibri" w:eastAsia="Calibri"/>
+          <w:sz w:val="20"/>
+        </w:rPr>
+        <w:t>Advanced static analysis, security scanning, and automated grading are reserved for future phases.</w:t>
+      </w:r>
+    </w:p>
+    <w:p>
+      <w:pPr>
+        <w:pStyle w:val="ListBullet"/>
+        <w:spacing w:after="80" w:line="264" w:lineRule="auto"/>
+      </w:pPr>
+      <w:r>
+        <w:rPr>
+          <w:rFonts w:ascii="Calibri" w:hAnsi="Calibri" w:eastAsia="Calibri"/>
+          <w:sz w:val="20"/>
+        </w:rPr>
+        <w:t>Advanced PDF/Excel export, velocity analytics, burndown chart, and complex notification rules are future enhancements.</w:t>
+      </w:r>
+    </w:p>
+    <w:p>
+      <w:pPr>
+        <w:pStyle w:val="ListBullet"/>
+        <w:spacing w:after="80" w:line="264" w:lineRule="auto"/>
+      </w:pPr>
+      <w:r>
+        <w:rPr>
+          <w:rFonts w:ascii="Calibri" w:hAnsi="Calibri" w:eastAsia="Calibri"/>
+          <w:sz w:val="20"/>
+        </w:rPr>
+        <w:t>The system will not allow AI to automatically mark tasks as Done, accept evidence, or score team members without human review.</w:t>
+      </w:r>
+    </w:p>
+    <w:p>
+      <w:pPr>
+        <w:pStyle w:val="ListBullet"/>
+        <w:spacing w:after="80" w:line="264" w:lineRule="auto"/>
+      </w:pPr>
+      <w:r>
+        <w:rPr>
+          <w:rFonts w:ascii="Calibri" w:hAnsi="Calibri" w:eastAsia="Calibri"/>
+          <w:sz w:val="20"/>
+        </w:rPr>
+        <w:t>Payment, commercial booking, and non-academic project management features are outside the project scope.</w:t>
+      </w:r>
+    </w:p>
+    <w:p>
+      <w:pPr>
+        <w:pStyle w:val="Heading2"/>
+      </w:pPr>
+      <w:r>
+        <w:t>2.3 Scope Boundaries and Assumptions</w:t>
+      </w:r>
+    </w:p>
+    <w:p>
+      <w:pPr>
+        <w:spacing w:before="0" w:after="120" w:line="269" w:lineRule="auto"/>
+      </w:pPr>
+      <w:r>
+        <w:rPr>
+          <w:rFonts w:ascii="Calibri" w:hAnsi="Calibri" w:eastAsia="Calibri"/>
+          <w:sz w:val="21"/>
+        </w:rPr>
+        <w:t>The MVP should prioritize a reliable academic workflow over advanced automation. RTM status calculation should be rule-based first so that results are explainable and testable. AI-related features should operate as draft or suggestion mechanisms. GitHub integration should begin with webhook metadata and commit convention parsing instead of cloning and analyzing the entire source code repository.</w:t>
+      </w:r>
+    </w:p>
+    <w:p>
+      <w:pPr>
+        <w:pStyle w:val="Heading1"/>
+      </w:pPr>
+      <w:r>
+        <w:t>3. Existing Systems and Gap Analysis</w:t>
+      </w:r>
+    </w:p>
+    <w:p>
+      <w:pPr>
+        <w:spacing w:before="0" w:after="120" w:line="269" w:lineRule="auto"/>
+      </w:pPr>
+      <w:r>
+        <w:rPr>
+          <w:rFonts w:ascii="Calibri" w:hAnsi="Calibri" w:eastAsia="Calibri"/>
+          <w:sz w:val="21"/>
+        </w:rPr>
+        <w:t>Several existing tools can support parts of the project management process, but they do not fully solve the specific academic traceability and evidence needs of DevTrack AI. The following comparison summarizes the most relevant existing systems and their limitations for student software projects.</w:t>
+      </w:r>
+    </w:p>
+    <w:tbl>
+      <w:tblPr>
+        <w:tblStyle w:val="TableGrid"/>
+        <w:tblW w:type="auto" w:w="0"/>
+        <w:jc w:val="center"/>
+        <w:tblLayout w:type="fixed"/>
+        <w:tblLook w:firstColumn="1" w:firstRow="1" w:lastColumn="0" w:lastRow="0" w:noHBand="0" w:noVBand="1" w:val="04A0"/>
+      </w:tblPr>
+      <w:tblGrid>
+        <w:gridCol w:w="3264"/>
+        <w:gridCol w:w="3264"/>
+        <w:gridCol w:w="3264"/>
+      </w:tblGrid>
+      <w:tr>
+        <w:trPr>
+          <w:tblHeader w:val="true"/>
+        </w:trPr>
+        <w:tc>
+          <w:tcPr>
+            <w:tcW w:type="dxa" w:w="2015"/>
+            <w:shd w:fill="E8EEF5"/>
+            <w:vAlign w:val="center"/>
+          </w:tcPr>
+          <w:p>
+            <w:pPr>
+              <w:spacing w:after="0" w:line="252" w:lineRule="auto"/>
+            </w:pPr>
+            <w:r/>
+            <w:r>
+              <w:rPr>
+                <w:rFonts w:ascii="Calibri" w:hAnsi="Calibri" w:eastAsia="Calibri"/>
+                <w:b/>
+                <w:color w:val="0B2545"/>
+                <w:sz w:val="18"/>
+              </w:rPr>
+              <w:t>Existing System</w:t>
+            </w:r>
+          </w:p>
+        </w:tc>
+        <w:tc>
+          <w:tcPr>
+            <w:tcW w:type="dxa" w:w="3311"/>
+            <w:shd w:fill="E8EEF5"/>
+            <w:vAlign w:val="center"/>
+          </w:tcPr>
+          <w:p>
+            <w:pPr>
+              <w:spacing w:after="0" w:line="252" w:lineRule="auto"/>
+            </w:pPr>
+            <w:r/>
+            <w:r>
+              <w:rPr>
+                <w:rFonts w:ascii="Calibri" w:hAnsi="Calibri" w:eastAsia="Calibri"/>
+                <w:b/>
+                <w:color w:val="0B2545"/>
+                <w:sz w:val="18"/>
+              </w:rPr>
+              <w:t>Strengths</w:t>
+            </w:r>
+          </w:p>
+        </w:tc>
+        <w:tc>
+          <w:tcPr>
+            <w:tcW w:type="dxa" w:w="4031"/>
+            <w:shd w:fill="E8EEF5"/>
+            <w:vAlign w:val="center"/>
+          </w:tcPr>
+          <w:p>
+            <w:pPr>
+              <w:spacing w:after="0" w:line="252" w:lineRule="auto"/>
+            </w:pPr>
+            <w:r/>
+            <w:r>
+              <w:rPr>
+                <w:rFonts w:ascii="Calibri" w:hAnsi="Calibri" w:eastAsia="Calibri"/>
+                <w:b/>
+                <w:color w:val="0B2545"/>
+                <w:sz w:val="18"/>
+              </w:rPr>
+              <w:t>Limitations for This Project</w:t>
+            </w:r>
+          </w:p>
+        </w:tc>
+      </w:tr>
+      <w:tr>
+        <w:tc>
+          <w:tcPr>
+            <w:tcW w:type="dxa" w:w="2015"/>
+            <w:shd w:fill="FFFFFF"/>
+            <w:vAlign w:val="center"/>
+          </w:tcPr>
+          <w:p>
+            <w:pPr>
+              <w:spacing w:after="0" w:line="252" w:lineRule="auto"/>
+            </w:pPr>
+            <w:r/>
+            <w:r>
+              <w:rPr>
+                <w:rFonts w:ascii="Calibri" w:hAnsi="Calibri" w:eastAsia="Calibri"/>
+                <w:b w:val="0"/>
+                <w:sz w:val="18"/>
+              </w:rPr>
+              <w:t>Jira</w:t>
+            </w:r>
+          </w:p>
+        </w:tc>
+        <w:tc>
+          <w:tcPr>
+            <w:tcW w:type="dxa" w:w="3311"/>
+            <w:shd w:fill="FFFFFF"/>
+            <w:vAlign w:val="center"/>
+          </w:tcPr>
+          <w:p>
+            <w:pPr>
+              <w:spacing w:after="0" w:line="252" w:lineRule="auto"/>
+            </w:pPr>
+            <w:r/>
+            <w:r>
+              <w:rPr>
+                <w:rFonts w:ascii="Calibri" w:hAnsi="Calibri" w:eastAsia="Calibri"/>
+                <w:b w:val="0"/>
+                <w:sz w:val="18"/>
+              </w:rPr>
+              <w:t>Strong issue tracking, agile board, sprint management, workflow customization.</w:t>
+            </w:r>
+          </w:p>
+        </w:tc>
+        <w:tc>
+          <w:tcPr>
+            <w:tcW w:type="dxa" w:w="4031"/>
+            <w:shd w:fill="FFFFFF"/>
+            <w:vAlign w:val="center"/>
+          </w:tcPr>
+          <w:p>
+            <w:pPr>
+              <w:spacing w:after="0" w:line="252" w:lineRule="auto"/>
+            </w:pPr>
+            <w:r/>
+            <w:r>
+              <w:rPr>
+                <w:rFonts w:ascii="Calibri" w:hAnsi="Calibri" w:eastAsia="Calibri"/>
+                <w:b w:val="0"/>
+                <w:sz w:val="18"/>
+              </w:rPr>
+              <w:t>Designed for professional issue tracking; requirement-to-test-to-evidence traceability and academic evidence review are not central by default.</w:t>
+            </w:r>
+          </w:p>
+        </w:tc>
+      </w:tr>
+      <w:tr>
+        <w:tc>
+          <w:tcPr>
+            <w:tcW w:type="dxa" w:w="2015"/>
+            <w:shd w:fill="FFFFFF"/>
+            <w:vAlign w:val="center"/>
+          </w:tcPr>
+          <w:p>
+            <w:pPr>
+              <w:spacing w:after="0" w:line="252" w:lineRule="auto"/>
+            </w:pPr>
+            <w:r/>
+            <w:r>
+              <w:rPr>
+                <w:rFonts w:ascii="Calibri" w:hAnsi="Calibri" w:eastAsia="Calibri"/>
+                <w:b w:val="0"/>
+                <w:sz w:val="18"/>
+              </w:rPr>
+              <w:t>Trello</w:t>
+            </w:r>
+          </w:p>
+        </w:tc>
+        <w:tc>
+          <w:tcPr>
+            <w:tcW w:type="dxa" w:w="3311"/>
+            <w:shd w:fill="FFFFFF"/>
+            <w:vAlign w:val="center"/>
+          </w:tcPr>
+          <w:p>
+            <w:pPr>
+              <w:spacing w:after="0" w:line="252" w:lineRule="auto"/>
+            </w:pPr>
+            <w:r/>
+            <w:r>
+              <w:rPr>
+                <w:rFonts w:ascii="Calibri" w:hAnsi="Calibri" w:eastAsia="Calibri"/>
+                <w:b w:val="0"/>
+                <w:sz w:val="18"/>
+              </w:rPr>
+              <w:t>Simple Kanban board, easy for students to learn, lightweight task movement.</w:t>
+            </w:r>
+          </w:p>
+        </w:tc>
+        <w:tc>
+          <w:tcPr>
+            <w:tcW w:type="dxa" w:w="4031"/>
+            <w:shd w:fill="FFFFFF"/>
+            <w:vAlign w:val="center"/>
+          </w:tcPr>
+          <w:p>
+            <w:pPr>
+              <w:spacing w:after="0" w:line="252" w:lineRule="auto"/>
+            </w:pPr>
+            <w:r/>
+            <w:r>
+              <w:rPr>
+                <w:rFonts w:ascii="Calibri" w:hAnsi="Calibri" w:eastAsia="Calibri"/>
+                <w:b w:val="0"/>
+                <w:sz w:val="18"/>
+              </w:rPr>
+              <w:t>Good for visual task tracking but weak for requirement traceability, test coverage, evidence validation, and formal reporting.</w:t>
+            </w:r>
+          </w:p>
+        </w:tc>
+      </w:tr>
+      <w:tr>
+        <w:tc>
+          <w:tcPr>
+            <w:tcW w:type="dxa" w:w="2015"/>
+            <w:shd w:fill="FFFFFF"/>
+            <w:vAlign w:val="center"/>
+          </w:tcPr>
+          <w:p>
+            <w:pPr>
+              <w:spacing w:after="0" w:line="252" w:lineRule="auto"/>
+            </w:pPr>
+            <w:r/>
+            <w:r>
+              <w:rPr>
+                <w:rFonts w:ascii="Calibri" w:hAnsi="Calibri" w:eastAsia="Calibri"/>
+                <w:b w:val="0"/>
+                <w:sz w:val="18"/>
+              </w:rPr>
+              <w:t>GitHub Projects</w:t>
+            </w:r>
+          </w:p>
+        </w:tc>
+        <w:tc>
+          <w:tcPr>
+            <w:tcW w:type="dxa" w:w="3311"/>
+            <w:shd w:fill="FFFFFF"/>
+            <w:vAlign w:val="center"/>
+          </w:tcPr>
+          <w:p>
+            <w:pPr>
+              <w:spacing w:after="0" w:line="252" w:lineRule="auto"/>
+            </w:pPr>
+            <w:r/>
+            <w:r>
+              <w:rPr>
+                <w:rFonts w:ascii="Calibri" w:hAnsi="Calibri" w:eastAsia="Calibri"/>
+                <w:b w:val="0"/>
+                <w:sz w:val="18"/>
+              </w:rPr>
+              <w:t>Close to source code, issues, pull requests, commits, and repository activity.</w:t>
+            </w:r>
+          </w:p>
+        </w:tc>
+        <w:tc>
+          <w:tcPr>
+            <w:tcW w:type="dxa" w:w="4031"/>
+            <w:shd w:fill="FFFFFF"/>
+            <w:vAlign w:val="center"/>
+          </w:tcPr>
+          <w:p>
+            <w:pPr>
+              <w:spacing w:after="0" w:line="252" w:lineRule="auto"/>
+            </w:pPr>
+            <w:r/>
+            <w:r>
+              <w:rPr>
+                <w:rFonts w:ascii="Calibri" w:hAnsi="Calibri" w:eastAsia="Calibri"/>
+                <w:b w:val="0"/>
+                <w:sz w:val="18"/>
+              </w:rPr>
+              <w:t>Useful for development tracking but does not provide complete academic RTM, accepted evidence logic, mentor review workflow, or AI report governance.</w:t>
+            </w:r>
+          </w:p>
+        </w:tc>
+      </w:tr>
+      <w:tr>
+        <w:tc>
+          <w:tcPr>
+            <w:tcW w:type="dxa" w:w="2015"/>
+            <w:shd w:fill="FFFFFF"/>
+            <w:vAlign w:val="center"/>
+          </w:tcPr>
+          <w:p>
+            <w:pPr>
+              <w:spacing w:after="0" w:line="252" w:lineRule="auto"/>
+            </w:pPr>
+            <w:r/>
+            <w:r>
+              <w:rPr>
+                <w:rFonts w:ascii="Calibri" w:hAnsi="Calibri" w:eastAsia="Calibri"/>
+                <w:b w:val="0"/>
+                <w:sz w:val="18"/>
+              </w:rPr>
+              <w:t>Notion / Google Sheets</w:t>
+            </w:r>
+          </w:p>
+        </w:tc>
+        <w:tc>
+          <w:tcPr>
+            <w:tcW w:type="dxa" w:w="3311"/>
+            <w:shd w:fill="FFFFFF"/>
+            <w:vAlign w:val="center"/>
+          </w:tcPr>
+          <w:p>
+            <w:pPr>
+              <w:spacing w:after="0" w:line="252" w:lineRule="auto"/>
+            </w:pPr>
+            <w:r/>
+            <w:r>
+              <w:rPr>
+                <w:rFonts w:ascii="Calibri" w:hAnsi="Calibri" w:eastAsia="Calibri"/>
+                <w:b w:val="0"/>
+                <w:sz w:val="18"/>
+              </w:rPr>
+              <w:t>Flexible documentation and manual tracking, easy collaboration.</w:t>
+            </w:r>
+          </w:p>
+        </w:tc>
+        <w:tc>
+          <w:tcPr>
+            <w:tcW w:type="dxa" w:w="4031"/>
+            <w:shd w:fill="FFFFFF"/>
+            <w:vAlign w:val="center"/>
+          </w:tcPr>
+          <w:p>
+            <w:pPr>
+              <w:spacing w:after="0" w:line="252" w:lineRule="auto"/>
+            </w:pPr>
+            <w:r/>
+            <w:r>
+              <w:rPr>
+                <w:rFonts w:ascii="Calibri" w:hAnsi="Calibri" w:eastAsia="Calibri"/>
+                <w:b w:val="0"/>
+                <w:sz w:val="18"/>
+              </w:rPr>
+              <w:t>Highly manual; data consistency, permission control, trace link validation, and automated reporting are difficult to maintain.</w:t>
+            </w:r>
+          </w:p>
+        </w:tc>
+      </w:tr>
+      <w:tr>
+        <w:tc>
+          <w:tcPr>
+            <w:tcW w:type="dxa" w:w="2015"/>
+            <w:shd w:fill="FFFFFF"/>
+            <w:vAlign w:val="center"/>
+          </w:tcPr>
+          <w:p>
+            <w:pPr>
+              <w:spacing w:after="0" w:line="252" w:lineRule="auto"/>
+            </w:pPr>
+            <w:r/>
+            <w:r>
+              <w:rPr>
+                <w:rFonts w:ascii="Calibri" w:hAnsi="Calibri" w:eastAsia="Calibri"/>
+                <w:b w:val="0"/>
+                <w:sz w:val="18"/>
+              </w:rPr>
+              <w:t>LMS / Course Submission Tools</w:t>
+            </w:r>
+          </w:p>
+        </w:tc>
+        <w:tc>
+          <w:tcPr>
+            <w:tcW w:type="dxa" w:w="3311"/>
+            <w:shd w:fill="FFFFFF"/>
+            <w:vAlign w:val="center"/>
+          </w:tcPr>
+          <w:p>
+            <w:pPr>
+              <w:spacing w:after="0" w:line="252" w:lineRule="auto"/>
+            </w:pPr>
+            <w:r/>
+            <w:r>
+              <w:rPr>
+                <w:rFonts w:ascii="Calibri" w:hAnsi="Calibri" w:eastAsia="Calibri"/>
+                <w:b w:val="0"/>
+                <w:sz w:val="18"/>
+              </w:rPr>
+              <w:t>Suitable for submitting final files and receiving instructor feedback.</w:t>
+            </w:r>
+          </w:p>
+        </w:tc>
+        <w:tc>
+          <w:tcPr>
+            <w:tcW w:type="dxa" w:w="4031"/>
+            <w:shd w:fill="FFFFFF"/>
+            <w:vAlign w:val="center"/>
+          </w:tcPr>
+          <w:p>
+            <w:pPr>
+              <w:spacing w:after="0" w:line="252" w:lineRule="auto"/>
+            </w:pPr>
+            <w:r/>
+            <w:r>
+              <w:rPr>
+                <w:rFonts w:ascii="Calibri" w:hAnsi="Calibri" w:eastAsia="Calibri"/>
+                <w:b w:val="0"/>
+                <w:sz w:val="18"/>
+              </w:rPr>
+              <w:t>Usually focused on final submission rather than day-to-day requirement, task, test, evidence, and GitHub traceability.</w:t>
+            </w:r>
+          </w:p>
+        </w:tc>
+      </w:tr>
+    </w:tbl>
+    <w:p>
+      <w:pPr>
+        <w:spacing w:after="40"/>
+      </w:pPr>
+    </w:p>
+    <w:p>
+      <w:pPr>
+        <w:pStyle w:val="Heading2"/>
+      </w:pPr>
+      <w:r>
+        <w:t>3.1 Key Gaps Identified</w:t>
+      </w:r>
+    </w:p>
+    <w:p>
+      <w:pPr>
+        <w:pStyle w:val="ListBullet"/>
+        <w:spacing w:after="80" w:line="264" w:lineRule="auto"/>
+      </w:pPr>
+      <w:r>
+        <w:rPr>
+          <w:rFonts w:ascii="Calibri" w:hAnsi="Calibri" w:eastAsia="Calibri"/>
+          <w:sz w:val="20"/>
+        </w:rPr>
+        <w:t>Existing tools often track tasks but do not clearly prove whether each requirement is implemented, tested, and supported by accepted evidence.</w:t>
+      </w:r>
+    </w:p>
+    <w:p>
+      <w:pPr>
+        <w:pStyle w:val="ListBullet"/>
+        <w:spacing w:after="80" w:line="264" w:lineRule="auto"/>
+      </w:pPr>
+      <w:r>
+        <w:rPr>
+          <w:rFonts w:ascii="Calibri" w:hAnsi="Calibri" w:eastAsia="Calibri"/>
+          <w:sz w:val="20"/>
+        </w:rPr>
+        <w:t>Testing artifacts and bug reports are often separated from requirement and task management.</w:t>
+      </w:r>
+    </w:p>
+    <w:p>
+      <w:pPr>
+        <w:pStyle w:val="ListBullet"/>
+        <w:spacing w:after="80" w:line="264" w:lineRule="auto"/>
+      </w:pPr>
+      <w:r>
+        <w:rPr>
+          <w:rFonts w:ascii="Calibri" w:hAnsi="Calibri" w:eastAsia="Calibri"/>
+          <w:sz w:val="20"/>
+        </w:rPr>
+        <w:t>Evidence is usually uploaded as links or files without a formal review status such as Pending, Accepted, Rejected, or Needs Clarification.</w:t>
+      </w:r>
+    </w:p>
+    <w:p>
+      <w:pPr>
+        <w:pStyle w:val="ListBullet"/>
+        <w:spacing w:after="80" w:line="264" w:lineRule="auto"/>
+      </w:pPr>
+      <w:r>
+        <w:rPr>
+          <w:rFonts w:ascii="Calibri" w:hAnsi="Calibri" w:eastAsia="Calibri"/>
+          <w:sz w:val="20"/>
+        </w:rPr>
+        <w:t>GitHub activity is rarely linked back to project requirements or tasks unless the team manually enforces conventions.</w:t>
+      </w:r>
+    </w:p>
+    <w:p>
+      <w:pPr>
+        <w:pStyle w:val="ListBullet"/>
+        <w:spacing w:after="80" w:line="264" w:lineRule="auto"/>
+      </w:pPr>
+      <w:r>
+        <w:rPr>
+          <w:rFonts w:ascii="Calibri" w:hAnsi="Calibri" w:eastAsia="Calibri"/>
+          <w:sz w:val="20"/>
+        </w:rPr>
+        <w:t>AI usage is not usually logged, reviewed, or connected to academic reflection, which can reduce transparency in student projects.</w:t>
+      </w:r>
+    </w:p>
+    <w:p>
+      <w:pPr>
+        <w:pStyle w:val="Heading1"/>
+      </w:pPr>
+      <w:r>
+        <w:t>4. Proposed System Summary</w:t>
+      </w:r>
+    </w:p>
+    <w:p>
+      <w:pPr>
+        <w:spacing w:before="0" w:after="120" w:line="269" w:lineRule="auto"/>
+      </w:pPr>
+      <w:r>
+        <w:rPr>
+          <w:rFonts w:ascii="Calibri" w:hAnsi="Calibri" w:eastAsia="Calibri"/>
+          <w:sz w:val="21"/>
+        </w:rPr>
+        <w:t>DevTrack AI is proposed as a focused academic project workspace that combines project management, requirement traceability, evidence validation, testing visibility, GitHub metadata, and AI-assisted reporting. The system should keep official project state under human control while using AI to suggest, summarize, and highlight missing information.</w:t>
+      </w:r>
+    </w:p>
+    <w:tbl>
+      <w:tblPr>
+        <w:tblStyle w:val="TableGrid"/>
+        <w:tblW w:type="auto" w:w="0"/>
+        <w:jc w:val="center"/>
+        <w:tblLayout w:type="fixed"/>
+        <w:tblLook w:firstColumn="1" w:firstRow="1" w:lastColumn="0" w:lastRow="0" w:noHBand="0" w:noVBand="1" w:val="04A0"/>
+      </w:tblPr>
+      <w:tblGrid>
+        <w:gridCol w:w="4896"/>
+        <w:gridCol w:w="4896"/>
+      </w:tblGrid>
+      <w:tr>
+        <w:trPr>
+          <w:tblHeader w:val="true"/>
+        </w:trPr>
+        <w:tc>
+          <w:tcPr>
+            <w:tcW w:type="dxa" w:w="2448"/>
+            <w:shd w:fill="E8EEF5"/>
+            <w:vAlign w:val="center"/>
+          </w:tcPr>
+          <w:p>
+            <w:pPr>
+              <w:spacing w:after="0" w:line="252" w:lineRule="auto"/>
+            </w:pPr>
+            <w:r/>
+            <w:r>
+              <w:rPr>
+                <w:rFonts w:ascii="Calibri" w:hAnsi="Calibri" w:eastAsia="Calibri"/>
+                <w:b/>
+                <w:color w:val="0B2545"/>
+                <w:sz w:val="18"/>
+              </w:rPr>
+              <w:t>Need</w:t>
+            </w:r>
+          </w:p>
+        </w:tc>
+        <w:tc>
+          <w:tcPr>
+            <w:tcW w:type="dxa" w:w="6912"/>
+            <w:shd w:fill="E8EEF5"/>
+            <w:vAlign w:val="center"/>
+          </w:tcPr>
+          <w:p>
+            <w:pPr>
+              <w:spacing w:after="0" w:line="252" w:lineRule="auto"/>
+            </w:pPr>
+            <w:r/>
+            <w:r>
+              <w:rPr>
+                <w:rFonts w:ascii="Calibri" w:hAnsi="Calibri" w:eastAsia="Calibri"/>
+                <w:b/>
+                <w:color w:val="0B2545"/>
+                <w:sz w:val="18"/>
+              </w:rPr>
+              <w:t>DevTrack AI Response</w:t>
+            </w:r>
+          </w:p>
+        </w:tc>
+      </w:tr>
+      <w:tr>
+        <w:tc>
+          <w:tcPr>
+            <w:tcW w:type="dxa" w:w="2448"/>
+            <w:shd w:fill="FFFFFF"/>
+            <w:vAlign w:val="center"/>
+          </w:tcPr>
+          <w:p>
+            <w:pPr>
+              <w:spacing w:after="0" w:line="252" w:lineRule="auto"/>
+            </w:pPr>
+            <w:r/>
+            <w:r>
+              <w:rPr>
+                <w:rFonts w:ascii="Calibri" w:hAnsi="Calibri" w:eastAsia="Calibri"/>
+                <w:b w:val="0"/>
+                <w:sz w:val="18"/>
+              </w:rPr>
+              <w:t>Traceability</w:t>
+            </w:r>
+          </w:p>
+        </w:tc>
+        <w:tc>
+          <w:tcPr>
+            <w:tcW w:type="dxa" w:w="6912"/>
+            <w:shd w:fill="FFFFFF"/>
+            <w:vAlign w:val="center"/>
+          </w:tcPr>
+          <w:p>
+            <w:pPr>
+              <w:spacing w:after="0" w:line="252" w:lineRule="auto"/>
+            </w:pPr>
+            <w:r/>
+            <w:r>
+              <w:rPr>
+                <w:rFonts w:ascii="Calibri" w:hAnsi="Calibri" w:eastAsia="Calibri"/>
+                <w:b w:val="0"/>
+                <w:sz w:val="18"/>
+              </w:rPr>
+              <w:t>Connect Requirement -&gt; Use Case -&gt; Task -&gt; Test Case -&gt; Bug/Defect -&gt; Evidence -&gt; RTM -&gt; Report.</w:t>
+            </w:r>
+          </w:p>
+        </w:tc>
+      </w:tr>
+      <w:tr>
+        <w:tc>
+          <w:tcPr>
+            <w:tcW w:type="dxa" w:w="2448"/>
+            <w:shd w:fill="FFFFFF"/>
+            <w:vAlign w:val="center"/>
+          </w:tcPr>
+          <w:p>
+            <w:pPr>
+              <w:spacing w:after="0" w:line="252" w:lineRule="auto"/>
+            </w:pPr>
+            <w:r/>
+            <w:r>
+              <w:rPr>
+                <w:rFonts w:ascii="Calibri" w:hAnsi="Calibri" w:eastAsia="Calibri"/>
+                <w:b w:val="0"/>
+                <w:sz w:val="18"/>
+              </w:rPr>
+              <w:t>Evidence-based progress</w:t>
+            </w:r>
+          </w:p>
+        </w:tc>
+        <w:tc>
+          <w:tcPr>
+            <w:tcW w:type="dxa" w:w="6912"/>
+            <w:shd w:fill="FFFFFF"/>
+            <w:vAlign w:val="center"/>
+          </w:tcPr>
+          <w:p>
+            <w:pPr>
+              <w:spacing w:after="0" w:line="252" w:lineRule="auto"/>
+            </w:pPr>
+            <w:r/>
+            <w:r>
+              <w:rPr>
+                <w:rFonts w:ascii="Calibri" w:hAnsi="Calibri" w:eastAsia="Calibri"/>
+                <w:b w:val="0"/>
+                <w:sz w:val="18"/>
+              </w:rPr>
+              <w:t>Require evidence review and count only accepted evidence in RTM completion logic.</w:t>
+            </w:r>
+          </w:p>
+        </w:tc>
+      </w:tr>
+      <w:tr>
+        <w:tc>
+          <w:tcPr>
+            <w:tcW w:type="dxa" w:w="2448"/>
+            <w:shd w:fill="FFFFFF"/>
+            <w:vAlign w:val="center"/>
+          </w:tcPr>
+          <w:p>
+            <w:pPr>
+              <w:spacing w:after="0" w:line="252" w:lineRule="auto"/>
+            </w:pPr>
+            <w:r/>
+            <w:r>
+              <w:rPr>
+                <w:rFonts w:ascii="Calibri" w:hAnsi="Calibri" w:eastAsia="Calibri"/>
+                <w:b w:val="0"/>
+                <w:sz w:val="18"/>
+              </w:rPr>
+              <w:t>Mentor visibility</w:t>
+            </w:r>
+          </w:p>
+        </w:tc>
+        <w:tc>
+          <w:tcPr>
+            <w:tcW w:type="dxa" w:w="6912"/>
+            <w:shd w:fill="FFFFFF"/>
+            <w:vAlign w:val="center"/>
+          </w:tcPr>
+          <w:p>
+            <w:pPr>
+              <w:spacing w:after="0" w:line="252" w:lineRule="auto"/>
+            </w:pPr>
+            <w:r/>
+            <w:r>
+              <w:rPr>
+                <w:rFonts w:ascii="Calibri" w:hAnsi="Calibri" w:eastAsia="Calibri"/>
+                <w:b w:val="0"/>
+                <w:sz w:val="18"/>
+              </w:rPr>
+              <w:t>Provide read-only overview, RTM, evidence, weekly reports, and contribution indicators.</w:t>
+            </w:r>
+          </w:p>
+        </w:tc>
+      </w:tr>
+      <w:tr>
+        <w:tc>
+          <w:tcPr>
+            <w:tcW w:type="dxa" w:w="2448"/>
+            <w:shd w:fill="FFFFFF"/>
+            <w:vAlign w:val="center"/>
+          </w:tcPr>
+          <w:p>
+            <w:pPr>
+              <w:spacing w:after="0" w:line="252" w:lineRule="auto"/>
+            </w:pPr>
+            <w:r/>
+            <w:r>
+              <w:rPr>
+                <w:rFonts w:ascii="Calibri" w:hAnsi="Calibri" w:eastAsia="Calibri"/>
+                <w:b w:val="0"/>
+                <w:sz w:val="18"/>
+              </w:rPr>
+              <w:t>AI transparency</w:t>
+            </w:r>
+          </w:p>
+        </w:tc>
+        <w:tc>
+          <w:tcPr>
+            <w:tcW w:type="dxa" w:w="6912"/>
+            <w:shd w:fill="FFFFFF"/>
+            <w:vAlign w:val="center"/>
+          </w:tcPr>
+          <w:p>
+            <w:pPr>
+              <w:spacing w:after="0" w:line="252" w:lineRule="auto"/>
+            </w:pPr>
+            <w:r/>
+            <w:r>
+              <w:rPr>
+                <w:rFonts w:ascii="Calibri" w:hAnsi="Calibri" w:eastAsia="Calibri"/>
+                <w:b w:val="0"/>
+                <w:sz w:val="18"/>
+              </w:rPr>
+              <w:t>Treat AI output as draft and require user review before applying it to official project data.</w:t>
+            </w:r>
+          </w:p>
+        </w:tc>
+      </w:tr>
+      <w:tr>
+        <w:tc>
+          <w:tcPr>
+            <w:tcW w:type="dxa" w:w="2448"/>
+            <w:shd w:fill="FFFFFF"/>
+            <w:vAlign w:val="center"/>
+          </w:tcPr>
+          <w:p>
+            <w:pPr>
+              <w:spacing w:after="0" w:line="252" w:lineRule="auto"/>
+            </w:pPr>
+            <w:r/>
+            <w:r>
+              <w:rPr>
+                <w:rFonts w:ascii="Calibri" w:hAnsi="Calibri" w:eastAsia="Calibri"/>
+                <w:b w:val="0"/>
+                <w:sz w:val="18"/>
+              </w:rPr>
+              <w:t>Code insight</w:t>
+            </w:r>
+          </w:p>
+        </w:tc>
+        <w:tc>
+          <w:tcPr>
+            <w:tcW w:type="dxa" w:w="6912"/>
+            <w:shd w:fill="FFFFFF"/>
+            <w:vAlign w:val="center"/>
+          </w:tcPr>
+          <w:p>
+            <w:pPr>
+              <w:spacing w:after="0" w:line="252" w:lineRule="auto"/>
+            </w:pPr>
+            <w:r/>
+            <w:r>
+              <w:rPr>
+                <w:rFonts w:ascii="Calibri" w:hAnsi="Calibri" w:eastAsia="Calibri"/>
+                <w:b w:val="0"/>
+                <w:sz w:val="18"/>
+              </w:rPr>
+              <w:t>Use GitHub webhook metadata and conventional commit parsing to link code activity with project artifacts.</w:t>
+            </w:r>
+          </w:p>
+        </w:tc>
+      </w:tr>
+    </w:tbl>
+    <w:p>
+      <w:pPr>
+        <w:spacing w:after="40"/>
+      </w:pPr>
+    </w:p>
     <w:sectPr>
       <w:headerReference w:type="default" r:id="rId8"/>
       <w:footerReference w:type="default" r:id="rId9"/>
@@ -2117,7 +4108,7 @@
       <w:outlineLvl w:val="0"/>
     </w:pPr>
     <w:rPr>
-      <w:rFonts w:asciiTheme="majorHAnsi" w:eastAsiaTheme="majorEastAsia" w:hAnsiTheme="majorHAnsi" w:cstheme="majorBidi"/>
+      <w:rFonts w:asciiTheme="majorHAnsi" w:eastAsiaTheme="majorEastAsia" w:hAnsiTheme="majorHAnsi" w:cstheme="majorBidi" w:ascii="Calibri" w:hAnsi="Calibri"/>
       <w:b/>
       <w:bCs/>
       <w:color w:val="1F4E79"/>
@@ -2137,11 +4128,11 @@
     <w:pPr>
       <w:keepNext/>
       <w:keepLines/>
-      <w:spacing w:before="240"/>
+      <w:spacing w:before="240" w:after="120"/>
       <w:outlineLvl w:val="1"/>
     </w:pPr>
     <w:rPr>
-      <w:rFonts w:asciiTheme="majorHAnsi" w:eastAsiaTheme="majorEastAsia" w:hAnsiTheme="majorHAnsi" w:cstheme="majorBidi"/>
+      <w:rFonts w:asciiTheme="majorHAnsi" w:eastAsiaTheme="majorEastAsia" w:hAnsiTheme="majorHAnsi" w:cstheme="majorBidi" w:ascii="Calibri" w:hAnsi="Calibri"/>
       <w:b/>
       <w:bCs/>
       <w:color w:val="1F4E79"/>
@@ -2165,7 +4156,7 @@
       <w:outlineLvl w:val="2"/>
     </w:pPr>
     <w:rPr>
-      <w:rFonts w:asciiTheme="majorHAnsi" w:eastAsiaTheme="majorEastAsia" w:hAnsiTheme="majorHAnsi" w:cstheme="majorBidi"/>
+      <w:rFonts w:asciiTheme="majorHAnsi" w:eastAsiaTheme="majorEastAsia" w:hAnsiTheme="majorHAnsi" w:cstheme="majorBidi" w:ascii="Calibri" w:hAnsi="Calibri"/>
       <w:b/>
       <w:bCs/>
       <w:color w:val="0B2545"/>

--- a/SRS_DevTrackAI.docx
+++ b/SRS_DevTrackAI.docx
@@ -410,9 +410,11 @@
       <w:pPr>
         <w:pStyle w:val="Heading1"/>
       </w:pPr>
+      <w:bookmarkStart w:id="0" w:name="_Toc230267582"/>
       <w:r>
         <w:t>Document Control</w:t>
       </w:r>
+      <w:bookmarkEnd w:id="0"/>
     </w:p>
     <w:tbl>
       <w:tblPr>
@@ -601,9 +603,11 @@
       <w:pPr>
         <w:pStyle w:val="Heading1"/>
       </w:pPr>
+      <w:bookmarkStart w:id="1" w:name="_Toc230267583"/>
       <w:r>
         <w:t>Team Members</w:t>
       </w:r>
+      <w:bookmarkEnd w:id="1"/>
     </w:p>
     <w:tbl>
       <w:tblPr>
@@ -1323,88 +1327,1280 @@
         <w:pStyle w:val="Heading1"/>
       </w:pPr>
     </w:p>
+    <w:sdt>
+      <w:sdtPr>
+        <w:rPr>
+          <w:lang w:val="vi-VN"/>
+        </w:rPr>
+        <w:id w:val="-1701315996"/>
+        <w:docPartObj>
+          <w:docPartGallery w:val="Table of Contents"/>
+          <w:docPartUnique/>
+        </w:docPartObj>
+      </w:sdtPr>
+      <w:sdtEndPr>
+        <w:rPr>
+          <w:rFonts w:asciiTheme="minorHAnsi" w:eastAsiaTheme="minorEastAsia" w:hAnsiTheme="minorHAnsi" w:cs="Times New Roman"/>
+          <w:b w:val="0"/>
+          <w:bCs w:val="0"/>
+          <w:color w:val="auto"/>
+          <w:sz w:val="22"/>
+          <w:szCs w:val="22"/>
+          <w:lang w:eastAsia="vi-VN"/>
+        </w:rPr>
+      </w:sdtEndPr>
+      <w:sdtContent>
+        <w:p>
+          <w:pPr>
+            <w:pStyle w:val="Heading1"/>
+          </w:pPr>
+          <w:r>
+            <w:t>Table of Contents</w:t>
+          </w:r>
+          <w:r>
+            <w:rPr>
+              <w:lang w:val="vi-VN"/>
+            </w:rPr>
+            <w:fldChar w:fldCharType="begin"/>
+          </w:r>
+          <w:r>
+            <w:rPr>
+              <w:lang w:val="vi-VN"/>
+            </w:rPr>
+            <w:instrText xml:space="preserve"> TOC \o "1-3" \h \z \u </w:instrText>
+          </w:r>
+          <w:r>
+            <w:rPr>
+              <w:lang w:val="vi-VN"/>
+            </w:rPr>
+            <w:fldChar w:fldCharType="separate"/>
+          </w:r>
+        </w:p>
+        <w:p>
+          <w:pPr>
+            <w:pStyle w:val="TOC1"/>
+            <w:tabs>
+              <w:tab w:val="right" w:leader="dot" w:pos="9782"/>
+            </w:tabs>
+            <w:rPr>
+              <w:rFonts w:asciiTheme="minorHAnsi" w:hAnsiTheme="minorHAnsi"/>
+              <w:b w:val="0"/>
+              <w:noProof/>
+              <w:kern w:val="2"/>
+              <w:sz w:val="24"/>
+              <w:szCs w:val="24"/>
+              <w:lang w:val="vi-VN" w:eastAsia="vi-VN"/>
+              <w14:ligatures w14:val="standardContextual"/>
+            </w:rPr>
+          </w:pPr>
+          <w:hyperlink w:anchor="_Toc230267582" w:history="1">
+            <w:r>
+              <w:rPr>
+                <w:rStyle w:val="Hyperlink"/>
+                <w:noProof/>
+              </w:rPr>
+              <w:t>Document Control</w:t>
+            </w:r>
+            <w:r>
+              <w:rPr>
+                <w:noProof/>
+                <w:webHidden/>
+              </w:rPr>
+              <w:tab/>
+            </w:r>
+            <w:r>
+              <w:rPr>
+                <w:noProof/>
+                <w:webHidden/>
+              </w:rPr>
+              <w:fldChar w:fldCharType="begin"/>
+            </w:r>
+            <w:r>
+              <w:rPr>
+                <w:noProof/>
+                <w:webHidden/>
+              </w:rPr>
+              <w:instrText xml:space="preserve"> PAGEREF _Toc230267582 \h </w:instrText>
+            </w:r>
+            <w:r>
+              <w:rPr>
+                <w:noProof/>
+                <w:webHidden/>
+              </w:rPr>
+            </w:r>
+            <w:r>
+              <w:rPr>
+                <w:noProof/>
+                <w:webHidden/>
+              </w:rPr>
+              <w:fldChar w:fldCharType="separate"/>
+            </w:r>
+            <w:r>
+              <w:rPr>
+                <w:noProof/>
+                <w:webHidden/>
+              </w:rPr>
+              <w:t>1</w:t>
+            </w:r>
+            <w:r>
+              <w:rPr>
+                <w:noProof/>
+                <w:webHidden/>
+              </w:rPr>
+              <w:fldChar w:fldCharType="end"/>
+            </w:r>
+          </w:hyperlink>
+        </w:p>
+        <w:p>
+          <w:pPr>
+            <w:pStyle w:val="TOC1"/>
+            <w:tabs>
+              <w:tab w:val="right" w:leader="dot" w:pos="9782"/>
+            </w:tabs>
+            <w:rPr>
+              <w:rFonts w:asciiTheme="minorHAnsi" w:hAnsiTheme="minorHAnsi"/>
+              <w:b w:val="0"/>
+              <w:noProof/>
+              <w:kern w:val="2"/>
+              <w:sz w:val="24"/>
+              <w:szCs w:val="24"/>
+              <w:lang w:val="vi-VN" w:eastAsia="vi-VN"/>
+              <w14:ligatures w14:val="standardContextual"/>
+            </w:rPr>
+          </w:pPr>
+          <w:hyperlink w:anchor="_Toc230267583" w:history="1">
+            <w:r>
+              <w:rPr>
+                <w:rStyle w:val="Hyperlink"/>
+                <w:noProof/>
+              </w:rPr>
+              <w:t>Team Members</w:t>
+            </w:r>
+            <w:r>
+              <w:rPr>
+                <w:noProof/>
+                <w:webHidden/>
+              </w:rPr>
+              <w:tab/>
+            </w:r>
+            <w:r>
+              <w:rPr>
+                <w:noProof/>
+                <w:webHidden/>
+              </w:rPr>
+              <w:fldChar w:fldCharType="begin"/>
+            </w:r>
+            <w:r>
+              <w:rPr>
+                <w:noProof/>
+                <w:webHidden/>
+              </w:rPr>
+              <w:instrText xml:space="preserve"> PAGEREF _Toc230267583 \h </w:instrText>
+            </w:r>
+            <w:r>
+              <w:rPr>
+                <w:noProof/>
+                <w:webHidden/>
+              </w:rPr>
+            </w:r>
+            <w:r>
+              <w:rPr>
+                <w:noProof/>
+                <w:webHidden/>
+              </w:rPr>
+              <w:fldChar w:fldCharType="separate"/>
+            </w:r>
+            <w:r>
+              <w:rPr>
+                <w:noProof/>
+                <w:webHidden/>
+              </w:rPr>
+              <w:t>1</w:t>
+            </w:r>
+            <w:r>
+              <w:rPr>
+                <w:noProof/>
+                <w:webHidden/>
+              </w:rPr>
+              <w:fldChar w:fldCharType="end"/>
+            </w:r>
+          </w:hyperlink>
+        </w:p>
+        <w:p>
+          <w:pPr>
+            <w:pStyle w:val="TOC1"/>
+            <w:tabs>
+              <w:tab w:val="right" w:leader="dot" w:pos="9782"/>
+            </w:tabs>
+            <w:rPr>
+              <w:rFonts w:asciiTheme="minorHAnsi" w:hAnsiTheme="minorHAnsi"/>
+              <w:b w:val="0"/>
+              <w:noProof/>
+              <w:kern w:val="2"/>
+              <w:sz w:val="24"/>
+              <w:szCs w:val="24"/>
+              <w:lang w:val="vi-VN" w:eastAsia="vi-VN"/>
+              <w14:ligatures w14:val="standardContextual"/>
+            </w:rPr>
+          </w:pPr>
+          <w:hyperlink w:anchor="_Toc230267584" w:history="1">
+            <w:r>
+              <w:rPr>
+                <w:rStyle w:val="Hyperlink"/>
+                <w:noProof/>
+              </w:rPr>
+              <w:t>Table of Contents</w:t>
+            </w:r>
+            <w:r>
+              <w:rPr>
+                <w:noProof/>
+                <w:webHidden/>
+              </w:rPr>
+              <w:tab/>
+            </w:r>
+            <w:r>
+              <w:rPr>
+                <w:noProof/>
+                <w:webHidden/>
+              </w:rPr>
+              <w:fldChar w:fldCharType="begin"/>
+            </w:r>
+            <w:r>
+              <w:rPr>
+                <w:noProof/>
+                <w:webHidden/>
+              </w:rPr>
+              <w:instrText xml:space="preserve"> PAGEREF _Toc230267584 \h </w:instrText>
+            </w:r>
+            <w:r>
+              <w:rPr>
+                <w:noProof/>
+                <w:webHidden/>
+              </w:rPr>
+            </w:r>
+            <w:r>
+              <w:rPr>
+                <w:noProof/>
+                <w:webHidden/>
+              </w:rPr>
+              <w:fldChar w:fldCharType="separate"/>
+            </w:r>
+            <w:r>
+              <w:rPr>
+                <w:noProof/>
+                <w:webHidden/>
+              </w:rPr>
+              <w:t>2</w:t>
+            </w:r>
+            <w:r>
+              <w:rPr>
+                <w:noProof/>
+                <w:webHidden/>
+              </w:rPr>
+              <w:fldChar w:fldCharType="end"/>
+            </w:r>
+          </w:hyperlink>
+        </w:p>
+        <w:p>
+          <w:pPr>
+            <w:pStyle w:val="TOC1"/>
+            <w:tabs>
+              <w:tab w:val="right" w:leader="dot" w:pos="9782"/>
+            </w:tabs>
+            <w:rPr>
+              <w:rFonts w:asciiTheme="minorHAnsi" w:hAnsiTheme="minorHAnsi"/>
+              <w:b w:val="0"/>
+              <w:noProof/>
+              <w:kern w:val="2"/>
+              <w:sz w:val="24"/>
+              <w:szCs w:val="24"/>
+              <w:lang w:val="vi-VN" w:eastAsia="vi-VN"/>
+              <w14:ligatures w14:val="standardContextual"/>
+            </w:rPr>
+          </w:pPr>
+          <w:hyperlink w:anchor="_Toc230267585" w:history="1">
+            <w:r>
+              <w:rPr>
+                <w:rStyle w:val="Hyperlink"/>
+                <w:noProof/>
+              </w:rPr>
+              <w:t>1. Project Overview</w:t>
+            </w:r>
+            <w:r>
+              <w:rPr>
+                <w:noProof/>
+                <w:webHidden/>
+              </w:rPr>
+              <w:tab/>
+            </w:r>
+            <w:r>
+              <w:rPr>
+                <w:noProof/>
+                <w:webHidden/>
+              </w:rPr>
+              <w:fldChar w:fldCharType="begin"/>
+            </w:r>
+            <w:r>
+              <w:rPr>
+                <w:noProof/>
+                <w:webHidden/>
+              </w:rPr>
+              <w:instrText xml:space="preserve"> PAGEREF _Toc230267585 \h </w:instrText>
+            </w:r>
+            <w:r>
+              <w:rPr>
+                <w:noProof/>
+                <w:webHidden/>
+              </w:rPr>
+            </w:r>
+            <w:r>
+              <w:rPr>
+                <w:noProof/>
+                <w:webHidden/>
+              </w:rPr>
+              <w:fldChar w:fldCharType="separate"/>
+            </w:r>
+            <w:r>
+              <w:rPr>
+                <w:noProof/>
+                <w:webHidden/>
+              </w:rPr>
+              <w:t>3</w:t>
+            </w:r>
+            <w:r>
+              <w:rPr>
+                <w:noProof/>
+                <w:webHidden/>
+              </w:rPr>
+              <w:fldChar w:fldCharType="end"/>
+            </w:r>
+          </w:hyperlink>
+        </w:p>
+        <w:p>
+          <w:pPr>
+            <w:pStyle w:val="TOC2"/>
+            <w:tabs>
+              <w:tab w:val="right" w:leader="dot" w:pos="9782"/>
+            </w:tabs>
+            <w:rPr>
+              <w:rFonts w:asciiTheme="minorHAnsi" w:hAnsiTheme="minorHAnsi"/>
+              <w:noProof/>
+              <w:kern w:val="2"/>
+              <w:sz w:val="24"/>
+              <w:szCs w:val="24"/>
+              <w:lang w:val="vi-VN" w:eastAsia="vi-VN"/>
+              <w14:ligatures w14:val="standardContextual"/>
+            </w:rPr>
+          </w:pPr>
+          <w:hyperlink w:anchor="_Toc230267586" w:history="1">
+            <w:r>
+              <w:rPr>
+                <w:rStyle w:val="Hyperlink"/>
+                <w:noProof/>
+              </w:rPr>
+              <w:t>1.1 Introduction</w:t>
+            </w:r>
+            <w:r>
+              <w:rPr>
+                <w:noProof/>
+                <w:webHidden/>
+              </w:rPr>
+              <w:tab/>
+            </w:r>
+            <w:r>
+              <w:rPr>
+                <w:noProof/>
+                <w:webHidden/>
+              </w:rPr>
+              <w:fldChar w:fldCharType="begin"/>
+            </w:r>
+            <w:r>
+              <w:rPr>
+                <w:noProof/>
+                <w:webHidden/>
+              </w:rPr>
+              <w:instrText xml:space="preserve"> PAGEREF _Toc230267586 \h </w:instrText>
+            </w:r>
+            <w:r>
+              <w:rPr>
+                <w:noProof/>
+                <w:webHidden/>
+              </w:rPr>
+            </w:r>
+            <w:r>
+              <w:rPr>
+                <w:noProof/>
+                <w:webHidden/>
+              </w:rPr>
+              <w:fldChar w:fldCharType="separate"/>
+            </w:r>
+            <w:r>
+              <w:rPr>
+                <w:noProof/>
+                <w:webHidden/>
+              </w:rPr>
+              <w:t>3</w:t>
+            </w:r>
+            <w:r>
+              <w:rPr>
+                <w:noProof/>
+                <w:webHidden/>
+              </w:rPr>
+              <w:fldChar w:fldCharType="end"/>
+            </w:r>
+          </w:hyperlink>
+        </w:p>
+        <w:p>
+          <w:pPr>
+            <w:pStyle w:val="TOC2"/>
+            <w:tabs>
+              <w:tab w:val="right" w:leader="dot" w:pos="9782"/>
+            </w:tabs>
+            <w:rPr>
+              <w:rFonts w:asciiTheme="minorHAnsi" w:hAnsiTheme="minorHAnsi"/>
+              <w:noProof/>
+              <w:kern w:val="2"/>
+              <w:sz w:val="24"/>
+              <w:szCs w:val="24"/>
+              <w:lang w:val="vi-VN" w:eastAsia="vi-VN"/>
+              <w14:ligatures w14:val="standardContextual"/>
+            </w:rPr>
+          </w:pPr>
+          <w:hyperlink w:anchor="_Toc230267587" w:history="1">
+            <w:r>
+              <w:rPr>
+                <w:rStyle w:val="Hyperlink"/>
+                <w:noProof/>
+              </w:rPr>
+              <w:t>1.2 Purpose</w:t>
+            </w:r>
+            <w:r>
+              <w:rPr>
+                <w:noProof/>
+                <w:webHidden/>
+              </w:rPr>
+              <w:tab/>
+            </w:r>
+            <w:r>
+              <w:rPr>
+                <w:noProof/>
+                <w:webHidden/>
+              </w:rPr>
+              <w:fldChar w:fldCharType="begin"/>
+            </w:r>
+            <w:r>
+              <w:rPr>
+                <w:noProof/>
+                <w:webHidden/>
+              </w:rPr>
+              <w:instrText xml:space="preserve"> PAGEREF _Toc230267587 \h </w:instrText>
+            </w:r>
+            <w:r>
+              <w:rPr>
+                <w:noProof/>
+                <w:webHidden/>
+              </w:rPr>
+            </w:r>
+            <w:r>
+              <w:rPr>
+                <w:noProof/>
+                <w:webHidden/>
+              </w:rPr>
+              <w:fldChar w:fldCharType="separate"/>
+            </w:r>
+            <w:r>
+              <w:rPr>
+                <w:noProof/>
+                <w:webHidden/>
+              </w:rPr>
+              <w:t>3</w:t>
+            </w:r>
+            <w:r>
+              <w:rPr>
+                <w:noProof/>
+                <w:webHidden/>
+              </w:rPr>
+              <w:fldChar w:fldCharType="end"/>
+            </w:r>
+          </w:hyperlink>
+        </w:p>
+        <w:p>
+          <w:pPr>
+            <w:pStyle w:val="TOC2"/>
+            <w:tabs>
+              <w:tab w:val="right" w:leader="dot" w:pos="9782"/>
+            </w:tabs>
+            <w:rPr>
+              <w:rFonts w:asciiTheme="minorHAnsi" w:hAnsiTheme="minorHAnsi"/>
+              <w:noProof/>
+              <w:kern w:val="2"/>
+              <w:sz w:val="24"/>
+              <w:szCs w:val="24"/>
+              <w:lang w:val="vi-VN" w:eastAsia="vi-VN"/>
+              <w14:ligatures w14:val="standardContextual"/>
+            </w:rPr>
+          </w:pPr>
+          <w:hyperlink w:anchor="_Toc230267588" w:history="1">
+            <w:r>
+              <w:rPr>
+                <w:rStyle w:val="Hyperlink"/>
+                <w:noProof/>
+              </w:rPr>
+              <w:t>1.3 Problem Statement</w:t>
+            </w:r>
+            <w:r>
+              <w:rPr>
+                <w:noProof/>
+                <w:webHidden/>
+              </w:rPr>
+              <w:tab/>
+            </w:r>
+            <w:r>
+              <w:rPr>
+                <w:noProof/>
+                <w:webHidden/>
+              </w:rPr>
+              <w:fldChar w:fldCharType="begin"/>
+            </w:r>
+            <w:r>
+              <w:rPr>
+                <w:noProof/>
+                <w:webHidden/>
+              </w:rPr>
+              <w:instrText xml:space="preserve"> PAGEREF _Toc230267588 \h </w:instrText>
+            </w:r>
+            <w:r>
+              <w:rPr>
+                <w:noProof/>
+                <w:webHidden/>
+              </w:rPr>
+            </w:r>
+            <w:r>
+              <w:rPr>
+                <w:noProof/>
+                <w:webHidden/>
+              </w:rPr>
+              <w:fldChar w:fldCharType="separate"/>
+            </w:r>
+            <w:r>
+              <w:rPr>
+                <w:noProof/>
+                <w:webHidden/>
+              </w:rPr>
+              <w:t>3</w:t>
+            </w:r>
+            <w:r>
+              <w:rPr>
+                <w:noProof/>
+                <w:webHidden/>
+              </w:rPr>
+              <w:fldChar w:fldCharType="end"/>
+            </w:r>
+          </w:hyperlink>
+        </w:p>
+        <w:p>
+          <w:pPr>
+            <w:pStyle w:val="TOC2"/>
+            <w:tabs>
+              <w:tab w:val="right" w:leader="dot" w:pos="9782"/>
+            </w:tabs>
+            <w:rPr>
+              <w:rFonts w:asciiTheme="minorHAnsi" w:hAnsiTheme="minorHAnsi"/>
+              <w:noProof/>
+              <w:kern w:val="2"/>
+              <w:sz w:val="24"/>
+              <w:szCs w:val="24"/>
+              <w:lang w:val="vi-VN" w:eastAsia="vi-VN"/>
+              <w14:ligatures w14:val="standardContextual"/>
+            </w:rPr>
+          </w:pPr>
+          <w:hyperlink w:anchor="_Toc230267589" w:history="1">
+            <w:r>
+              <w:rPr>
+                <w:rStyle w:val="Hyperlink"/>
+                <w:noProof/>
+              </w:rPr>
+              <w:t>1.4 Project Objectives</w:t>
+            </w:r>
+            <w:r>
+              <w:rPr>
+                <w:noProof/>
+                <w:webHidden/>
+              </w:rPr>
+              <w:tab/>
+            </w:r>
+            <w:r>
+              <w:rPr>
+                <w:noProof/>
+                <w:webHidden/>
+              </w:rPr>
+              <w:fldChar w:fldCharType="begin"/>
+            </w:r>
+            <w:r>
+              <w:rPr>
+                <w:noProof/>
+                <w:webHidden/>
+              </w:rPr>
+              <w:instrText xml:space="preserve"> PAGEREF _Toc230267589 \h </w:instrText>
+            </w:r>
+            <w:r>
+              <w:rPr>
+                <w:noProof/>
+                <w:webHidden/>
+              </w:rPr>
+            </w:r>
+            <w:r>
+              <w:rPr>
+                <w:noProof/>
+                <w:webHidden/>
+              </w:rPr>
+              <w:fldChar w:fldCharType="separate"/>
+            </w:r>
+            <w:r>
+              <w:rPr>
+                <w:noProof/>
+                <w:webHidden/>
+              </w:rPr>
+              <w:t>3</w:t>
+            </w:r>
+            <w:r>
+              <w:rPr>
+                <w:noProof/>
+                <w:webHidden/>
+              </w:rPr>
+              <w:fldChar w:fldCharType="end"/>
+            </w:r>
+          </w:hyperlink>
+        </w:p>
+        <w:p>
+          <w:pPr>
+            <w:pStyle w:val="TOC2"/>
+            <w:tabs>
+              <w:tab w:val="right" w:leader="dot" w:pos="9782"/>
+            </w:tabs>
+            <w:rPr>
+              <w:rFonts w:asciiTheme="minorHAnsi" w:hAnsiTheme="minorHAnsi"/>
+              <w:noProof/>
+              <w:kern w:val="2"/>
+              <w:sz w:val="24"/>
+              <w:szCs w:val="24"/>
+              <w:lang w:val="vi-VN" w:eastAsia="vi-VN"/>
+              <w14:ligatures w14:val="standardContextual"/>
+            </w:rPr>
+          </w:pPr>
+          <w:hyperlink w:anchor="_Toc230267590" w:history="1">
+            <w:r>
+              <w:rPr>
+                <w:rStyle w:val="Hyperlink"/>
+                <w:noProof/>
+              </w:rPr>
+              <w:t>1.5 Target Users</w:t>
+            </w:r>
+            <w:r>
+              <w:rPr>
+                <w:noProof/>
+                <w:webHidden/>
+              </w:rPr>
+              <w:tab/>
+            </w:r>
+            <w:r>
+              <w:rPr>
+                <w:noProof/>
+                <w:webHidden/>
+              </w:rPr>
+              <w:fldChar w:fldCharType="begin"/>
+            </w:r>
+            <w:r>
+              <w:rPr>
+                <w:noProof/>
+                <w:webHidden/>
+              </w:rPr>
+              <w:instrText xml:space="preserve"> PAGEREF _Toc230267590 \h </w:instrText>
+            </w:r>
+            <w:r>
+              <w:rPr>
+                <w:noProof/>
+                <w:webHidden/>
+              </w:rPr>
+            </w:r>
+            <w:r>
+              <w:rPr>
+                <w:noProof/>
+                <w:webHidden/>
+              </w:rPr>
+              <w:fldChar w:fldCharType="separate"/>
+            </w:r>
+            <w:r>
+              <w:rPr>
+                <w:noProof/>
+                <w:webHidden/>
+              </w:rPr>
+              <w:t>3</w:t>
+            </w:r>
+            <w:r>
+              <w:rPr>
+                <w:noProof/>
+                <w:webHidden/>
+              </w:rPr>
+              <w:fldChar w:fldCharType="end"/>
+            </w:r>
+          </w:hyperlink>
+        </w:p>
+        <w:p>
+          <w:pPr>
+            <w:pStyle w:val="TOC1"/>
+            <w:tabs>
+              <w:tab w:val="right" w:leader="dot" w:pos="9782"/>
+            </w:tabs>
+            <w:rPr>
+              <w:rFonts w:asciiTheme="minorHAnsi" w:hAnsiTheme="minorHAnsi"/>
+              <w:b w:val="0"/>
+              <w:noProof/>
+              <w:kern w:val="2"/>
+              <w:sz w:val="24"/>
+              <w:szCs w:val="24"/>
+              <w:lang w:val="vi-VN" w:eastAsia="vi-VN"/>
+              <w14:ligatures w14:val="standardContextual"/>
+            </w:rPr>
+          </w:pPr>
+          <w:hyperlink w:anchor="_Toc230267591" w:history="1">
+            <w:r>
+              <w:rPr>
+                <w:rStyle w:val="Hyperlink"/>
+                <w:noProof/>
+              </w:rPr>
+              <w:t>2. Product Scope</w:t>
+            </w:r>
+            <w:r>
+              <w:rPr>
+                <w:noProof/>
+                <w:webHidden/>
+              </w:rPr>
+              <w:tab/>
+            </w:r>
+            <w:r>
+              <w:rPr>
+                <w:noProof/>
+                <w:webHidden/>
+              </w:rPr>
+              <w:fldChar w:fldCharType="begin"/>
+            </w:r>
+            <w:r>
+              <w:rPr>
+                <w:noProof/>
+                <w:webHidden/>
+              </w:rPr>
+              <w:instrText xml:space="preserve"> PAGEREF _Toc230267591 \h </w:instrText>
+            </w:r>
+            <w:r>
+              <w:rPr>
+                <w:noProof/>
+                <w:webHidden/>
+              </w:rPr>
+            </w:r>
+            <w:r>
+              <w:rPr>
+                <w:noProof/>
+                <w:webHidden/>
+              </w:rPr>
+              <w:fldChar w:fldCharType="separate"/>
+            </w:r>
+            <w:r>
+              <w:rPr>
+                <w:noProof/>
+                <w:webHidden/>
+              </w:rPr>
+              <w:t>4</w:t>
+            </w:r>
+            <w:r>
+              <w:rPr>
+                <w:noProof/>
+                <w:webHidden/>
+              </w:rPr>
+              <w:fldChar w:fldCharType="end"/>
+            </w:r>
+          </w:hyperlink>
+        </w:p>
+        <w:p>
+          <w:pPr>
+            <w:pStyle w:val="TOC2"/>
+            <w:tabs>
+              <w:tab w:val="right" w:leader="dot" w:pos="9782"/>
+            </w:tabs>
+            <w:rPr>
+              <w:rFonts w:asciiTheme="minorHAnsi" w:hAnsiTheme="minorHAnsi"/>
+              <w:noProof/>
+              <w:kern w:val="2"/>
+              <w:sz w:val="24"/>
+              <w:szCs w:val="24"/>
+              <w:lang w:val="vi-VN" w:eastAsia="vi-VN"/>
+              <w14:ligatures w14:val="standardContextual"/>
+            </w:rPr>
+          </w:pPr>
+          <w:hyperlink w:anchor="_Toc230267592" w:history="1">
+            <w:r>
+              <w:rPr>
+                <w:rStyle w:val="Hyperlink"/>
+                <w:noProof/>
+              </w:rPr>
+              <w:t>2.1 In-Scope Features for MVP</w:t>
+            </w:r>
+            <w:r>
+              <w:rPr>
+                <w:noProof/>
+                <w:webHidden/>
+              </w:rPr>
+              <w:tab/>
+            </w:r>
+            <w:r>
+              <w:rPr>
+                <w:noProof/>
+                <w:webHidden/>
+              </w:rPr>
+              <w:fldChar w:fldCharType="begin"/>
+            </w:r>
+            <w:r>
+              <w:rPr>
+                <w:noProof/>
+                <w:webHidden/>
+              </w:rPr>
+              <w:instrText xml:space="preserve"> PAGEREF _Toc230267592 \h </w:instrText>
+            </w:r>
+            <w:r>
+              <w:rPr>
+                <w:noProof/>
+                <w:webHidden/>
+              </w:rPr>
+            </w:r>
+            <w:r>
+              <w:rPr>
+                <w:noProof/>
+                <w:webHidden/>
+              </w:rPr>
+              <w:fldChar w:fldCharType="separate"/>
+            </w:r>
+            <w:r>
+              <w:rPr>
+                <w:noProof/>
+                <w:webHidden/>
+              </w:rPr>
+              <w:t>4</w:t>
+            </w:r>
+            <w:r>
+              <w:rPr>
+                <w:noProof/>
+                <w:webHidden/>
+              </w:rPr>
+              <w:fldChar w:fldCharType="end"/>
+            </w:r>
+          </w:hyperlink>
+        </w:p>
+        <w:p>
+          <w:pPr>
+            <w:pStyle w:val="TOC2"/>
+            <w:tabs>
+              <w:tab w:val="right" w:leader="dot" w:pos="9782"/>
+            </w:tabs>
+            <w:rPr>
+              <w:rFonts w:asciiTheme="minorHAnsi" w:hAnsiTheme="minorHAnsi"/>
+              <w:noProof/>
+              <w:kern w:val="2"/>
+              <w:sz w:val="24"/>
+              <w:szCs w:val="24"/>
+              <w:lang w:val="vi-VN" w:eastAsia="vi-VN"/>
+              <w14:ligatures w14:val="standardContextual"/>
+            </w:rPr>
+          </w:pPr>
+          <w:hyperlink w:anchor="_Toc230267593" w:history="1">
+            <w:r>
+              <w:rPr>
+                <w:rStyle w:val="Hyperlink"/>
+                <w:noProof/>
+              </w:rPr>
+              <w:t>2.2 Out-of-Scope / Future Scope</w:t>
+            </w:r>
+            <w:r>
+              <w:rPr>
+                <w:noProof/>
+                <w:webHidden/>
+              </w:rPr>
+              <w:tab/>
+            </w:r>
+            <w:r>
+              <w:rPr>
+                <w:noProof/>
+                <w:webHidden/>
+              </w:rPr>
+              <w:fldChar w:fldCharType="begin"/>
+            </w:r>
+            <w:r>
+              <w:rPr>
+                <w:noProof/>
+                <w:webHidden/>
+              </w:rPr>
+              <w:instrText xml:space="preserve"> PAGEREF _Toc230267593 \h </w:instrText>
+            </w:r>
+            <w:r>
+              <w:rPr>
+                <w:noProof/>
+                <w:webHidden/>
+              </w:rPr>
+            </w:r>
+            <w:r>
+              <w:rPr>
+                <w:noProof/>
+                <w:webHidden/>
+              </w:rPr>
+              <w:fldChar w:fldCharType="separate"/>
+            </w:r>
+            <w:r>
+              <w:rPr>
+                <w:noProof/>
+                <w:webHidden/>
+              </w:rPr>
+              <w:t>4</w:t>
+            </w:r>
+            <w:r>
+              <w:rPr>
+                <w:noProof/>
+                <w:webHidden/>
+              </w:rPr>
+              <w:fldChar w:fldCharType="end"/>
+            </w:r>
+          </w:hyperlink>
+        </w:p>
+        <w:p>
+          <w:pPr>
+            <w:pStyle w:val="TOC2"/>
+            <w:tabs>
+              <w:tab w:val="right" w:leader="dot" w:pos="9782"/>
+            </w:tabs>
+            <w:rPr>
+              <w:rFonts w:asciiTheme="minorHAnsi" w:hAnsiTheme="minorHAnsi"/>
+              <w:noProof/>
+              <w:kern w:val="2"/>
+              <w:sz w:val="24"/>
+              <w:szCs w:val="24"/>
+              <w:lang w:val="vi-VN" w:eastAsia="vi-VN"/>
+              <w14:ligatures w14:val="standardContextual"/>
+            </w:rPr>
+          </w:pPr>
+          <w:hyperlink w:anchor="_Toc230267594" w:history="1">
+            <w:r>
+              <w:rPr>
+                <w:rStyle w:val="Hyperlink"/>
+                <w:noProof/>
+              </w:rPr>
+              <w:t>2.3 Scope Boundaries and Assumptions</w:t>
+            </w:r>
+            <w:r>
+              <w:rPr>
+                <w:noProof/>
+                <w:webHidden/>
+              </w:rPr>
+              <w:tab/>
+            </w:r>
+            <w:r>
+              <w:rPr>
+                <w:noProof/>
+                <w:webHidden/>
+              </w:rPr>
+              <w:fldChar w:fldCharType="begin"/>
+            </w:r>
+            <w:r>
+              <w:rPr>
+                <w:noProof/>
+                <w:webHidden/>
+              </w:rPr>
+              <w:instrText xml:space="preserve"> PAGEREF _Toc230267594 \h </w:instrText>
+            </w:r>
+            <w:r>
+              <w:rPr>
+                <w:noProof/>
+                <w:webHidden/>
+              </w:rPr>
+            </w:r>
+            <w:r>
+              <w:rPr>
+                <w:noProof/>
+                <w:webHidden/>
+              </w:rPr>
+              <w:fldChar w:fldCharType="separate"/>
+            </w:r>
+            <w:r>
+              <w:rPr>
+                <w:noProof/>
+                <w:webHidden/>
+              </w:rPr>
+              <w:t>4</w:t>
+            </w:r>
+            <w:r>
+              <w:rPr>
+                <w:noProof/>
+                <w:webHidden/>
+              </w:rPr>
+              <w:fldChar w:fldCharType="end"/>
+            </w:r>
+          </w:hyperlink>
+        </w:p>
+        <w:p>
+          <w:pPr>
+            <w:pStyle w:val="TOC1"/>
+            <w:tabs>
+              <w:tab w:val="right" w:leader="dot" w:pos="9782"/>
+            </w:tabs>
+            <w:rPr>
+              <w:rFonts w:asciiTheme="minorHAnsi" w:hAnsiTheme="minorHAnsi"/>
+              <w:b w:val="0"/>
+              <w:noProof/>
+              <w:kern w:val="2"/>
+              <w:sz w:val="24"/>
+              <w:szCs w:val="24"/>
+              <w:lang w:val="vi-VN" w:eastAsia="vi-VN"/>
+              <w14:ligatures w14:val="standardContextual"/>
+            </w:rPr>
+          </w:pPr>
+          <w:hyperlink w:anchor="_Toc230267595" w:history="1">
+            <w:r>
+              <w:rPr>
+                <w:rStyle w:val="Hyperlink"/>
+                <w:noProof/>
+              </w:rPr>
+              <w:t>3. Existing Systems and Gap Analysis</w:t>
+            </w:r>
+            <w:r>
+              <w:rPr>
+                <w:noProof/>
+                <w:webHidden/>
+              </w:rPr>
+              <w:tab/>
+            </w:r>
+            <w:r>
+              <w:rPr>
+                <w:noProof/>
+                <w:webHidden/>
+              </w:rPr>
+              <w:fldChar w:fldCharType="begin"/>
+            </w:r>
+            <w:r>
+              <w:rPr>
+                <w:noProof/>
+                <w:webHidden/>
+              </w:rPr>
+              <w:instrText xml:space="preserve"> PAGEREF _Toc230267595 \h </w:instrText>
+            </w:r>
+            <w:r>
+              <w:rPr>
+                <w:noProof/>
+                <w:webHidden/>
+              </w:rPr>
+            </w:r>
+            <w:r>
+              <w:rPr>
+                <w:noProof/>
+                <w:webHidden/>
+              </w:rPr>
+              <w:fldChar w:fldCharType="separate"/>
+            </w:r>
+            <w:r>
+              <w:rPr>
+                <w:noProof/>
+                <w:webHidden/>
+              </w:rPr>
+              <w:t>4</w:t>
+            </w:r>
+            <w:r>
+              <w:rPr>
+                <w:noProof/>
+                <w:webHidden/>
+              </w:rPr>
+              <w:fldChar w:fldCharType="end"/>
+            </w:r>
+          </w:hyperlink>
+        </w:p>
+        <w:p>
+          <w:pPr>
+            <w:pStyle w:val="TOC2"/>
+            <w:tabs>
+              <w:tab w:val="right" w:leader="dot" w:pos="9782"/>
+            </w:tabs>
+            <w:rPr>
+              <w:rFonts w:asciiTheme="minorHAnsi" w:hAnsiTheme="minorHAnsi"/>
+              <w:noProof/>
+              <w:kern w:val="2"/>
+              <w:sz w:val="24"/>
+              <w:szCs w:val="24"/>
+              <w:lang w:val="vi-VN" w:eastAsia="vi-VN"/>
+              <w14:ligatures w14:val="standardContextual"/>
+            </w:rPr>
+          </w:pPr>
+          <w:hyperlink w:anchor="_Toc230267596" w:history="1">
+            <w:r>
+              <w:rPr>
+                <w:rStyle w:val="Hyperlink"/>
+                <w:noProof/>
+              </w:rPr>
+              <w:t>3.1 Key Gaps Identified</w:t>
+            </w:r>
+            <w:r>
+              <w:rPr>
+                <w:noProof/>
+                <w:webHidden/>
+              </w:rPr>
+              <w:tab/>
+            </w:r>
+            <w:r>
+              <w:rPr>
+                <w:noProof/>
+                <w:webHidden/>
+              </w:rPr>
+              <w:fldChar w:fldCharType="begin"/>
+            </w:r>
+            <w:r>
+              <w:rPr>
+                <w:noProof/>
+                <w:webHidden/>
+              </w:rPr>
+              <w:instrText xml:space="preserve"> PAGEREF _Toc230267596 \h </w:instrText>
+            </w:r>
+            <w:r>
+              <w:rPr>
+                <w:noProof/>
+                <w:webHidden/>
+              </w:rPr>
+            </w:r>
+            <w:r>
+              <w:rPr>
+                <w:noProof/>
+                <w:webHidden/>
+              </w:rPr>
+              <w:fldChar w:fldCharType="separate"/>
+            </w:r>
+            <w:r>
+              <w:rPr>
+                <w:noProof/>
+                <w:webHidden/>
+              </w:rPr>
+              <w:t>5</w:t>
+            </w:r>
+            <w:r>
+              <w:rPr>
+                <w:noProof/>
+                <w:webHidden/>
+              </w:rPr>
+              <w:fldChar w:fldCharType="end"/>
+            </w:r>
+          </w:hyperlink>
+        </w:p>
+        <w:p>
+          <w:pPr>
+            <w:pStyle w:val="TOC1"/>
+            <w:tabs>
+              <w:tab w:val="right" w:leader="dot" w:pos="9782"/>
+            </w:tabs>
+            <w:rPr>
+              <w:rFonts w:asciiTheme="minorHAnsi" w:hAnsiTheme="minorHAnsi"/>
+              <w:b w:val="0"/>
+              <w:noProof/>
+              <w:kern w:val="2"/>
+              <w:sz w:val="24"/>
+              <w:szCs w:val="24"/>
+              <w:lang w:val="vi-VN" w:eastAsia="vi-VN"/>
+              <w14:ligatures w14:val="standardContextual"/>
+            </w:rPr>
+          </w:pPr>
+          <w:hyperlink w:anchor="_Toc230267597" w:history="1">
+            <w:r>
+              <w:rPr>
+                <w:rStyle w:val="Hyperlink"/>
+                <w:noProof/>
+              </w:rPr>
+              <w:t>4. Proposed System Summary</w:t>
+            </w:r>
+            <w:r>
+              <w:rPr>
+                <w:noProof/>
+                <w:webHidden/>
+              </w:rPr>
+              <w:tab/>
+            </w:r>
+            <w:r>
+              <w:rPr>
+                <w:noProof/>
+                <w:webHidden/>
+              </w:rPr>
+              <w:fldChar w:fldCharType="begin"/>
+            </w:r>
+            <w:r>
+              <w:rPr>
+                <w:noProof/>
+                <w:webHidden/>
+              </w:rPr>
+              <w:instrText xml:space="preserve"> PAGEREF _Toc230267597 \h </w:instrText>
+            </w:r>
+            <w:r>
+              <w:rPr>
+                <w:noProof/>
+                <w:webHidden/>
+              </w:rPr>
+            </w:r>
+            <w:r>
+              <w:rPr>
+                <w:noProof/>
+                <w:webHidden/>
+              </w:rPr>
+              <w:fldChar w:fldCharType="separate"/>
+            </w:r>
+            <w:r>
+              <w:rPr>
+                <w:noProof/>
+                <w:webHidden/>
+              </w:rPr>
+              <w:t>5</w:t>
+            </w:r>
+            <w:r>
+              <w:rPr>
+                <w:noProof/>
+                <w:webHidden/>
+              </w:rPr>
+              <w:fldChar w:fldCharType="end"/>
+            </w:r>
+          </w:hyperlink>
+        </w:p>
+        <w:p>
+          <w:pPr>
+            <w:pStyle w:val="TOCHeading"/>
+            <w:rPr>
+              <w:rFonts w:asciiTheme="minorHAnsi" w:hAnsiTheme="minorHAnsi" w:cs="Times New Roman"/>
+              <w:sz w:val="22"/>
+              <w:lang w:eastAsia="vi-VN"/>
+            </w:rPr>
+          </w:pPr>
+          <w:r>
+            <w:rPr>
+              <w:lang w:val="vi-VN"/>
+            </w:rPr>
+            <w:fldChar w:fldCharType="end"/>
+          </w:r>
+        </w:p>
+        <w:p>
+          <w:pPr>
+            <w:pStyle w:val="TOC3"/>
+            <w:ind w:left="446"/>
+          </w:pPr>
+        </w:p>
+      </w:sdtContent>
+    </w:sdt>
     <w:p>
       <w:pPr>
-        <w:pStyle w:val="Heading1"/>
+        <w:rPr>
+          <w:lang w:val="vi-VN"/>
+        </w:rPr>
       </w:pPr>
       <w:r>
-        <w:t>Table of Contents</w:t>
-      </w:r>
-    </w:p>
-    <w:p>
-      <w:pPr>
-        <w:pStyle w:val="ListBullet"/>
-      </w:pPr>
-      <w:r>
-        <w:t>1. Project Overview</w:t>
-      </w:r>
-    </w:p>
-    <w:p>
-      <w:pPr>
-        <w:pStyle w:val="ListBullet"/>
-      </w:pPr>
-      <w:r>
-        <w:t>2. Overall System Description</w:t>
-      </w:r>
-    </w:p>
-    <w:p>
-      <w:pPr>
-        <w:pStyle w:val="ListBullet"/>
-      </w:pPr>
-      <w:r>
-        <w:t>3. Functional Requirements</w:t>
-      </w:r>
-    </w:p>
-    <w:p>
-      <w:pPr>
-        <w:pStyle w:val="ListBullet"/>
-      </w:pPr>
-      <w:r>
-        <w:t>4. Data and Traceability Requirements</w:t>
-      </w:r>
-    </w:p>
-    <w:p>
-      <w:pPr>
-        <w:pStyle w:val="ListBullet"/>
-      </w:pPr>
-      <w:r>
-        <w:t>5. Non-Functional Requirements</w:t>
-      </w:r>
-    </w:p>
-    <w:p>
-      <w:pPr>
-        <w:pStyle w:val="ListBullet"/>
-      </w:pPr>
-      <w:r>
-        <w:t>6. External Interface Requirements</w:t>
-      </w:r>
-    </w:p>
-    <w:p>
-      <w:pPr>
-        <w:pStyle w:val="ListBullet"/>
-      </w:pPr>
-      <w:r>
-        <w:t>7. System Modeling</w:t>
-      </w:r>
-    </w:p>
-    <w:p>
-      <w:pPr>
-        <w:pStyle w:val="ListBullet"/>
-      </w:pPr>
-      <w:r>
-        <w:t>8. Testing and Acceptance Plan</w:t>
-      </w:r>
-    </w:p>
-    <w:p>
-      <w:pPr>
-        <w:pStyle w:val="ListBullet"/>
-      </w:pPr>
-      <w:r>
-        <w:t>9. Risks, Constraints, and Appendix</w:t>
-      </w:r>
-    </w:p>
-    <w:p>
-      <w:r>
+        <w:rPr>
+          <w:lang w:val="vi-VN"/>
+        </w:rPr>
         <w:br w:type="page"/>
       </w:r>
     </w:p>
@@ -1412,38 +2608,41 @@
       <w:pPr>
         <w:pStyle w:val="Heading1"/>
       </w:pPr>
+      <w:bookmarkStart w:id="2" w:name="_Toc230267585"/>
       <w:r>
+        <w:lastRenderedPageBreak/>
         <w:t>1. Project Overview</w:t>
       </w:r>
+      <w:bookmarkEnd w:id="2"/>
     </w:p>
     <w:p>
       <w:pPr>
         <w:pStyle w:val="Heading2"/>
       </w:pPr>
+      <w:bookmarkStart w:id="3" w:name="_Toc230267586"/>
       <w:r>
         <w:t>1.1 Introduction</w:t>
       </w:r>
+      <w:bookmarkEnd w:id="3"/>
     </w:p>
     <w:p>
       <w:pPr>
-        <w:spacing w:before="0" w:after="120" w:line="269" w:lineRule="auto"/>
+        <w:spacing w:line="269" w:lineRule="auto"/>
       </w:pPr>
       <w:r>
         <w:rPr>
-          <w:rFonts w:ascii="Calibri" w:hAnsi="Calibri" w:eastAsia="Calibri"/>
-          <w:sz w:val="21"/>
+          <w:rFonts w:eastAsia="Calibri"/>
         </w:rPr>
         <w:t>DevTrack AI is an AI-integrated project workspace designed for IT student teams working on course projects, capstone projects, or semester-based software products. The system focuses on managing the project process with requirement traceability, evidence-based progress tracking, testing visibility, and weekly reporting.</w:t>
       </w:r>
     </w:p>
     <w:p>
       <w:pPr>
-        <w:spacing w:before="0" w:after="120" w:line="269" w:lineRule="auto"/>
+        <w:spacing w:line="269" w:lineRule="auto"/>
       </w:pPr>
       <w:r>
         <w:rPr>
-          <w:rFonts w:ascii="Calibri" w:hAnsi="Calibri" w:eastAsia="Calibri"/>
-          <w:sz w:val="21"/>
+          <w:rFonts w:eastAsia="Calibri"/>
         </w:rPr>
         <w:t>Unlike a general task board, DevTrack AI does not only answer the question of who is doing which task. It is intended to help a team prove whether a requirement has been implemented, tested, linked to valid evidence, affected by open defects, and reflected in project reports.</w:t>
       </w:r>
@@ -1452,18 +2651,19 @@
       <w:pPr>
         <w:pStyle w:val="Heading2"/>
       </w:pPr>
+      <w:bookmarkStart w:id="4" w:name="_Toc230267587"/>
       <w:r>
         <w:t>1.2 Purpose</w:t>
       </w:r>
+      <w:bookmarkEnd w:id="4"/>
     </w:p>
     <w:p>
       <w:pPr>
-        <w:spacing w:before="0" w:after="120" w:line="269" w:lineRule="auto"/>
+        <w:spacing w:line="269" w:lineRule="auto"/>
       </w:pPr>
       <w:r>
         <w:rPr>
-          <w:rFonts w:ascii="Calibri" w:hAnsi="Calibri" w:eastAsia="Calibri"/>
-          <w:sz w:val="21"/>
+          <w:rFonts w:eastAsia="Calibri"/>
         </w:rPr>
         <w:t>The purpose of this SRS is to define the functional and non-functional expectations for DevTrack AI. This document clarifies the system scope, user roles, existing system gaps, and the proposed direction for building a project workspace that supports academic software development in a more transparent and traceable way.</w:t>
       </w:r>
@@ -1472,18 +2672,19 @@
       <w:pPr>
         <w:pStyle w:val="Heading2"/>
       </w:pPr>
+      <w:bookmarkStart w:id="5" w:name="_Toc230267588"/>
       <w:r>
         <w:t>1.3 Problem Statement</w:t>
       </w:r>
+      <w:bookmarkEnd w:id="5"/>
     </w:p>
     <w:p>
       <w:pPr>
-        <w:spacing w:before="0" w:after="120" w:line="269" w:lineRule="auto"/>
+        <w:spacing w:line="269" w:lineRule="auto"/>
       </w:pPr>
       <w:r>
         <w:rPr>
-          <w:rFonts w:ascii="Calibri" w:hAnsi="Calibri" w:eastAsia="Calibri"/>
-          <w:sz w:val="21"/>
+          <w:rFonts w:eastAsia="Calibri"/>
         </w:rPr>
         <w:t>Student teams often manage requirements, tasks, testing, evidence, GitHub activity, and weekly reports in separate tools. This creates weak traceability and makes it difficult for leaders and mentors to verify whether project progress is real, complete, and supported by proper evidence. In many cases, testing is performed late, evidence is uploaded without review, and AI-generated work is not recorded transparently.</w:t>
       </w:r>
@@ -1492,18 +2693,19 @@
       <w:pPr>
         <w:pStyle w:val="Heading2"/>
       </w:pPr>
+      <w:bookmarkStart w:id="6" w:name="_Toc230267589"/>
       <w:r>
         <w:t>1.4 Project Objectives</w:t>
       </w:r>
+      <w:bookmarkEnd w:id="6"/>
     </w:p>
     <w:p>
       <w:pPr>
         <w:pStyle w:val="ListBullet"/>
-        <w:spacing w:after="80" w:line="264" w:lineRule="auto"/>
       </w:pPr>
       <w:r>
         <w:rPr>
-          <w:rFonts w:ascii="Calibri" w:hAnsi="Calibri" w:eastAsia="Calibri"/>
+          <w:rFonts w:eastAsia="Calibri"/>
           <w:sz w:val="20"/>
         </w:rPr>
         <w:t>Provide a structured workspace for project, requirement, task, sprint, test case, bug, evidence, RTM, and report management.</w:t>
@@ -1512,11 +2714,10 @@
     <w:p>
       <w:pPr>
         <w:pStyle w:val="ListBullet"/>
-        <w:spacing w:after="80" w:line="264" w:lineRule="auto"/>
       </w:pPr>
       <w:r>
         <w:rPr>
-          <w:rFonts w:ascii="Calibri" w:hAnsi="Calibri" w:eastAsia="Calibri"/>
+          <w:rFonts w:eastAsia="Calibri"/>
           <w:sz w:val="20"/>
         </w:rPr>
         <w:t>Support requirement traceability from requirement to use case, task, test case, defect, evidence, GitHub activity, and report.</w:t>
@@ -1525,11 +2726,10 @@
     <w:p>
       <w:pPr>
         <w:pStyle w:val="ListBullet"/>
-        <w:spacing w:after="80" w:line="264" w:lineRule="auto"/>
       </w:pPr>
       <w:r>
         <w:rPr>
-          <w:rFonts w:ascii="Calibri" w:hAnsi="Calibri" w:eastAsia="Calibri"/>
+          <w:rFonts w:eastAsia="Calibri"/>
           <w:sz w:val="20"/>
         </w:rPr>
         <w:t>Help leaders and mentors identify missing artifacts such as tasks without requirements, requirements without test cases, or completed tasks without accepted evidence.</w:t>
@@ -1538,11 +2738,10 @@
     <w:p>
       <w:pPr>
         <w:pStyle w:val="ListBullet"/>
-        <w:spacing w:after="80" w:line="264" w:lineRule="auto"/>
       </w:pPr>
       <w:r>
         <w:rPr>
-          <w:rFonts w:ascii="Calibri" w:hAnsi="Calibri" w:eastAsia="Calibri"/>
+          <w:rFonts w:eastAsia="Calibri"/>
           <w:sz w:val="20"/>
         </w:rPr>
         <w:t>Use AI as a support layer for draft tasks, draft test cases, missing-artifact suggestions, and weekly report drafts while keeping human review mandatory.</w:t>
@@ -1551,11 +2750,10 @@
     <w:p>
       <w:pPr>
         <w:pStyle w:val="ListBullet"/>
-        <w:spacing w:after="80" w:line="264" w:lineRule="auto"/>
       </w:pPr>
       <w:r>
         <w:rPr>
-          <w:rFonts w:ascii="Calibri" w:hAnsi="Calibri" w:eastAsia="Calibri"/>
+          <w:rFonts w:eastAsia="Calibri"/>
           <w:sz w:val="20"/>
         </w:rPr>
         <w:t>Improve transparency of student contribution by combining task progress, evidence, testing activity, and GitHub metadata instead of relying only on commit count.</w:t>
@@ -1565,41 +2763,43 @@
       <w:pPr>
         <w:pStyle w:val="Heading2"/>
       </w:pPr>
+      <w:bookmarkStart w:id="7" w:name="_Toc230267590"/>
       <w:r>
         <w:t>1.5 Target Users</w:t>
       </w:r>
+      <w:bookmarkEnd w:id="7"/>
     </w:p>
     <w:tbl>
       <w:tblPr>
         <w:tblStyle w:val="TableGrid"/>
-        <w:tblW w:type="auto" w:w="0"/>
+        <w:tblW w:w="0" w:type="auto"/>
         <w:jc w:val="center"/>
         <w:tblLayout w:type="fixed"/>
-        <w:tblLook w:firstColumn="1" w:firstRow="1" w:lastColumn="0" w:lastRow="0" w:noHBand="0" w:noVBand="1" w:val="04A0"/>
+        <w:tblLook w:val="04A0" w:firstRow="1" w:lastRow="0" w:firstColumn="1" w:lastColumn="0" w:noHBand="0" w:noVBand="1"/>
       </w:tblPr>
       <w:tblGrid>
-        <w:gridCol w:w="3264"/>
-        <w:gridCol w:w="3264"/>
-        <w:gridCol w:w="3264"/>
+        <w:gridCol w:w="1944"/>
+        <w:gridCol w:w="3096"/>
+        <w:gridCol w:w="4320"/>
       </w:tblGrid>
       <w:tr>
         <w:trPr>
-          <w:tblHeader w:val="true"/>
+          <w:tblHeader/>
+          <w:jc w:val="center"/>
         </w:trPr>
         <w:tc>
           <w:tcPr>
-            <w:tcW w:type="dxa" w:w="1944"/>
-            <w:shd w:fill="E8EEF5"/>
+            <w:tcW w:w="1944" w:type="dxa"/>
+            <w:shd w:val="clear" w:color="auto" w:fill="E8EEF5"/>
             <w:vAlign w:val="center"/>
           </w:tcPr>
           <w:p>
             <w:pPr>
               <w:spacing w:after="0" w:line="252" w:lineRule="auto"/>
             </w:pPr>
-            <w:r/>
-            <w:r>
-              <w:rPr>
-                <w:rFonts w:ascii="Calibri" w:hAnsi="Calibri" w:eastAsia="Calibri"/>
+            <w:r>
+              <w:rPr>
+                <w:rFonts w:eastAsia="Calibri"/>
                 <w:b/>
                 <w:color w:val="0B2545"/>
                 <w:sz w:val="18"/>
@@ -1610,18 +2810,17 @@
         </w:tc>
         <w:tc>
           <w:tcPr>
-            <w:tcW w:type="dxa" w:w="3096"/>
-            <w:shd w:fill="E8EEF5"/>
+            <w:tcW w:w="3096" w:type="dxa"/>
+            <w:shd w:val="clear" w:color="auto" w:fill="E8EEF5"/>
             <w:vAlign w:val="center"/>
           </w:tcPr>
           <w:p>
             <w:pPr>
               <w:spacing w:after="0" w:line="252" w:lineRule="auto"/>
             </w:pPr>
-            <w:r/>
-            <w:r>
-              <w:rPr>
-                <w:rFonts w:ascii="Calibri" w:hAnsi="Calibri" w:eastAsia="Calibri"/>
+            <w:r>
+              <w:rPr>
+                <w:rFonts w:eastAsia="Calibri"/>
                 <w:b/>
                 <w:color w:val="0B2545"/>
                 <w:sz w:val="18"/>
@@ -1632,18 +2831,17 @@
         </w:tc>
         <w:tc>
           <w:tcPr>
-            <w:tcW w:type="dxa" w:w="4320"/>
-            <w:shd w:fill="E8EEF5"/>
+            <w:tcW w:w="4320" w:type="dxa"/>
+            <w:shd w:val="clear" w:color="auto" w:fill="E8EEF5"/>
             <w:vAlign w:val="center"/>
           </w:tcPr>
           <w:p>
             <w:pPr>
               <w:spacing w:after="0" w:line="252" w:lineRule="auto"/>
             </w:pPr>
-            <w:r/>
-            <w:r>
-              <w:rPr>
-                <w:rFonts w:ascii="Calibri" w:hAnsi="Calibri" w:eastAsia="Calibri"/>
+            <w:r>
+              <w:rPr>
+                <w:rFonts w:eastAsia="Calibri"/>
                 <w:b/>
                 <w:color w:val="0B2545"/>
                 <w:sz w:val="18"/>
@@ -1654,21 +2852,22 @@
         </w:tc>
       </w:tr>
       <w:tr>
+        <w:trPr>
+          <w:jc w:val="center"/>
+        </w:trPr>
         <w:tc>
           <w:tcPr>
-            <w:tcW w:type="dxa" w:w="1944"/>
-            <w:shd w:fill="FFFFFF"/>
+            <w:tcW w:w="1944" w:type="dxa"/>
+            <w:shd w:val="clear" w:color="auto" w:fill="FFFFFF"/>
             <w:vAlign w:val="center"/>
           </w:tcPr>
           <w:p>
             <w:pPr>
               <w:spacing w:after="0" w:line="252" w:lineRule="auto"/>
             </w:pPr>
-            <w:r/>
-            <w:r>
-              <w:rPr>
-                <w:rFonts w:ascii="Calibri" w:hAnsi="Calibri" w:eastAsia="Calibri"/>
-                <w:b w:val="0"/>
+            <w:r>
+              <w:rPr>
+                <w:rFonts w:eastAsia="Calibri"/>
                 <w:sz w:val="18"/>
               </w:rPr>
               <w:t>Project Leader</w:t>
@@ -1677,19 +2876,17 @@
         </w:tc>
         <w:tc>
           <w:tcPr>
-            <w:tcW w:type="dxa" w:w="3096"/>
-            <w:shd w:fill="FFFFFF"/>
+            <w:tcW w:w="3096" w:type="dxa"/>
+            <w:shd w:val="clear" w:color="auto" w:fill="FFFFFF"/>
             <w:vAlign w:val="center"/>
           </w:tcPr>
           <w:p>
             <w:pPr>
               <w:spacing w:after="0" w:line="252" w:lineRule="auto"/>
             </w:pPr>
-            <w:r/>
-            <w:r>
-              <w:rPr>
-                <w:rFonts w:ascii="Calibri" w:hAnsi="Calibri" w:eastAsia="Calibri"/>
-                <w:b w:val="0"/>
+            <w:r>
+              <w:rPr>
+                <w:rFonts w:eastAsia="Calibri"/>
                 <w:sz w:val="18"/>
               </w:rPr>
               <w:t>Student responsible for coordinating the team project.</w:t>
@@ -1698,19 +2895,17 @@
         </w:tc>
         <w:tc>
           <w:tcPr>
-            <w:tcW w:type="dxa" w:w="4320"/>
-            <w:shd w:fill="FFFFFF"/>
+            <w:tcW w:w="4320" w:type="dxa"/>
+            <w:shd w:val="clear" w:color="auto" w:fill="FFFFFF"/>
             <w:vAlign w:val="center"/>
           </w:tcPr>
           <w:p>
             <w:pPr>
               <w:spacing w:after="0" w:line="252" w:lineRule="auto"/>
             </w:pPr>
-            <w:r/>
-            <w:r>
-              <w:rPr>
-                <w:rFonts w:ascii="Calibri" w:hAnsi="Calibri" w:eastAsia="Calibri"/>
-                <w:b w:val="0"/>
+            <w:r>
+              <w:rPr>
+                <w:rFonts w:eastAsia="Calibri"/>
                 <w:sz w:val="18"/>
               </w:rPr>
               <w:t>Manage requirements, assign tasks, review evidence, monitor RTM, and generate reports.</w:t>
@@ -1719,21 +2914,22 @@
         </w:tc>
       </w:tr>
       <w:tr>
+        <w:trPr>
+          <w:jc w:val="center"/>
+        </w:trPr>
         <w:tc>
           <w:tcPr>
-            <w:tcW w:type="dxa" w:w="1944"/>
-            <w:shd w:fill="FFFFFF"/>
+            <w:tcW w:w="1944" w:type="dxa"/>
+            <w:shd w:val="clear" w:color="auto" w:fill="FFFFFF"/>
             <w:vAlign w:val="center"/>
           </w:tcPr>
           <w:p>
             <w:pPr>
               <w:spacing w:after="0" w:line="252" w:lineRule="auto"/>
             </w:pPr>
-            <w:r/>
-            <w:r>
-              <w:rPr>
-                <w:rFonts w:ascii="Calibri" w:hAnsi="Calibri" w:eastAsia="Calibri"/>
-                <w:b w:val="0"/>
+            <w:r>
+              <w:rPr>
+                <w:rFonts w:eastAsia="Calibri"/>
                 <w:sz w:val="18"/>
               </w:rPr>
               <w:t>Team Member</w:t>
@@ -1742,19 +2938,17 @@
         </w:tc>
         <w:tc>
           <w:tcPr>
-            <w:tcW w:type="dxa" w:w="3096"/>
-            <w:shd w:fill="FFFFFF"/>
+            <w:tcW w:w="3096" w:type="dxa"/>
+            <w:shd w:val="clear" w:color="auto" w:fill="FFFFFF"/>
             <w:vAlign w:val="center"/>
           </w:tcPr>
           <w:p>
             <w:pPr>
               <w:spacing w:after="0" w:line="252" w:lineRule="auto"/>
             </w:pPr>
-            <w:r/>
-            <w:r>
-              <w:rPr>
-                <w:rFonts w:ascii="Calibri" w:hAnsi="Calibri" w:eastAsia="Calibri"/>
-                <w:b w:val="0"/>
+            <w:r>
+              <w:rPr>
+                <w:rFonts w:eastAsia="Calibri"/>
                 <w:sz w:val="18"/>
               </w:rPr>
               <w:t>Student who implements, tests, documents, or supports project work.</w:t>
@@ -1763,19 +2957,17 @@
         </w:tc>
         <w:tc>
           <w:tcPr>
-            <w:tcW w:type="dxa" w:w="4320"/>
-            <w:shd w:fill="FFFFFF"/>
+            <w:tcW w:w="4320" w:type="dxa"/>
+            <w:shd w:val="clear" w:color="auto" w:fill="FFFFFF"/>
             <w:vAlign w:val="center"/>
           </w:tcPr>
           <w:p>
             <w:pPr>
               <w:spacing w:after="0" w:line="252" w:lineRule="auto"/>
             </w:pPr>
-            <w:r/>
-            <w:r>
-              <w:rPr>
-                <w:rFonts w:ascii="Calibri" w:hAnsi="Calibri" w:eastAsia="Calibri"/>
-                <w:b w:val="0"/>
+            <w:r>
+              <w:rPr>
+                <w:rFonts w:eastAsia="Calibri"/>
                 <w:sz w:val="18"/>
               </w:rPr>
               <w:t>View assigned tasks, update progress, create tests/bugs, upload evidence, and track personal contribution.</w:t>
@@ -1784,21 +2976,22 @@
         </w:tc>
       </w:tr>
       <w:tr>
+        <w:trPr>
+          <w:jc w:val="center"/>
+        </w:trPr>
         <w:tc>
           <w:tcPr>
-            <w:tcW w:type="dxa" w:w="1944"/>
-            <w:shd w:fill="FFFFFF"/>
+            <w:tcW w:w="1944" w:type="dxa"/>
+            <w:shd w:val="clear" w:color="auto" w:fill="FFFFFF"/>
             <w:vAlign w:val="center"/>
           </w:tcPr>
           <w:p>
             <w:pPr>
               <w:spacing w:after="0" w:line="252" w:lineRule="auto"/>
             </w:pPr>
-            <w:r/>
-            <w:r>
-              <w:rPr>
-                <w:rFonts w:ascii="Calibri" w:hAnsi="Calibri" w:eastAsia="Calibri"/>
-                <w:b w:val="0"/>
+            <w:r>
+              <w:rPr>
+                <w:rFonts w:eastAsia="Calibri"/>
                 <w:sz w:val="18"/>
               </w:rPr>
               <w:t>Mentor / Supervisor</w:t>
@@ -1807,19 +3000,17 @@
         </w:tc>
         <w:tc>
           <w:tcPr>
-            <w:tcW w:type="dxa" w:w="3096"/>
-            <w:shd w:fill="FFFFFF"/>
+            <w:tcW w:w="3096" w:type="dxa"/>
+            <w:shd w:val="clear" w:color="auto" w:fill="FFFFFF"/>
             <w:vAlign w:val="center"/>
           </w:tcPr>
           <w:p>
             <w:pPr>
               <w:spacing w:after="0" w:line="252" w:lineRule="auto"/>
             </w:pPr>
-            <w:r/>
-            <w:r>
-              <w:rPr>
-                <w:rFonts w:ascii="Calibri" w:hAnsi="Calibri" w:eastAsia="Calibri"/>
-                <w:b w:val="0"/>
+            <w:r>
+              <w:rPr>
+                <w:rFonts w:eastAsia="Calibri"/>
                 <w:sz w:val="18"/>
               </w:rPr>
               <w:t>Instructor or mentor who reviews project progress.</w:t>
@@ -1828,19 +3019,17 @@
         </w:tc>
         <w:tc>
           <w:tcPr>
-            <w:tcW w:type="dxa" w:w="4320"/>
-            <w:shd w:fill="FFFFFF"/>
+            <w:tcW w:w="4320" w:type="dxa"/>
+            <w:shd w:val="clear" w:color="auto" w:fill="FFFFFF"/>
             <w:vAlign w:val="center"/>
           </w:tcPr>
           <w:p>
             <w:pPr>
               <w:spacing w:after="0" w:line="252" w:lineRule="auto"/>
             </w:pPr>
-            <w:r/>
-            <w:r>
-              <w:rPr>
-                <w:rFonts w:ascii="Calibri" w:hAnsi="Calibri" w:eastAsia="Calibri"/>
-                <w:b w:val="0"/>
+            <w:r>
+              <w:rPr>
+                <w:rFonts w:eastAsia="Calibri"/>
                 <w:sz w:val="18"/>
               </w:rPr>
               <w:t>View project overview, RTM, evidence, weekly reports, and contribution indicators without directly editing project data.</w:t>
@@ -1849,21 +3038,22 @@
         </w:tc>
       </w:tr>
       <w:tr>
+        <w:trPr>
+          <w:jc w:val="center"/>
+        </w:trPr>
         <w:tc>
           <w:tcPr>
-            <w:tcW w:type="dxa" w:w="1944"/>
-            <w:shd w:fill="FFFFFF"/>
+            <w:tcW w:w="1944" w:type="dxa"/>
+            <w:shd w:val="clear" w:color="auto" w:fill="FFFFFF"/>
             <w:vAlign w:val="center"/>
           </w:tcPr>
           <w:p>
             <w:pPr>
               <w:spacing w:after="0" w:line="252" w:lineRule="auto"/>
             </w:pPr>
-            <w:r/>
-            <w:r>
-              <w:rPr>
-                <w:rFonts w:ascii="Calibri" w:hAnsi="Calibri" w:eastAsia="Calibri"/>
-                <w:b w:val="0"/>
+            <w:r>
+              <w:rPr>
+                <w:rFonts w:eastAsia="Calibri"/>
                 <w:sz w:val="18"/>
               </w:rPr>
               <w:t>Admin</w:t>
@@ -1872,19 +3062,17 @@
         </w:tc>
         <w:tc>
           <w:tcPr>
-            <w:tcW w:type="dxa" w:w="3096"/>
-            <w:shd w:fill="FFFFFF"/>
+            <w:tcW w:w="3096" w:type="dxa"/>
+            <w:shd w:val="clear" w:color="auto" w:fill="FFFFFF"/>
             <w:vAlign w:val="center"/>
           </w:tcPr>
           <w:p>
             <w:pPr>
               <w:spacing w:after="0" w:line="252" w:lineRule="auto"/>
             </w:pPr>
-            <w:r/>
-            <w:r>
-              <w:rPr>
-                <w:rFonts w:ascii="Calibri" w:hAnsi="Calibri" w:eastAsia="Calibri"/>
-                <w:b w:val="0"/>
+            <w:r>
+              <w:rPr>
+                <w:rFonts w:eastAsia="Calibri"/>
                 <w:sz w:val="18"/>
               </w:rPr>
               <w:t>System-level administrator.</w:t>
@@ -1893,19 +3081,17 @@
         </w:tc>
         <w:tc>
           <w:tcPr>
-            <w:tcW w:type="dxa" w:w="4320"/>
-            <w:shd w:fill="FFFFFF"/>
+            <w:tcW w:w="4320" w:type="dxa"/>
+            <w:shd w:val="clear" w:color="auto" w:fill="FFFFFF"/>
             <w:vAlign w:val="center"/>
           </w:tcPr>
           <w:p>
             <w:pPr>
               <w:spacing w:after="0" w:line="252" w:lineRule="auto"/>
             </w:pPr>
-            <w:r/>
-            <w:r>
-              <w:rPr>
-                <w:rFonts w:ascii="Calibri" w:hAnsi="Calibri" w:eastAsia="Calibri"/>
-                <w:b w:val="0"/>
+            <w:r>
+              <w:rPr>
+                <w:rFonts w:eastAsia="Calibri"/>
                 <w:sz w:val="18"/>
               </w:rPr>
               <w:t>Manage users, projects, configuration, storage rules, AI provider settings, and system activity.</w:t>
@@ -1923,48 +3109,52 @@
       <w:pPr>
         <w:pStyle w:val="Heading1"/>
       </w:pPr>
+      <w:bookmarkStart w:id="8" w:name="_Toc230267591"/>
       <w:r>
         <w:t>2. Product Scope</w:t>
       </w:r>
+      <w:bookmarkEnd w:id="8"/>
     </w:p>
     <w:p>
       <w:pPr>
         <w:pStyle w:val="Heading2"/>
       </w:pPr>
+      <w:bookmarkStart w:id="9" w:name="_Toc230267592"/>
       <w:r>
         <w:t>2.1 In-Scope Features for MVP</w:t>
       </w:r>
+      <w:bookmarkEnd w:id="9"/>
     </w:p>
     <w:tbl>
       <w:tblPr>
         <w:tblStyle w:val="TableGrid"/>
-        <w:tblW w:type="auto" w:w="0"/>
+        <w:tblW w:w="0" w:type="auto"/>
         <w:jc w:val="center"/>
         <w:tblLayout w:type="fixed"/>
-        <w:tblLook w:firstColumn="1" w:firstRow="1" w:lastColumn="0" w:lastRow="0" w:noHBand="0" w:noVBand="1" w:val="04A0"/>
+        <w:tblLook w:val="04A0" w:firstRow="1" w:lastRow="0" w:firstColumn="1" w:lastColumn="0" w:noHBand="0" w:noVBand="1"/>
       </w:tblPr>
       <w:tblGrid>
-        <w:gridCol w:w="4896"/>
-        <w:gridCol w:w="4896"/>
+        <w:gridCol w:w="2951"/>
+        <w:gridCol w:w="6408"/>
       </w:tblGrid>
       <w:tr>
         <w:trPr>
-          <w:tblHeader w:val="true"/>
+          <w:tblHeader/>
+          <w:jc w:val="center"/>
         </w:trPr>
         <w:tc>
           <w:tcPr>
-            <w:tcW w:type="dxa" w:w="2951"/>
-            <w:shd w:fill="E8EEF5"/>
+            <w:tcW w:w="2951" w:type="dxa"/>
+            <w:shd w:val="clear" w:color="auto" w:fill="E8EEF5"/>
             <w:vAlign w:val="center"/>
           </w:tcPr>
           <w:p>
             <w:pPr>
               <w:spacing w:after="0" w:line="252" w:lineRule="auto"/>
             </w:pPr>
-            <w:r/>
-            <w:r>
-              <w:rPr>
-                <w:rFonts w:ascii="Calibri" w:hAnsi="Calibri" w:eastAsia="Calibri"/>
+            <w:r>
+              <w:rPr>
+                <w:rFonts w:eastAsia="Calibri"/>
                 <w:b/>
                 <w:color w:val="0B2545"/>
                 <w:sz w:val="18"/>
@@ -1975,18 +3165,17 @@
         </w:tc>
         <w:tc>
           <w:tcPr>
-            <w:tcW w:type="dxa" w:w="6408"/>
-            <w:shd w:fill="E8EEF5"/>
+            <w:tcW w:w="6408" w:type="dxa"/>
+            <w:shd w:val="clear" w:color="auto" w:fill="E8EEF5"/>
             <w:vAlign w:val="center"/>
           </w:tcPr>
           <w:p>
             <w:pPr>
               <w:spacing w:after="0" w:line="252" w:lineRule="auto"/>
             </w:pPr>
-            <w:r/>
-            <w:r>
-              <w:rPr>
-                <w:rFonts w:ascii="Calibri" w:hAnsi="Calibri" w:eastAsia="Calibri"/>
+            <w:r>
+              <w:rPr>
+                <w:rFonts w:eastAsia="Calibri"/>
                 <w:b/>
                 <w:color w:val="0B2545"/>
                 <w:sz w:val="18"/>
@@ -1997,21 +3186,22 @@
         </w:tc>
       </w:tr>
       <w:tr>
+        <w:trPr>
+          <w:jc w:val="center"/>
+        </w:trPr>
         <w:tc>
           <w:tcPr>
-            <w:tcW w:type="dxa" w:w="2951"/>
-            <w:shd w:fill="FFFFFF"/>
+            <w:tcW w:w="2951" w:type="dxa"/>
+            <w:shd w:val="clear" w:color="auto" w:fill="FFFFFF"/>
             <w:vAlign w:val="center"/>
           </w:tcPr>
           <w:p>
             <w:pPr>
               <w:spacing w:after="0" w:line="252" w:lineRule="auto"/>
             </w:pPr>
-            <w:r/>
-            <w:r>
-              <w:rPr>
-                <w:rFonts w:ascii="Calibri" w:hAnsi="Calibri" w:eastAsia="Calibri"/>
-                <w:b w:val="0"/>
+            <w:r>
+              <w:rPr>
+                <w:rFonts w:eastAsia="Calibri"/>
                 <w:sz w:val="18"/>
               </w:rPr>
               <w:t>Authentication and Invitation</w:t>
@@ -2020,19 +3210,17 @@
         </w:tc>
         <w:tc>
           <w:tcPr>
-            <w:tcW w:type="dxa" w:w="6408"/>
-            <w:shd w:fill="FFFFFF"/>
+            <w:tcW w:w="6408" w:type="dxa"/>
+            <w:shd w:val="clear" w:color="auto" w:fill="FFFFFF"/>
             <w:vAlign w:val="center"/>
           </w:tcPr>
           <w:p>
             <w:pPr>
               <w:spacing w:after="0" w:line="252" w:lineRule="auto"/>
             </w:pPr>
-            <w:r/>
-            <w:r>
-              <w:rPr>
-                <w:rFonts w:ascii="Calibri" w:hAnsi="Calibri" w:eastAsia="Calibri"/>
-                <w:b w:val="0"/>
+            <w:r>
+              <w:rPr>
+                <w:rFonts w:eastAsia="Calibri"/>
                 <w:sz w:val="18"/>
               </w:rPr>
               <w:t>Login, registration, project invitation, and basic role-based access.</w:t>
@@ -2041,21 +3229,22 @@
         </w:tc>
       </w:tr>
       <w:tr>
+        <w:trPr>
+          <w:jc w:val="center"/>
+        </w:trPr>
         <w:tc>
           <w:tcPr>
-            <w:tcW w:type="dxa" w:w="2951"/>
-            <w:shd w:fill="FFFFFF"/>
+            <w:tcW w:w="2951" w:type="dxa"/>
+            <w:shd w:val="clear" w:color="auto" w:fill="FFFFFF"/>
             <w:vAlign w:val="center"/>
           </w:tcPr>
           <w:p>
             <w:pPr>
               <w:spacing w:after="0" w:line="252" w:lineRule="auto"/>
             </w:pPr>
-            <w:r/>
-            <w:r>
-              <w:rPr>
-                <w:rFonts w:ascii="Calibri" w:hAnsi="Calibri" w:eastAsia="Calibri"/>
-                <w:b w:val="0"/>
+            <w:r>
+              <w:rPr>
+                <w:rFonts w:eastAsia="Calibri"/>
                 <w:sz w:val="18"/>
               </w:rPr>
               <w:t>Project Workspace</w:t>
@@ -2064,19 +3253,17 @@
         </w:tc>
         <w:tc>
           <w:tcPr>
-            <w:tcW w:type="dxa" w:w="6408"/>
-            <w:shd w:fill="FFFFFF"/>
+            <w:tcW w:w="6408" w:type="dxa"/>
+            <w:shd w:val="clear" w:color="auto" w:fill="FFFFFF"/>
             <w:vAlign w:val="center"/>
           </w:tcPr>
           <w:p>
             <w:pPr>
               <w:spacing w:after="0" w:line="252" w:lineRule="auto"/>
             </w:pPr>
-            <w:r/>
-            <w:r>
-              <w:rPr>
-                <w:rFonts w:ascii="Calibri" w:hAnsi="Calibri" w:eastAsia="Calibri"/>
-                <w:b w:val="0"/>
+            <w:r>
+              <w:rPr>
+                <w:rFonts w:eastAsia="Calibri"/>
                 <w:sz w:val="18"/>
               </w:rPr>
               <w:t>Project list, project dashboard, member list, and high-level progress overview.</w:t>
@@ -2085,21 +3272,22 @@
         </w:tc>
       </w:tr>
       <w:tr>
+        <w:trPr>
+          <w:jc w:val="center"/>
+        </w:trPr>
         <w:tc>
           <w:tcPr>
-            <w:tcW w:type="dxa" w:w="2951"/>
-            <w:shd w:fill="FFFFFF"/>
+            <w:tcW w:w="2951" w:type="dxa"/>
+            <w:shd w:val="clear" w:color="auto" w:fill="FFFFFF"/>
             <w:vAlign w:val="center"/>
           </w:tcPr>
           <w:p>
             <w:pPr>
               <w:spacing w:after="0" w:line="252" w:lineRule="auto"/>
             </w:pPr>
-            <w:r/>
-            <w:r>
-              <w:rPr>
-                <w:rFonts w:ascii="Calibri" w:hAnsi="Calibri" w:eastAsia="Calibri"/>
-                <w:b w:val="0"/>
+            <w:r>
+              <w:rPr>
+                <w:rFonts w:eastAsia="Calibri"/>
                 <w:sz w:val="18"/>
               </w:rPr>
               <w:t>Requirement Management</w:t>
@@ -2108,19 +3296,17 @@
         </w:tc>
         <w:tc>
           <w:tcPr>
-            <w:tcW w:type="dxa" w:w="6408"/>
-            <w:shd w:fill="FFFFFF"/>
+            <w:tcW w:w="6408" w:type="dxa"/>
+            <w:shd w:val="clear" w:color="auto" w:fill="FFFFFF"/>
             <w:vAlign w:val="center"/>
           </w:tcPr>
           <w:p>
             <w:pPr>
               <w:spacing w:after="0" w:line="252" w:lineRule="auto"/>
             </w:pPr>
-            <w:r/>
-            <w:r>
-              <w:rPr>
-                <w:rFonts w:ascii="Calibri" w:hAnsi="Calibri" w:eastAsia="Calibri"/>
-                <w:b w:val="0"/>
+            <w:r>
+              <w:rPr>
+                <w:rFonts w:eastAsia="Calibri"/>
                 <w:sz w:val="18"/>
               </w:rPr>
               <w:t>Create official requirements with acceptance criteria, priority, owner, and evidence-required flag.</w:t>
@@ -2129,21 +3315,22 @@
         </w:tc>
       </w:tr>
       <w:tr>
+        <w:trPr>
+          <w:jc w:val="center"/>
+        </w:trPr>
         <w:tc>
           <w:tcPr>
-            <w:tcW w:type="dxa" w:w="2951"/>
-            <w:shd w:fill="FFFFFF"/>
+            <w:tcW w:w="2951" w:type="dxa"/>
+            <w:shd w:val="clear" w:color="auto" w:fill="FFFFFF"/>
             <w:vAlign w:val="center"/>
           </w:tcPr>
           <w:p>
             <w:pPr>
               <w:spacing w:after="0" w:line="252" w:lineRule="auto"/>
             </w:pPr>
-            <w:r/>
-            <w:r>
-              <w:rPr>
-                <w:rFonts w:ascii="Calibri" w:hAnsi="Calibri" w:eastAsia="Calibri"/>
-                <w:b w:val="0"/>
+            <w:r>
+              <w:rPr>
+                <w:rFonts w:eastAsia="Calibri"/>
                 <w:sz w:val="18"/>
               </w:rPr>
               <w:t>Use Case Management</w:t>
@@ -2152,19 +3339,17 @@
         </w:tc>
         <w:tc>
           <w:tcPr>
-            <w:tcW w:type="dxa" w:w="6408"/>
-            <w:shd w:fill="FFFFFF"/>
+            <w:tcW w:w="6408" w:type="dxa"/>
+            <w:shd w:val="clear" w:color="auto" w:fill="FFFFFF"/>
             <w:vAlign w:val="center"/>
           </w:tcPr>
           <w:p>
             <w:pPr>
               <w:spacing w:after="0" w:line="252" w:lineRule="auto"/>
             </w:pPr>
-            <w:r/>
-            <w:r>
-              <w:rPr>
-                <w:rFonts w:ascii="Calibri" w:hAnsi="Calibri" w:eastAsia="Calibri"/>
-                <w:b w:val="0"/>
+            <w:r>
+              <w:rPr>
+                <w:rFonts w:eastAsia="Calibri"/>
                 <w:sz w:val="18"/>
               </w:rPr>
               <w:t>Describe actor, precondition, main flow, alternative flow, and link use cases to requirements.</w:t>
@@ -2173,21 +3358,22 @@
         </w:tc>
       </w:tr>
       <w:tr>
+        <w:trPr>
+          <w:jc w:val="center"/>
+        </w:trPr>
         <w:tc>
           <w:tcPr>
-            <w:tcW w:type="dxa" w:w="2951"/>
-            <w:shd w:fill="FFFFFF"/>
+            <w:tcW w:w="2951" w:type="dxa"/>
+            <w:shd w:val="clear" w:color="auto" w:fill="FFFFFF"/>
             <w:vAlign w:val="center"/>
           </w:tcPr>
           <w:p>
             <w:pPr>
               <w:spacing w:after="0" w:line="252" w:lineRule="auto"/>
             </w:pPr>
-            <w:r/>
-            <w:r>
-              <w:rPr>
-                <w:rFonts w:ascii="Calibri" w:hAnsi="Calibri" w:eastAsia="Calibri"/>
-                <w:b w:val="0"/>
+            <w:r>
+              <w:rPr>
+                <w:rFonts w:eastAsia="Calibri"/>
                 <w:sz w:val="18"/>
               </w:rPr>
               <w:t>Task and Sprint Management</w:t>
@@ -2196,19 +3382,17 @@
         </w:tc>
         <w:tc>
           <w:tcPr>
-            <w:tcW w:type="dxa" w:w="6408"/>
-            <w:shd w:fill="FFFFFF"/>
+            <w:tcW w:w="6408" w:type="dxa"/>
+            <w:shd w:val="clear" w:color="auto" w:fill="FFFFFF"/>
             <w:vAlign w:val="center"/>
           </w:tcPr>
           <w:p>
             <w:pPr>
               <w:spacing w:after="0" w:line="252" w:lineRule="auto"/>
             </w:pPr>
-            <w:r/>
-            <w:r>
-              <w:rPr>
-                <w:rFonts w:ascii="Calibri" w:hAnsi="Calibri" w:eastAsia="Calibri"/>
-                <w:b w:val="0"/>
+            <w:r>
+              <w:rPr>
+                <w:rFonts w:eastAsia="Calibri"/>
                 <w:sz w:val="18"/>
               </w:rPr>
               <w:t>Create tasks, assign members, update status, organize tasks by sprint, and view Kanban board.</w:t>
@@ -2217,21 +3401,22 @@
         </w:tc>
       </w:tr>
       <w:tr>
+        <w:trPr>
+          <w:jc w:val="center"/>
+        </w:trPr>
         <w:tc>
           <w:tcPr>
-            <w:tcW w:type="dxa" w:w="2951"/>
-            <w:shd w:fill="FFFFFF"/>
+            <w:tcW w:w="2951" w:type="dxa"/>
+            <w:shd w:val="clear" w:color="auto" w:fill="FFFFFF"/>
             <w:vAlign w:val="center"/>
           </w:tcPr>
           <w:p>
             <w:pPr>
               <w:spacing w:after="0" w:line="252" w:lineRule="auto"/>
             </w:pPr>
-            <w:r/>
-            <w:r>
-              <w:rPr>
-                <w:rFonts w:ascii="Calibri" w:hAnsi="Calibri" w:eastAsia="Calibri"/>
-                <w:b w:val="0"/>
+            <w:r>
+              <w:rPr>
+                <w:rFonts w:eastAsia="Calibri"/>
                 <w:sz w:val="18"/>
               </w:rPr>
               <w:t>Test Case and Bug Management</w:t>
@@ -2240,19 +3425,17 @@
         </w:tc>
         <w:tc>
           <w:tcPr>
-            <w:tcW w:type="dxa" w:w="6408"/>
-            <w:shd w:fill="FFFFFF"/>
+            <w:tcW w:w="6408" w:type="dxa"/>
+            <w:shd w:val="clear" w:color="auto" w:fill="FFFFFF"/>
             <w:vAlign w:val="center"/>
           </w:tcPr>
           <w:p>
             <w:pPr>
               <w:spacing w:after="0" w:line="252" w:lineRule="auto"/>
             </w:pPr>
-            <w:r/>
-            <w:r>
-              <w:rPr>
-                <w:rFonts w:ascii="Calibri" w:hAnsi="Calibri" w:eastAsia="Calibri"/>
-                <w:b w:val="0"/>
+            <w:r>
+              <w:rPr>
+                <w:rFonts w:eastAsia="Calibri"/>
                 <w:sz w:val="18"/>
               </w:rPr>
               <w:t>Create test cases, record pass/fail/blocked execution, and create lightweight defects when tests fail.</w:t>
@@ -2261,21 +3444,22 @@
         </w:tc>
       </w:tr>
       <w:tr>
+        <w:trPr>
+          <w:jc w:val="center"/>
+        </w:trPr>
         <w:tc>
           <w:tcPr>
-            <w:tcW w:type="dxa" w:w="2951"/>
-            <w:shd w:fill="FFFFFF"/>
+            <w:tcW w:w="2951" w:type="dxa"/>
+            <w:shd w:val="clear" w:color="auto" w:fill="FFFFFF"/>
             <w:vAlign w:val="center"/>
           </w:tcPr>
           <w:p>
             <w:pPr>
               <w:spacing w:after="0" w:line="252" w:lineRule="auto"/>
             </w:pPr>
-            <w:r/>
-            <w:r>
-              <w:rPr>
-                <w:rFonts w:ascii="Calibri" w:hAnsi="Calibri" w:eastAsia="Calibri"/>
-                <w:b w:val="0"/>
+            <w:r>
+              <w:rPr>
+                <w:rFonts w:eastAsia="Calibri"/>
                 <w:sz w:val="18"/>
               </w:rPr>
               <w:t>Evidence Vault</w:t>
@@ -2284,19 +3468,17 @@
         </w:tc>
         <w:tc>
           <w:tcPr>
-            <w:tcW w:type="dxa" w:w="6408"/>
-            <w:shd w:fill="FFFFFF"/>
+            <w:tcW w:w="6408" w:type="dxa"/>
+            <w:shd w:val="clear" w:color="auto" w:fill="FFFFFF"/>
             <w:vAlign w:val="center"/>
           </w:tcPr>
           <w:p>
             <w:pPr>
               <w:spacing w:after="0" w:line="252" w:lineRule="auto"/>
             </w:pPr>
-            <w:r/>
-            <w:r>
-              <w:rPr>
-                <w:rFonts w:ascii="Calibri" w:hAnsi="Calibri" w:eastAsia="Calibri"/>
-                <w:b w:val="0"/>
+            <w:r>
+              <w:rPr>
+                <w:rFonts w:eastAsia="Calibri"/>
                 <w:sz w:val="18"/>
               </w:rPr>
               <w:t>Upload or link evidence, review evidence status, and count only accepted evidence in RTM.</w:t>
@@ -2305,21 +3487,22 @@
         </w:tc>
       </w:tr>
       <w:tr>
+        <w:trPr>
+          <w:jc w:val="center"/>
+        </w:trPr>
         <w:tc>
           <w:tcPr>
-            <w:tcW w:type="dxa" w:w="2951"/>
-            <w:shd w:fill="FFFFFF"/>
+            <w:tcW w:w="2951" w:type="dxa"/>
+            <w:shd w:val="clear" w:color="auto" w:fill="FFFFFF"/>
             <w:vAlign w:val="center"/>
           </w:tcPr>
           <w:p>
             <w:pPr>
               <w:spacing w:after="0" w:line="252" w:lineRule="auto"/>
             </w:pPr>
-            <w:r/>
-            <w:r>
-              <w:rPr>
-                <w:rFonts w:ascii="Calibri" w:hAnsi="Calibri" w:eastAsia="Calibri"/>
-                <w:b w:val="0"/>
+            <w:r>
+              <w:rPr>
+                <w:rFonts w:eastAsia="Calibri"/>
                 <w:sz w:val="18"/>
               </w:rPr>
               <w:t>RTM</w:t>
@@ -2328,19 +3511,17 @@
         </w:tc>
         <w:tc>
           <w:tcPr>
-            <w:tcW w:type="dxa" w:w="6408"/>
-            <w:shd w:fill="FFFFFF"/>
+            <w:tcW w:w="6408" w:type="dxa"/>
+            <w:shd w:val="clear" w:color="auto" w:fill="FFFFFF"/>
             <w:vAlign w:val="center"/>
           </w:tcPr>
           <w:p>
             <w:pPr>
               <w:spacing w:after="0" w:line="252" w:lineRule="auto"/>
             </w:pPr>
-            <w:r/>
-            <w:r>
-              <w:rPr>
-                <w:rFonts w:ascii="Calibri" w:hAnsi="Calibri" w:eastAsia="Calibri"/>
-                <w:b w:val="0"/>
+            <w:r>
+              <w:rPr>
+                <w:rFonts w:eastAsia="Calibri"/>
                 <w:sz w:val="18"/>
               </w:rPr>
               <w:t>Generate requirement traceability matrix from requirement, task, test, bug, and evidence data.</w:t>
@@ -2349,21 +3530,22 @@
         </w:tc>
       </w:tr>
       <w:tr>
+        <w:trPr>
+          <w:jc w:val="center"/>
+        </w:trPr>
         <w:tc>
           <w:tcPr>
-            <w:tcW w:type="dxa" w:w="2951"/>
-            <w:shd w:fill="FFFFFF"/>
+            <w:tcW w:w="2951" w:type="dxa"/>
+            <w:shd w:val="clear" w:color="auto" w:fill="FFFFFF"/>
             <w:vAlign w:val="center"/>
           </w:tcPr>
           <w:p>
             <w:pPr>
               <w:spacing w:after="0" w:line="252" w:lineRule="auto"/>
             </w:pPr>
-            <w:r/>
-            <w:r>
-              <w:rPr>
-                <w:rFonts w:ascii="Calibri" w:hAnsi="Calibri" w:eastAsia="Calibri"/>
-                <w:b w:val="0"/>
+            <w:r>
+              <w:rPr>
+                <w:rFonts w:eastAsia="Calibri"/>
                 <w:sz w:val="18"/>
               </w:rPr>
               <w:t>AI Assistant</w:t>
@@ -2372,19 +3554,17 @@
         </w:tc>
         <w:tc>
           <w:tcPr>
-            <w:tcW w:type="dxa" w:w="6408"/>
-            <w:shd w:fill="FFFFFF"/>
+            <w:tcW w:w="6408" w:type="dxa"/>
+            <w:shd w:val="clear" w:color="auto" w:fill="FFFFFF"/>
             <w:vAlign w:val="center"/>
           </w:tcPr>
           <w:p>
             <w:pPr>
               <w:spacing w:after="0" w:line="252" w:lineRule="auto"/>
             </w:pPr>
-            <w:r/>
-            <w:r>
-              <w:rPr>
-                <w:rFonts w:ascii="Calibri" w:hAnsi="Calibri" w:eastAsia="Calibri"/>
-                <w:b w:val="0"/>
+            <w:r>
+              <w:rPr>
+                <w:rFonts w:eastAsia="Calibri"/>
                 <w:sz w:val="18"/>
               </w:rPr>
               <w:t>Generate draft tasks, suggest test cases, detect missing artifacts, and create weekly report drafts.</w:t>
@@ -2393,21 +3573,22 @@
         </w:tc>
       </w:tr>
       <w:tr>
+        <w:trPr>
+          <w:jc w:val="center"/>
+        </w:trPr>
         <w:tc>
           <w:tcPr>
-            <w:tcW w:type="dxa" w:w="2951"/>
-            <w:shd w:fill="FFFFFF"/>
+            <w:tcW w:w="2951" w:type="dxa"/>
+            <w:shd w:val="clear" w:color="auto" w:fill="FFFFFF"/>
             <w:vAlign w:val="center"/>
           </w:tcPr>
           <w:p>
             <w:pPr>
               <w:spacing w:after="0" w:line="252" w:lineRule="auto"/>
             </w:pPr>
-            <w:r/>
-            <w:r>
-              <w:rPr>
-                <w:rFonts w:ascii="Calibri" w:hAnsi="Calibri" w:eastAsia="Calibri"/>
-                <w:b w:val="0"/>
+            <w:r>
+              <w:rPr>
+                <w:rFonts w:eastAsia="Calibri"/>
                 <w:sz w:val="18"/>
               </w:rPr>
               <w:t>GitHub Integration</w:t>
@@ -2416,19 +3597,17 @@
         </w:tc>
         <w:tc>
           <w:tcPr>
-            <w:tcW w:type="dxa" w:w="6408"/>
-            <w:shd w:fill="FFFFFF"/>
+            <w:tcW w:w="6408" w:type="dxa"/>
+            <w:shd w:val="clear" w:color="auto" w:fill="FFFFFF"/>
             <w:vAlign w:val="center"/>
           </w:tcPr>
           <w:p>
             <w:pPr>
               <w:spacing w:after="0" w:line="252" w:lineRule="auto"/>
             </w:pPr>
-            <w:r/>
-            <w:r>
-              <w:rPr>
-                <w:rFonts w:ascii="Calibri" w:hAnsi="Calibri" w:eastAsia="Calibri"/>
-                <w:b w:val="0"/>
+            <w:r>
+              <w:rPr>
+                <w:rFonts w:eastAsia="Calibri"/>
                 <w:sz w:val="18"/>
               </w:rPr>
               <w:t>Receive webhook metadata, parse conventional commits, link commits to tasks, and identify unlinked commits.</w:t>
@@ -2437,21 +3616,22 @@
         </w:tc>
       </w:tr>
       <w:tr>
+        <w:trPr>
+          <w:jc w:val="center"/>
+        </w:trPr>
         <w:tc>
           <w:tcPr>
-            <w:tcW w:type="dxa" w:w="2951"/>
-            <w:shd w:fill="FFFFFF"/>
+            <w:tcW w:w="2951" w:type="dxa"/>
+            <w:shd w:val="clear" w:color="auto" w:fill="FFFFFF"/>
             <w:vAlign w:val="center"/>
           </w:tcPr>
           <w:p>
             <w:pPr>
               <w:spacing w:after="0" w:line="252" w:lineRule="auto"/>
             </w:pPr>
-            <w:r/>
-            <w:r>
-              <w:rPr>
-                <w:rFonts w:ascii="Calibri" w:hAnsi="Calibri" w:eastAsia="Calibri"/>
-                <w:b w:val="0"/>
+            <w:r>
+              <w:rPr>
+                <w:rFonts w:eastAsia="Calibri"/>
                 <w:sz w:val="18"/>
               </w:rPr>
               <w:t>Contribution Analytics</w:t>
@@ -2460,19 +3640,17 @@
         </w:tc>
         <w:tc>
           <w:tcPr>
-            <w:tcW w:type="dxa" w:w="6408"/>
-            <w:shd w:fill="FFFFFF"/>
+            <w:tcW w:w="6408" w:type="dxa"/>
+            <w:shd w:val="clear" w:color="auto" w:fill="FFFFFF"/>
             <w:vAlign w:val="center"/>
           </w:tcPr>
           <w:p>
             <w:pPr>
               <w:spacing w:after="0" w:line="252" w:lineRule="auto"/>
             </w:pPr>
-            <w:r/>
-            <w:r>
-              <w:rPr>
-                <w:rFonts w:ascii="Calibri" w:hAnsi="Calibri" w:eastAsia="Calibri"/>
-                <w:b w:val="0"/>
+            <w:r>
+              <w:rPr>
+                <w:rFonts w:eastAsia="Calibri"/>
                 <w:sz w:val="18"/>
               </w:rPr>
               <w:t>Summarize contribution using task, evidence, testing, bug fixing, and GitHub activity signals.</w:t>
@@ -2490,18 +3668,19 @@
       <w:pPr>
         <w:pStyle w:val="Heading2"/>
       </w:pPr>
+      <w:bookmarkStart w:id="10" w:name="_Toc230267593"/>
       <w:r>
         <w:t>2.2 Out-of-Scope / Future Scope</w:t>
       </w:r>
+      <w:bookmarkEnd w:id="10"/>
     </w:p>
     <w:p>
       <w:pPr>
         <w:pStyle w:val="ListBullet"/>
-        <w:spacing w:after="80" w:line="264" w:lineRule="auto"/>
       </w:pPr>
       <w:r>
         <w:rPr>
-          <w:rFonts w:ascii="Calibri" w:hAnsi="Calibri" w:eastAsia="Calibri"/>
+          <w:rFonts w:eastAsia="Calibri"/>
           <w:sz w:val="20"/>
         </w:rPr>
         <w:t>Deep AI code review or full repository scanning is not required for the MVP.</w:t>
@@ -2510,11 +3689,10 @@
     <w:p>
       <w:pPr>
         <w:pStyle w:val="ListBullet"/>
-        <w:spacing w:after="80" w:line="264" w:lineRule="auto"/>
       </w:pPr>
       <w:r>
         <w:rPr>
-          <w:rFonts w:ascii="Calibri" w:hAnsi="Calibri" w:eastAsia="Calibri"/>
+          <w:rFonts w:eastAsia="Calibri"/>
           <w:sz w:val="20"/>
         </w:rPr>
         <w:t>Advanced static analysis, security scanning, and automated grading are reserved for future phases.</w:t>
@@ -2523,11 +3701,10 @@
     <w:p>
       <w:pPr>
         <w:pStyle w:val="ListBullet"/>
-        <w:spacing w:after="80" w:line="264" w:lineRule="auto"/>
       </w:pPr>
       <w:r>
         <w:rPr>
-          <w:rFonts w:ascii="Calibri" w:hAnsi="Calibri" w:eastAsia="Calibri"/>
+          <w:rFonts w:eastAsia="Calibri"/>
           <w:sz w:val="20"/>
         </w:rPr>
         <w:t>Advanced PDF/Excel export, velocity analytics, burndown chart, and complex notification rules are future enhancements.</w:t>
@@ -2536,11 +3713,10 @@
     <w:p>
       <w:pPr>
         <w:pStyle w:val="ListBullet"/>
-        <w:spacing w:after="80" w:line="264" w:lineRule="auto"/>
       </w:pPr>
       <w:r>
         <w:rPr>
-          <w:rFonts w:ascii="Calibri" w:hAnsi="Calibri" w:eastAsia="Calibri"/>
+          <w:rFonts w:eastAsia="Calibri"/>
           <w:sz w:val="20"/>
         </w:rPr>
         <w:t>The system will not allow AI to automatically mark tasks as Done, accept evidence, or score team members without human review.</w:t>
@@ -2549,11 +3725,10 @@
     <w:p>
       <w:pPr>
         <w:pStyle w:val="ListBullet"/>
-        <w:spacing w:after="80" w:line="264" w:lineRule="auto"/>
       </w:pPr>
       <w:r>
         <w:rPr>
-          <w:rFonts w:ascii="Calibri" w:hAnsi="Calibri" w:eastAsia="Calibri"/>
+          <w:rFonts w:eastAsia="Calibri"/>
           <w:sz w:val="20"/>
         </w:rPr>
         <w:t>Payment, commercial booking, and non-academic project management features are outside the project scope.</w:t>
@@ -2563,18 +3738,19 @@
       <w:pPr>
         <w:pStyle w:val="Heading2"/>
       </w:pPr>
+      <w:bookmarkStart w:id="11" w:name="_Toc230267594"/>
       <w:r>
         <w:t>2.3 Scope Boundaries and Assumptions</w:t>
       </w:r>
+      <w:bookmarkEnd w:id="11"/>
     </w:p>
     <w:p>
       <w:pPr>
-        <w:spacing w:before="0" w:after="120" w:line="269" w:lineRule="auto"/>
+        <w:spacing w:line="269" w:lineRule="auto"/>
       </w:pPr>
       <w:r>
         <w:rPr>
-          <w:rFonts w:ascii="Calibri" w:hAnsi="Calibri" w:eastAsia="Calibri"/>
-          <w:sz w:val="21"/>
+          <w:rFonts w:eastAsia="Calibri"/>
         </w:rPr>
         <w:t>The MVP should prioritize a reliable academic workflow over advanced automation. RTM status calculation should be rule-based first so that results are explainable and testable. AI-related features should operate as draft or suggestion mechanisms. GitHub integration should begin with webhook metadata and commit convention parsing instead of cloning and analyzing the entire source code repository.</w:t>
       </w:r>
@@ -2583,18 +3759,19 @@
       <w:pPr>
         <w:pStyle w:val="Heading1"/>
       </w:pPr>
+      <w:bookmarkStart w:id="12" w:name="_Toc230267595"/>
       <w:r>
         <w:t>3. Existing Systems and Gap Analysis</w:t>
       </w:r>
+      <w:bookmarkEnd w:id="12"/>
     </w:p>
     <w:p>
       <w:pPr>
-        <w:spacing w:before="0" w:after="120" w:line="269" w:lineRule="auto"/>
+        <w:spacing w:line="269" w:lineRule="auto"/>
       </w:pPr>
       <w:r>
         <w:rPr>
-          <w:rFonts w:ascii="Calibri" w:hAnsi="Calibri" w:eastAsia="Calibri"/>
-          <w:sz w:val="21"/>
+          <w:rFonts w:eastAsia="Calibri"/>
         </w:rPr>
         <w:t>Several existing tools can support parts of the project management process, but they do not fully solve the specific academic traceability and evidence needs of DevTrack AI. The following comparison summarizes the most relevant existing systems and their limitations for student software projects.</w:t>
       </w:r>
@@ -2602,56 +3779,56 @@
     <w:tbl>
       <w:tblPr>
         <w:tblStyle w:val="TableGrid"/>
-        <w:tblW w:type="auto" w:w="0"/>
+        <w:tblW w:w="0" w:type="auto"/>
         <w:jc w:val="center"/>
         <w:tblLayout w:type="fixed"/>
-        <w:tblLook w:firstColumn="1" w:firstRow="1" w:lastColumn="0" w:lastRow="0" w:noHBand="0" w:noVBand="1" w:val="04A0"/>
+        <w:tblLook w:val="04A0" w:firstRow="1" w:lastRow="0" w:firstColumn="1" w:lastColumn="0" w:noHBand="0" w:noVBand="1"/>
       </w:tblPr>
       <w:tblGrid>
-        <w:gridCol w:w="3264"/>
-        <w:gridCol w:w="3264"/>
-        <w:gridCol w:w="3264"/>
+        <w:gridCol w:w="2015"/>
+        <w:gridCol w:w="3311"/>
+        <w:gridCol w:w="4031"/>
       </w:tblGrid>
       <w:tr>
         <w:trPr>
-          <w:tblHeader w:val="true"/>
+          <w:tblHeader/>
+          <w:jc w:val="center"/>
         </w:trPr>
         <w:tc>
           <w:tcPr>
-            <w:tcW w:type="dxa" w:w="2015"/>
-            <w:shd w:fill="E8EEF5"/>
+            <w:tcW w:w="2015" w:type="dxa"/>
+            <w:shd w:val="clear" w:color="auto" w:fill="E8EEF5"/>
             <w:vAlign w:val="center"/>
           </w:tcPr>
           <w:p>
             <w:pPr>
               <w:spacing w:after="0" w:line="252" w:lineRule="auto"/>
             </w:pPr>
-            <w:r/>
-            <w:r>
-              <w:rPr>
-                <w:rFonts w:ascii="Calibri" w:hAnsi="Calibri" w:eastAsia="Calibri"/>
+            <w:r>
+              <w:rPr>
+                <w:rFonts w:eastAsia="Calibri"/>
                 <w:b/>
                 <w:color w:val="0B2545"/>
                 <w:sz w:val="18"/>
               </w:rPr>
+              <w:lastRenderedPageBreak/>
               <w:t>Existing System</w:t>
             </w:r>
           </w:p>
         </w:tc>
         <w:tc>
           <w:tcPr>
-            <w:tcW w:type="dxa" w:w="3311"/>
-            <w:shd w:fill="E8EEF5"/>
+            <w:tcW w:w="3311" w:type="dxa"/>
+            <w:shd w:val="clear" w:color="auto" w:fill="E8EEF5"/>
             <w:vAlign w:val="center"/>
           </w:tcPr>
           <w:p>
             <w:pPr>
               <w:spacing w:after="0" w:line="252" w:lineRule="auto"/>
             </w:pPr>
-            <w:r/>
-            <w:r>
-              <w:rPr>
-                <w:rFonts w:ascii="Calibri" w:hAnsi="Calibri" w:eastAsia="Calibri"/>
+            <w:r>
+              <w:rPr>
+                <w:rFonts w:eastAsia="Calibri"/>
                 <w:b/>
                 <w:color w:val="0B2545"/>
                 <w:sz w:val="18"/>
@@ -2662,18 +3839,17 @@
         </w:tc>
         <w:tc>
           <w:tcPr>
-            <w:tcW w:type="dxa" w:w="4031"/>
-            <w:shd w:fill="E8EEF5"/>
+            <w:tcW w:w="4031" w:type="dxa"/>
+            <w:shd w:val="clear" w:color="auto" w:fill="E8EEF5"/>
             <w:vAlign w:val="center"/>
           </w:tcPr>
           <w:p>
             <w:pPr>
               <w:spacing w:after="0" w:line="252" w:lineRule="auto"/>
             </w:pPr>
-            <w:r/>
-            <w:r>
-              <w:rPr>
-                <w:rFonts w:ascii="Calibri" w:hAnsi="Calibri" w:eastAsia="Calibri"/>
+            <w:r>
+              <w:rPr>
+                <w:rFonts w:eastAsia="Calibri"/>
                 <w:b/>
                 <w:color w:val="0B2545"/>
                 <w:sz w:val="18"/>
@@ -2684,21 +3860,22 @@
         </w:tc>
       </w:tr>
       <w:tr>
+        <w:trPr>
+          <w:jc w:val="center"/>
+        </w:trPr>
         <w:tc>
           <w:tcPr>
-            <w:tcW w:type="dxa" w:w="2015"/>
-            <w:shd w:fill="FFFFFF"/>
+            <w:tcW w:w="2015" w:type="dxa"/>
+            <w:shd w:val="clear" w:color="auto" w:fill="FFFFFF"/>
             <w:vAlign w:val="center"/>
           </w:tcPr>
           <w:p>
             <w:pPr>
               <w:spacing w:after="0" w:line="252" w:lineRule="auto"/>
             </w:pPr>
-            <w:r/>
-            <w:r>
-              <w:rPr>
-                <w:rFonts w:ascii="Calibri" w:hAnsi="Calibri" w:eastAsia="Calibri"/>
-                <w:b w:val="0"/>
+            <w:r>
+              <w:rPr>
+                <w:rFonts w:eastAsia="Calibri"/>
                 <w:sz w:val="18"/>
               </w:rPr>
               <w:t>Jira</w:t>
@@ -2707,19 +3884,17 @@
         </w:tc>
         <w:tc>
           <w:tcPr>
-            <w:tcW w:type="dxa" w:w="3311"/>
-            <w:shd w:fill="FFFFFF"/>
+            <w:tcW w:w="3311" w:type="dxa"/>
+            <w:shd w:val="clear" w:color="auto" w:fill="FFFFFF"/>
             <w:vAlign w:val="center"/>
           </w:tcPr>
           <w:p>
             <w:pPr>
               <w:spacing w:after="0" w:line="252" w:lineRule="auto"/>
             </w:pPr>
-            <w:r/>
-            <w:r>
-              <w:rPr>
-                <w:rFonts w:ascii="Calibri" w:hAnsi="Calibri" w:eastAsia="Calibri"/>
-                <w:b w:val="0"/>
+            <w:r>
+              <w:rPr>
+                <w:rFonts w:eastAsia="Calibri"/>
                 <w:sz w:val="18"/>
               </w:rPr>
               <w:t>Strong issue tracking, agile board, sprint management, workflow customization.</w:t>
@@ -2728,19 +3903,17 @@
         </w:tc>
         <w:tc>
           <w:tcPr>
-            <w:tcW w:type="dxa" w:w="4031"/>
-            <w:shd w:fill="FFFFFF"/>
+            <w:tcW w:w="4031" w:type="dxa"/>
+            <w:shd w:val="clear" w:color="auto" w:fill="FFFFFF"/>
             <w:vAlign w:val="center"/>
           </w:tcPr>
           <w:p>
             <w:pPr>
               <w:spacing w:after="0" w:line="252" w:lineRule="auto"/>
             </w:pPr>
-            <w:r/>
-            <w:r>
-              <w:rPr>
-                <w:rFonts w:ascii="Calibri" w:hAnsi="Calibri" w:eastAsia="Calibri"/>
-                <w:b w:val="0"/>
+            <w:r>
+              <w:rPr>
+                <w:rFonts w:eastAsia="Calibri"/>
                 <w:sz w:val="18"/>
               </w:rPr>
               <w:t>Designed for professional issue tracking; requirement-to-test-to-evidence traceability and academic evidence review are not central by default.</w:t>
@@ -2749,21 +3922,22 @@
         </w:tc>
       </w:tr>
       <w:tr>
+        <w:trPr>
+          <w:jc w:val="center"/>
+        </w:trPr>
         <w:tc>
           <w:tcPr>
-            <w:tcW w:type="dxa" w:w="2015"/>
-            <w:shd w:fill="FFFFFF"/>
+            <w:tcW w:w="2015" w:type="dxa"/>
+            <w:shd w:val="clear" w:color="auto" w:fill="FFFFFF"/>
             <w:vAlign w:val="center"/>
           </w:tcPr>
           <w:p>
             <w:pPr>
               <w:spacing w:after="0" w:line="252" w:lineRule="auto"/>
             </w:pPr>
-            <w:r/>
-            <w:r>
-              <w:rPr>
-                <w:rFonts w:ascii="Calibri" w:hAnsi="Calibri" w:eastAsia="Calibri"/>
-                <w:b w:val="0"/>
+            <w:r>
+              <w:rPr>
+                <w:rFonts w:eastAsia="Calibri"/>
                 <w:sz w:val="18"/>
               </w:rPr>
               <w:t>Trello</w:t>
@@ -2772,19 +3946,17 @@
         </w:tc>
         <w:tc>
           <w:tcPr>
-            <w:tcW w:type="dxa" w:w="3311"/>
-            <w:shd w:fill="FFFFFF"/>
+            <w:tcW w:w="3311" w:type="dxa"/>
+            <w:shd w:val="clear" w:color="auto" w:fill="FFFFFF"/>
             <w:vAlign w:val="center"/>
           </w:tcPr>
           <w:p>
             <w:pPr>
               <w:spacing w:after="0" w:line="252" w:lineRule="auto"/>
             </w:pPr>
-            <w:r/>
-            <w:r>
-              <w:rPr>
-                <w:rFonts w:ascii="Calibri" w:hAnsi="Calibri" w:eastAsia="Calibri"/>
-                <w:b w:val="0"/>
+            <w:r>
+              <w:rPr>
+                <w:rFonts w:eastAsia="Calibri"/>
                 <w:sz w:val="18"/>
               </w:rPr>
               <w:t>Simple Kanban board, easy for students to learn, lightweight task movement.</w:t>
@@ -2793,19 +3965,17 @@
         </w:tc>
         <w:tc>
           <w:tcPr>
-            <w:tcW w:type="dxa" w:w="4031"/>
-            <w:shd w:fill="FFFFFF"/>
+            <w:tcW w:w="4031" w:type="dxa"/>
+            <w:shd w:val="clear" w:color="auto" w:fill="FFFFFF"/>
             <w:vAlign w:val="center"/>
           </w:tcPr>
           <w:p>
             <w:pPr>
               <w:spacing w:after="0" w:line="252" w:lineRule="auto"/>
             </w:pPr>
-            <w:r/>
-            <w:r>
-              <w:rPr>
-                <w:rFonts w:ascii="Calibri" w:hAnsi="Calibri" w:eastAsia="Calibri"/>
-                <w:b w:val="0"/>
+            <w:r>
+              <w:rPr>
+                <w:rFonts w:eastAsia="Calibri"/>
                 <w:sz w:val="18"/>
               </w:rPr>
               <w:t>Good for visual task tracking but weak for requirement traceability, test coverage, evidence validation, and formal reporting.</w:t>
@@ -2814,21 +3984,22 @@
         </w:tc>
       </w:tr>
       <w:tr>
+        <w:trPr>
+          <w:jc w:val="center"/>
+        </w:trPr>
         <w:tc>
           <w:tcPr>
-            <w:tcW w:type="dxa" w:w="2015"/>
-            <w:shd w:fill="FFFFFF"/>
+            <w:tcW w:w="2015" w:type="dxa"/>
+            <w:shd w:val="clear" w:color="auto" w:fill="FFFFFF"/>
             <w:vAlign w:val="center"/>
           </w:tcPr>
           <w:p>
             <w:pPr>
               <w:spacing w:after="0" w:line="252" w:lineRule="auto"/>
             </w:pPr>
-            <w:r/>
-            <w:r>
-              <w:rPr>
-                <w:rFonts w:ascii="Calibri" w:hAnsi="Calibri" w:eastAsia="Calibri"/>
-                <w:b w:val="0"/>
+            <w:r>
+              <w:rPr>
+                <w:rFonts w:eastAsia="Calibri"/>
                 <w:sz w:val="18"/>
               </w:rPr>
               <w:t>GitHub Projects</w:t>
@@ -2837,19 +4008,17 @@
         </w:tc>
         <w:tc>
           <w:tcPr>
-            <w:tcW w:type="dxa" w:w="3311"/>
-            <w:shd w:fill="FFFFFF"/>
+            <w:tcW w:w="3311" w:type="dxa"/>
+            <w:shd w:val="clear" w:color="auto" w:fill="FFFFFF"/>
             <w:vAlign w:val="center"/>
           </w:tcPr>
           <w:p>
             <w:pPr>
               <w:spacing w:after="0" w:line="252" w:lineRule="auto"/>
             </w:pPr>
-            <w:r/>
-            <w:r>
-              <w:rPr>
-                <w:rFonts w:ascii="Calibri" w:hAnsi="Calibri" w:eastAsia="Calibri"/>
-                <w:b w:val="0"/>
+            <w:r>
+              <w:rPr>
+                <w:rFonts w:eastAsia="Calibri"/>
                 <w:sz w:val="18"/>
               </w:rPr>
               <w:t>Close to source code, issues, pull requests, commits, and repository activity.</w:t>
@@ -2858,19 +4027,17 @@
         </w:tc>
         <w:tc>
           <w:tcPr>
-            <w:tcW w:type="dxa" w:w="4031"/>
-            <w:shd w:fill="FFFFFF"/>
+            <w:tcW w:w="4031" w:type="dxa"/>
+            <w:shd w:val="clear" w:color="auto" w:fill="FFFFFF"/>
             <w:vAlign w:val="center"/>
           </w:tcPr>
           <w:p>
             <w:pPr>
               <w:spacing w:after="0" w:line="252" w:lineRule="auto"/>
             </w:pPr>
-            <w:r/>
-            <w:r>
-              <w:rPr>
-                <w:rFonts w:ascii="Calibri" w:hAnsi="Calibri" w:eastAsia="Calibri"/>
-                <w:b w:val="0"/>
+            <w:r>
+              <w:rPr>
+                <w:rFonts w:eastAsia="Calibri"/>
                 <w:sz w:val="18"/>
               </w:rPr>
               <w:t>Useful for development tracking but does not provide complete academic RTM, accepted evidence logic, mentor review workflow, or AI report governance.</w:t>
@@ -2879,21 +4046,22 @@
         </w:tc>
       </w:tr>
       <w:tr>
+        <w:trPr>
+          <w:jc w:val="center"/>
+        </w:trPr>
         <w:tc>
           <w:tcPr>
-            <w:tcW w:type="dxa" w:w="2015"/>
-            <w:shd w:fill="FFFFFF"/>
+            <w:tcW w:w="2015" w:type="dxa"/>
+            <w:shd w:val="clear" w:color="auto" w:fill="FFFFFF"/>
             <w:vAlign w:val="center"/>
           </w:tcPr>
           <w:p>
             <w:pPr>
               <w:spacing w:after="0" w:line="252" w:lineRule="auto"/>
             </w:pPr>
-            <w:r/>
-            <w:r>
-              <w:rPr>
-                <w:rFonts w:ascii="Calibri" w:hAnsi="Calibri" w:eastAsia="Calibri"/>
-                <w:b w:val="0"/>
+            <w:r>
+              <w:rPr>
+                <w:rFonts w:eastAsia="Calibri"/>
                 <w:sz w:val="18"/>
               </w:rPr>
               <w:t>Notion / Google Sheets</w:t>
@@ -2902,19 +4070,17 @@
         </w:tc>
         <w:tc>
           <w:tcPr>
-            <w:tcW w:type="dxa" w:w="3311"/>
-            <w:shd w:fill="FFFFFF"/>
+            <w:tcW w:w="3311" w:type="dxa"/>
+            <w:shd w:val="clear" w:color="auto" w:fill="FFFFFF"/>
             <w:vAlign w:val="center"/>
           </w:tcPr>
           <w:p>
             <w:pPr>
               <w:spacing w:after="0" w:line="252" w:lineRule="auto"/>
             </w:pPr>
-            <w:r/>
-            <w:r>
-              <w:rPr>
-                <w:rFonts w:ascii="Calibri" w:hAnsi="Calibri" w:eastAsia="Calibri"/>
-                <w:b w:val="0"/>
+            <w:r>
+              <w:rPr>
+                <w:rFonts w:eastAsia="Calibri"/>
                 <w:sz w:val="18"/>
               </w:rPr>
               <w:t>Flexible documentation and manual tracking, easy collaboration.</w:t>
@@ -2923,19 +4089,17 @@
         </w:tc>
         <w:tc>
           <w:tcPr>
-            <w:tcW w:type="dxa" w:w="4031"/>
-            <w:shd w:fill="FFFFFF"/>
+            <w:tcW w:w="4031" w:type="dxa"/>
+            <w:shd w:val="clear" w:color="auto" w:fill="FFFFFF"/>
             <w:vAlign w:val="center"/>
           </w:tcPr>
           <w:p>
             <w:pPr>
               <w:spacing w:after="0" w:line="252" w:lineRule="auto"/>
             </w:pPr>
-            <w:r/>
-            <w:r>
-              <w:rPr>
-                <w:rFonts w:ascii="Calibri" w:hAnsi="Calibri" w:eastAsia="Calibri"/>
-                <w:b w:val="0"/>
+            <w:r>
+              <w:rPr>
+                <w:rFonts w:eastAsia="Calibri"/>
                 <w:sz w:val="18"/>
               </w:rPr>
               <w:t>Highly manual; data consistency, permission control, trace link validation, and automated reporting are difficult to maintain.</w:t>
@@ -2944,21 +4108,22 @@
         </w:tc>
       </w:tr>
       <w:tr>
+        <w:trPr>
+          <w:jc w:val="center"/>
+        </w:trPr>
         <w:tc>
           <w:tcPr>
-            <w:tcW w:type="dxa" w:w="2015"/>
-            <w:shd w:fill="FFFFFF"/>
+            <w:tcW w:w="2015" w:type="dxa"/>
+            <w:shd w:val="clear" w:color="auto" w:fill="FFFFFF"/>
             <w:vAlign w:val="center"/>
           </w:tcPr>
           <w:p>
             <w:pPr>
               <w:spacing w:after="0" w:line="252" w:lineRule="auto"/>
             </w:pPr>
-            <w:r/>
-            <w:r>
-              <w:rPr>
-                <w:rFonts w:ascii="Calibri" w:hAnsi="Calibri" w:eastAsia="Calibri"/>
-                <w:b w:val="0"/>
+            <w:r>
+              <w:rPr>
+                <w:rFonts w:eastAsia="Calibri"/>
                 <w:sz w:val="18"/>
               </w:rPr>
               <w:t>LMS / Course Submission Tools</w:t>
@@ -2967,19 +4132,17 @@
         </w:tc>
         <w:tc>
           <w:tcPr>
-            <w:tcW w:type="dxa" w:w="3311"/>
-            <w:shd w:fill="FFFFFF"/>
+            <w:tcW w:w="3311" w:type="dxa"/>
+            <w:shd w:val="clear" w:color="auto" w:fill="FFFFFF"/>
             <w:vAlign w:val="center"/>
           </w:tcPr>
           <w:p>
             <w:pPr>
               <w:spacing w:after="0" w:line="252" w:lineRule="auto"/>
             </w:pPr>
-            <w:r/>
-            <w:r>
-              <w:rPr>
-                <w:rFonts w:ascii="Calibri" w:hAnsi="Calibri" w:eastAsia="Calibri"/>
-                <w:b w:val="0"/>
+            <w:r>
+              <w:rPr>
+                <w:rFonts w:eastAsia="Calibri"/>
                 <w:sz w:val="18"/>
               </w:rPr>
               <w:t>Suitable for submitting final files and receiving instructor feedback.</w:t>
@@ -2988,19 +4151,17 @@
         </w:tc>
         <w:tc>
           <w:tcPr>
-            <w:tcW w:type="dxa" w:w="4031"/>
-            <w:shd w:fill="FFFFFF"/>
+            <w:tcW w:w="4031" w:type="dxa"/>
+            <w:shd w:val="clear" w:color="auto" w:fill="FFFFFF"/>
             <w:vAlign w:val="center"/>
           </w:tcPr>
           <w:p>
             <w:pPr>
               <w:spacing w:after="0" w:line="252" w:lineRule="auto"/>
             </w:pPr>
-            <w:r/>
-            <w:r>
-              <w:rPr>
-                <w:rFonts w:ascii="Calibri" w:hAnsi="Calibri" w:eastAsia="Calibri"/>
-                <w:b w:val="0"/>
+            <w:r>
+              <w:rPr>
+                <w:rFonts w:eastAsia="Calibri"/>
                 <w:sz w:val="18"/>
               </w:rPr>
               <w:t>Usually focused on final submission rather than day-to-day requirement, task, test, evidence, and GitHub traceability.</w:t>
@@ -3018,18 +4179,19 @@
       <w:pPr>
         <w:pStyle w:val="Heading2"/>
       </w:pPr>
+      <w:bookmarkStart w:id="13" w:name="_Toc230267596"/>
       <w:r>
         <w:t>3.1 Key Gaps Identified</w:t>
       </w:r>
+      <w:bookmarkEnd w:id="13"/>
     </w:p>
     <w:p>
       <w:pPr>
         <w:pStyle w:val="ListBullet"/>
-        <w:spacing w:after="80" w:line="264" w:lineRule="auto"/>
       </w:pPr>
       <w:r>
         <w:rPr>
-          <w:rFonts w:ascii="Calibri" w:hAnsi="Calibri" w:eastAsia="Calibri"/>
+          <w:rFonts w:eastAsia="Calibri"/>
           <w:sz w:val="20"/>
         </w:rPr>
         <w:t>Existing tools often track tasks but do not clearly prove whether each requirement is implemented, tested, and supported by accepted evidence.</w:t>
@@ -3038,11 +4200,10 @@
     <w:p>
       <w:pPr>
         <w:pStyle w:val="ListBullet"/>
-        <w:spacing w:after="80" w:line="264" w:lineRule="auto"/>
       </w:pPr>
       <w:r>
         <w:rPr>
-          <w:rFonts w:ascii="Calibri" w:hAnsi="Calibri" w:eastAsia="Calibri"/>
+          <w:rFonts w:eastAsia="Calibri"/>
           <w:sz w:val="20"/>
         </w:rPr>
         <w:t>Testing artifacts and bug reports are often separated from requirement and task management.</w:t>
@@ -3051,11 +4212,10 @@
     <w:p>
       <w:pPr>
         <w:pStyle w:val="ListBullet"/>
-        <w:spacing w:after="80" w:line="264" w:lineRule="auto"/>
       </w:pPr>
       <w:r>
         <w:rPr>
-          <w:rFonts w:ascii="Calibri" w:hAnsi="Calibri" w:eastAsia="Calibri"/>
+          <w:rFonts w:eastAsia="Calibri"/>
           <w:sz w:val="20"/>
         </w:rPr>
         <w:t>Evidence is usually uploaded as links or files without a formal review status such as Pending, Accepted, Rejected, or Needs Clarification.</w:t>
@@ -3064,11 +4224,10 @@
     <w:p>
       <w:pPr>
         <w:pStyle w:val="ListBullet"/>
-        <w:spacing w:after="80" w:line="264" w:lineRule="auto"/>
       </w:pPr>
       <w:r>
         <w:rPr>
-          <w:rFonts w:ascii="Calibri" w:hAnsi="Calibri" w:eastAsia="Calibri"/>
+          <w:rFonts w:eastAsia="Calibri"/>
           <w:sz w:val="20"/>
         </w:rPr>
         <w:t>GitHub activity is rarely linked back to project requirements or tasks unless the team manually enforces conventions.</w:t>
@@ -3077,11 +4236,10 @@
     <w:p>
       <w:pPr>
         <w:pStyle w:val="ListBullet"/>
-        <w:spacing w:after="80" w:line="264" w:lineRule="auto"/>
       </w:pPr>
       <w:r>
         <w:rPr>
-          <w:rFonts w:ascii="Calibri" w:hAnsi="Calibri" w:eastAsia="Calibri"/>
+          <w:rFonts w:eastAsia="Calibri"/>
           <w:sz w:val="20"/>
         </w:rPr>
         <w:t>AI usage is not usually logged, reviewed, or connected to academic reflection, which can reduce transparency in student projects.</w:t>
@@ -3091,18 +4249,19 @@
       <w:pPr>
         <w:pStyle w:val="Heading1"/>
       </w:pPr>
+      <w:bookmarkStart w:id="14" w:name="_Toc230267597"/>
       <w:r>
         <w:t>4. Proposed System Summary</w:t>
       </w:r>
+      <w:bookmarkEnd w:id="14"/>
     </w:p>
     <w:p>
       <w:pPr>
-        <w:spacing w:before="0" w:after="120" w:line="269" w:lineRule="auto"/>
+        <w:spacing w:line="269" w:lineRule="auto"/>
       </w:pPr>
       <w:r>
         <w:rPr>
-          <w:rFonts w:ascii="Calibri" w:hAnsi="Calibri" w:eastAsia="Calibri"/>
-          <w:sz w:val="21"/>
+          <w:rFonts w:eastAsia="Calibri"/>
         </w:rPr>
         <w:t>DevTrack AI is proposed as a focused academic project workspace that combines project management, requirement traceability, evidence validation, testing visibility, GitHub metadata, and AI-assisted reporting. The system should keep official project state under human control while using AI to suggest, summarize, and highlight missing information.</w:t>
       </w:r>
@@ -3110,33 +4269,33 @@
     <w:tbl>
       <w:tblPr>
         <w:tblStyle w:val="TableGrid"/>
-        <w:tblW w:type="auto" w:w="0"/>
+        <w:tblW w:w="0" w:type="auto"/>
         <w:jc w:val="center"/>
         <w:tblLayout w:type="fixed"/>
-        <w:tblLook w:firstColumn="1" w:firstRow="1" w:lastColumn="0" w:lastRow="0" w:noHBand="0" w:noVBand="1" w:val="04A0"/>
+        <w:tblLook w:val="04A0" w:firstRow="1" w:lastRow="0" w:firstColumn="1" w:lastColumn="0" w:noHBand="0" w:noVBand="1"/>
       </w:tblPr>
       <w:tblGrid>
-        <w:gridCol w:w="4896"/>
-        <w:gridCol w:w="4896"/>
+        <w:gridCol w:w="2448"/>
+        <w:gridCol w:w="6912"/>
       </w:tblGrid>
       <w:tr>
         <w:trPr>
-          <w:tblHeader w:val="true"/>
+          <w:tblHeader/>
+          <w:jc w:val="center"/>
         </w:trPr>
         <w:tc>
           <w:tcPr>
-            <w:tcW w:type="dxa" w:w="2448"/>
-            <w:shd w:fill="E8EEF5"/>
+            <w:tcW w:w="2448" w:type="dxa"/>
+            <w:shd w:val="clear" w:color="auto" w:fill="E8EEF5"/>
             <w:vAlign w:val="center"/>
           </w:tcPr>
           <w:p>
             <w:pPr>
               <w:spacing w:after="0" w:line="252" w:lineRule="auto"/>
             </w:pPr>
-            <w:r/>
-            <w:r>
-              <w:rPr>
-                <w:rFonts w:ascii="Calibri" w:hAnsi="Calibri" w:eastAsia="Calibri"/>
+            <w:r>
+              <w:rPr>
+                <w:rFonts w:eastAsia="Calibri"/>
                 <w:b/>
                 <w:color w:val="0B2545"/>
                 <w:sz w:val="18"/>
@@ -3147,18 +4306,17 @@
         </w:tc>
         <w:tc>
           <w:tcPr>
-            <w:tcW w:type="dxa" w:w="6912"/>
-            <w:shd w:fill="E8EEF5"/>
+            <w:tcW w:w="6912" w:type="dxa"/>
+            <w:shd w:val="clear" w:color="auto" w:fill="E8EEF5"/>
             <w:vAlign w:val="center"/>
           </w:tcPr>
           <w:p>
             <w:pPr>
               <w:spacing w:after="0" w:line="252" w:lineRule="auto"/>
             </w:pPr>
-            <w:r/>
-            <w:r>
-              <w:rPr>
-                <w:rFonts w:ascii="Calibri" w:hAnsi="Calibri" w:eastAsia="Calibri"/>
+            <w:r>
+              <w:rPr>
+                <w:rFonts w:eastAsia="Calibri"/>
                 <w:b/>
                 <w:color w:val="0B2545"/>
                 <w:sz w:val="18"/>
@@ -3169,21 +4327,22 @@
         </w:tc>
       </w:tr>
       <w:tr>
+        <w:trPr>
+          <w:jc w:val="center"/>
+        </w:trPr>
         <w:tc>
           <w:tcPr>
-            <w:tcW w:type="dxa" w:w="2448"/>
-            <w:shd w:fill="FFFFFF"/>
+            <w:tcW w:w="2448" w:type="dxa"/>
+            <w:shd w:val="clear" w:color="auto" w:fill="FFFFFF"/>
             <w:vAlign w:val="center"/>
           </w:tcPr>
           <w:p>
             <w:pPr>
               <w:spacing w:after="0" w:line="252" w:lineRule="auto"/>
             </w:pPr>
-            <w:r/>
-            <w:r>
-              <w:rPr>
-                <w:rFonts w:ascii="Calibri" w:hAnsi="Calibri" w:eastAsia="Calibri"/>
-                <w:b w:val="0"/>
+            <w:r>
+              <w:rPr>
+                <w:rFonts w:eastAsia="Calibri"/>
                 <w:sz w:val="18"/>
               </w:rPr>
               <w:t>Traceability</w:t>
@@ -3192,19 +4351,17 @@
         </w:tc>
         <w:tc>
           <w:tcPr>
-            <w:tcW w:type="dxa" w:w="6912"/>
-            <w:shd w:fill="FFFFFF"/>
+            <w:tcW w:w="6912" w:type="dxa"/>
+            <w:shd w:val="clear" w:color="auto" w:fill="FFFFFF"/>
             <w:vAlign w:val="center"/>
           </w:tcPr>
           <w:p>
             <w:pPr>
               <w:spacing w:after="0" w:line="252" w:lineRule="auto"/>
             </w:pPr>
-            <w:r/>
-            <w:r>
-              <w:rPr>
-                <w:rFonts w:ascii="Calibri" w:hAnsi="Calibri" w:eastAsia="Calibri"/>
-                <w:b w:val="0"/>
+            <w:r>
+              <w:rPr>
+                <w:rFonts w:eastAsia="Calibri"/>
                 <w:sz w:val="18"/>
               </w:rPr>
               <w:t>Connect Requirement -&gt; Use Case -&gt; Task -&gt; Test Case -&gt; Bug/Defect -&gt; Evidence -&gt; RTM -&gt; Report.</w:t>
@@ -3213,21 +4370,22 @@
         </w:tc>
       </w:tr>
       <w:tr>
+        <w:trPr>
+          <w:jc w:val="center"/>
+        </w:trPr>
         <w:tc>
           <w:tcPr>
-            <w:tcW w:type="dxa" w:w="2448"/>
-            <w:shd w:fill="FFFFFF"/>
+            <w:tcW w:w="2448" w:type="dxa"/>
+            <w:shd w:val="clear" w:color="auto" w:fill="FFFFFF"/>
             <w:vAlign w:val="center"/>
           </w:tcPr>
           <w:p>
             <w:pPr>
               <w:spacing w:after="0" w:line="252" w:lineRule="auto"/>
             </w:pPr>
-            <w:r/>
-            <w:r>
-              <w:rPr>
-                <w:rFonts w:ascii="Calibri" w:hAnsi="Calibri" w:eastAsia="Calibri"/>
-                <w:b w:val="0"/>
+            <w:r>
+              <w:rPr>
+                <w:rFonts w:eastAsia="Calibri"/>
                 <w:sz w:val="18"/>
               </w:rPr>
               <w:t>Evidence-based progress</w:t>
@@ -3236,19 +4394,17 @@
         </w:tc>
         <w:tc>
           <w:tcPr>
-            <w:tcW w:type="dxa" w:w="6912"/>
-            <w:shd w:fill="FFFFFF"/>
+            <w:tcW w:w="6912" w:type="dxa"/>
+            <w:shd w:val="clear" w:color="auto" w:fill="FFFFFF"/>
             <w:vAlign w:val="center"/>
           </w:tcPr>
           <w:p>
             <w:pPr>
               <w:spacing w:after="0" w:line="252" w:lineRule="auto"/>
             </w:pPr>
-            <w:r/>
-            <w:r>
-              <w:rPr>
-                <w:rFonts w:ascii="Calibri" w:hAnsi="Calibri" w:eastAsia="Calibri"/>
-                <w:b w:val="0"/>
+            <w:r>
+              <w:rPr>
+                <w:rFonts w:eastAsia="Calibri"/>
                 <w:sz w:val="18"/>
               </w:rPr>
               <w:t>Require evidence review and count only accepted evidence in RTM completion logic.</w:t>
@@ -3257,21 +4413,22 @@
         </w:tc>
       </w:tr>
       <w:tr>
+        <w:trPr>
+          <w:jc w:val="center"/>
+        </w:trPr>
         <w:tc>
           <w:tcPr>
-            <w:tcW w:type="dxa" w:w="2448"/>
-            <w:shd w:fill="FFFFFF"/>
+            <w:tcW w:w="2448" w:type="dxa"/>
+            <w:shd w:val="clear" w:color="auto" w:fill="FFFFFF"/>
             <w:vAlign w:val="center"/>
           </w:tcPr>
           <w:p>
             <w:pPr>
               <w:spacing w:after="0" w:line="252" w:lineRule="auto"/>
             </w:pPr>
-            <w:r/>
-            <w:r>
-              <w:rPr>
-                <w:rFonts w:ascii="Calibri" w:hAnsi="Calibri" w:eastAsia="Calibri"/>
-                <w:b w:val="0"/>
+            <w:r>
+              <w:rPr>
+                <w:rFonts w:eastAsia="Calibri"/>
                 <w:sz w:val="18"/>
               </w:rPr>
               <w:t>Mentor visibility</w:t>
@@ -3280,19 +4437,17 @@
         </w:tc>
         <w:tc>
           <w:tcPr>
-            <w:tcW w:type="dxa" w:w="6912"/>
-            <w:shd w:fill="FFFFFF"/>
+            <w:tcW w:w="6912" w:type="dxa"/>
+            <w:shd w:val="clear" w:color="auto" w:fill="FFFFFF"/>
             <w:vAlign w:val="center"/>
           </w:tcPr>
           <w:p>
             <w:pPr>
               <w:spacing w:after="0" w:line="252" w:lineRule="auto"/>
             </w:pPr>
-            <w:r/>
-            <w:r>
-              <w:rPr>
-                <w:rFonts w:ascii="Calibri" w:hAnsi="Calibri" w:eastAsia="Calibri"/>
-                <w:b w:val="0"/>
+            <w:r>
+              <w:rPr>
+                <w:rFonts w:eastAsia="Calibri"/>
                 <w:sz w:val="18"/>
               </w:rPr>
               <w:t>Provide read-only overview, RTM, evidence, weekly reports, and contribution indicators.</w:t>
@@ -3301,21 +4456,22 @@
         </w:tc>
       </w:tr>
       <w:tr>
+        <w:trPr>
+          <w:jc w:val="center"/>
+        </w:trPr>
         <w:tc>
           <w:tcPr>
-            <w:tcW w:type="dxa" w:w="2448"/>
-            <w:shd w:fill="FFFFFF"/>
+            <w:tcW w:w="2448" w:type="dxa"/>
+            <w:shd w:val="clear" w:color="auto" w:fill="FFFFFF"/>
             <w:vAlign w:val="center"/>
           </w:tcPr>
           <w:p>
             <w:pPr>
               <w:spacing w:after="0" w:line="252" w:lineRule="auto"/>
             </w:pPr>
-            <w:r/>
-            <w:r>
-              <w:rPr>
-                <w:rFonts w:ascii="Calibri" w:hAnsi="Calibri" w:eastAsia="Calibri"/>
-                <w:b w:val="0"/>
+            <w:r>
+              <w:rPr>
+                <w:rFonts w:eastAsia="Calibri"/>
                 <w:sz w:val="18"/>
               </w:rPr>
               <w:t>AI transparency</w:t>
@@ -3324,19 +4480,17 @@
         </w:tc>
         <w:tc>
           <w:tcPr>
-            <w:tcW w:type="dxa" w:w="6912"/>
-            <w:shd w:fill="FFFFFF"/>
+            <w:tcW w:w="6912" w:type="dxa"/>
+            <w:shd w:val="clear" w:color="auto" w:fill="FFFFFF"/>
             <w:vAlign w:val="center"/>
           </w:tcPr>
           <w:p>
             <w:pPr>
               <w:spacing w:after="0" w:line="252" w:lineRule="auto"/>
             </w:pPr>
-            <w:r/>
-            <w:r>
-              <w:rPr>
-                <w:rFonts w:ascii="Calibri" w:hAnsi="Calibri" w:eastAsia="Calibri"/>
-                <w:b w:val="0"/>
+            <w:r>
+              <w:rPr>
+                <w:rFonts w:eastAsia="Calibri"/>
                 <w:sz w:val="18"/>
               </w:rPr>
               <w:t>Treat AI output as draft and require user review before applying it to official project data.</w:t>
@@ -3345,21 +4499,22 @@
         </w:tc>
       </w:tr>
       <w:tr>
+        <w:trPr>
+          <w:jc w:val="center"/>
+        </w:trPr>
         <w:tc>
           <w:tcPr>
-            <w:tcW w:type="dxa" w:w="2448"/>
-            <w:shd w:fill="FFFFFF"/>
+            <w:tcW w:w="2448" w:type="dxa"/>
+            <w:shd w:val="clear" w:color="auto" w:fill="FFFFFF"/>
             <w:vAlign w:val="center"/>
           </w:tcPr>
           <w:p>
             <w:pPr>
               <w:spacing w:after="0" w:line="252" w:lineRule="auto"/>
             </w:pPr>
-            <w:r/>
-            <w:r>
-              <w:rPr>
-                <w:rFonts w:ascii="Calibri" w:hAnsi="Calibri" w:eastAsia="Calibri"/>
-                <w:b w:val="0"/>
+            <w:r>
+              <w:rPr>
+                <w:rFonts w:eastAsia="Calibri"/>
                 <w:sz w:val="18"/>
               </w:rPr>
               <w:t>Code insight</w:t>
@@ -3368,19 +4523,17 @@
         </w:tc>
         <w:tc>
           <w:tcPr>
-            <w:tcW w:type="dxa" w:w="6912"/>
-            <w:shd w:fill="FFFFFF"/>
+            <w:tcW w:w="6912" w:type="dxa"/>
+            <w:shd w:val="clear" w:color="auto" w:fill="FFFFFF"/>
             <w:vAlign w:val="center"/>
           </w:tcPr>
           <w:p>
             <w:pPr>
               <w:spacing w:after="0" w:line="252" w:lineRule="auto"/>
             </w:pPr>
-            <w:r/>
-            <w:r>
-              <w:rPr>
-                <w:rFonts w:ascii="Calibri" w:hAnsi="Calibri" w:eastAsia="Calibri"/>
-                <w:b w:val="0"/>
+            <w:r>
+              <w:rPr>
+                <w:rFonts w:eastAsia="Calibri"/>
                 <w:sz w:val="18"/>
               </w:rPr>
               <w:t>Use GitHub webhook metadata and conventional commit parsing to link code activity with project artifacts.</w:t>
@@ -4108,7 +5261,7 @@
       <w:outlineLvl w:val="0"/>
     </w:pPr>
     <w:rPr>
-      <w:rFonts w:asciiTheme="majorHAnsi" w:eastAsiaTheme="majorEastAsia" w:hAnsiTheme="majorHAnsi" w:cstheme="majorBidi" w:ascii="Calibri" w:hAnsi="Calibri"/>
+      <w:rFonts w:asciiTheme="majorHAnsi" w:eastAsiaTheme="majorEastAsia" w:hAnsiTheme="majorHAnsi" w:cstheme="majorBidi"/>
       <w:b/>
       <w:bCs/>
       <w:color w:val="1F4E79"/>
@@ -4128,11 +5281,11 @@
     <w:pPr>
       <w:keepNext/>
       <w:keepLines/>
-      <w:spacing w:before="240" w:after="120"/>
+      <w:spacing w:before="240"/>
       <w:outlineLvl w:val="1"/>
     </w:pPr>
     <w:rPr>
-      <w:rFonts w:asciiTheme="majorHAnsi" w:eastAsiaTheme="majorEastAsia" w:hAnsiTheme="majorHAnsi" w:cstheme="majorBidi" w:ascii="Calibri" w:hAnsi="Calibri"/>
+      <w:rFonts w:asciiTheme="majorHAnsi" w:eastAsiaTheme="majorEastAsia" w:hAnsiTheme="majorHAnsi" w:cstheme="majorBidi"/>
       <w:b/>
       <w:bCs/>
       <w:color w:val="1F4E79"/>
@@ -4156,7 +5309,7 @@
       <w:outlineLvl w:val="2"/>
     </w:pPr>
     <w:rPr>
-      <w:rFonts w:asciiTheme="majorHAnsi" w:eastAsiaTheme="majorEastAsia" w:hAnsiTheme="majorHAnsi" w:cstheme="majorBidi" w:ascii="Calibri" w:hAnsi="Calibri"/>
+      <w:rFonts w:asciiTheme="majorHAnsi" w:eastAsiaTheme="majorEastAsia" w:hAnsiTheme="majorHAnsi" w:cstheme="majorBidi"/>
       <w:b/>
       <w:bCs/>
       <w:color w:val="0B2545"/>
@@ -5018,7 +6171,6 @@
     <w:basedOn w:val="Heading1"/>
     <w:next w:val="Normal"/>
     <w:uiPriority w:val="39"/>
-    <w:semiHidden/>
     <w:unhideWhenUsed/>
     <w:qFormat/>
     <w:rsid w:val="00FC693F"/>
@@ -15079,6 +16231,63 @@
         <w:shd w:val="clear" w:color="auto" w:fill="FBCAA2" w:themeFill="accent6" w:themeFillTint="7F"/>
       </w:tcPr>
     </w:tblStylePr>
+  </w:style>
+  <w:style w:type="paragraph" w:styleId="TOC1">
+    <w:name w:val="toc 1"/>
+    <w:basedOn w:val="Normal"/>
+    <w:next w:val="Normal"/>
+    <w:autoRedefine/>
+    <w:uiPriority w:val="39"/>
+    <w:unhideWhenUsed/>
+    <w:rsid w:val="000A0651"/>
+    <w:pPr>
+      <w:spacing w:before="60" w:after="60"/>
+    </w:pPr>
+    <w:rPr>
+      <w:b/>
+    </w:rPr>
+  </w:style>
+  <w:style w:type="paragraph" w:styleId="TOC2">
+    <w:name w:val="toc 2"/>
+    <w:basedOn w:val="Normal"/>
+    <w:next w:val="Normal"/>
+    <w:autoRedefine/>
+    <w:uiPriority w:val="39"/>
+    <w:unhideWhenUsed/>
+    <w:rsid w:val="000A0651"/>
+    <w:pPr>
+      <w:spacing w:after="100"/>
+      <w:ind w:left="210"/>
+    </w:pPr>
+  </w:style>
+  <w:style w:type="character" w:styleId="Hyperlink">
+    <w:name w:val="Hyperlink"/>
+    <w:basedOn w:val="DefaultParagraphFont"/>
+    <w:uiPriority w:val="99"/>
+    <w:unhideWhenUsed/>
+    <w:rsid w:val="000A0651"/>
+    <w:rPr>
+      <w:color w:val="0000FF" w:themeColor="hyperlink"/>
+      <w:u w:val="single"/>
+    </w:rPr>
+  </w:style>
+  <w:style w:type="paragraph" w:styleId="TOC3">
+    <w:name w:val="toc 3"/>
+    <w:basedOn w:val="Normal"/>
+    <w:next w:val="Normal"/>
+    <w:autoRedefine/>
+    <w:uiPriority w:val="39"/>
+    <w:unhideWhenUsed/>
+    <w:rsid w:val="000A0651"/>
+    <w:pPr>
+      <w:spacing w:after="100" w:line="259" w:lineRule="auto"/>
+      <w:ind w:left="440"/>
+    </w:pPr>
+    <w:rPr>
+      <w:rFonts w:asciiTheme="minorHAnsi" w:hAnsiTheme="minorHAnsi" w:cs="Times New Roman"/>
+      <w:sz w:val="22"/>
+      <w:lang w:val="vi-VN" w:eastAsia="vi-VN"/>
+    </w:rPr>
   </w:style>
 </w:styles>
 </file>
